--- a/docs/tables/entire/sec7_lm_d365_surv.docx
+++ b/docs/tables/entire/sec7_lm_d365_surv.docx
@@ -2043,113 +2043,113 @@
                 <w:szCs w:val="22"/>
                 <w:color w:val="000000"/>
               </w:rPr>
-              <w:t xml:space="preserve">-2.8</w:t>
-            </w:r>
-          </w:p>
-        </w:tc>
-        <w:tc>
-          <w:tcPr>
-            <w:tcBorders>
-              <w:bottom w:val="none" w:sz="0" w:space="0" w:color="000000"/>
-              <w:top w:val="none" w:sz="0" w:space="0" w:color="000000"/>
-              <w:left w:val="none" w:sz="0" w:space="0" w:color="000000"/>
-              <w:right w:val="none" w:sz="0" w:space="0" w:color="000000"/>
-            </w:tcBorders>
-            <w:shd w:val="clear" w:color="auto" w:fill="FFFFFF"/>
-            <w:tcMar>
-              <w:top w:w="0" w:type="dxa"/>
-              <w:bottom w:w="0" w:type="dxa"/>
-              <w:left w:w="0" w:type="dxa"/>
-              <w:right w:w="0" w:type="dxa"/>
-            </w:tcMar>
-            <w:vAlign w:val="top"/>
-          </w:tcPr>
-          <w:p>
-            <w:pPr>
-              <w:pStyle w:val="Normal"/>
-              <w:jc w:val="center"/>
-              <w:pBdr>
-                <w:bottom w:val="none" w:sz="0" w:space="0" w:color="000000"/>
-                <w:top w:val="none" w:sz="0" w:space="0" w:color="000000"/>
-                <w:left w:val="none" w:sz="0" w:space="0" w:color="000000"/>
-                <w:right w:val="none" w:sz="0" w:space="0" w:color="000000"/>
-              </w:pBdr>
-              <w:spacing w:after="100" w:before="100" w:line="240"/>
-              <w:ind w:left="100" w:right="100" w:firstLine="0" w:firstLineChars="0"/>
-              <w:rPr>
-                <w:rFonts w:ascii="Helvetica" w:hAnsi="Helvetica" w:eastAsia="Helvetica" w:cs="Helvetica"/>
-                <w:i w:val="false"/>
-                <w:b w:val="false"/>
-                <w:u w:val="none"/>
-                <w:sz w:val="22"/>
-                <w:szCs w:val="22"/>
-                <w:color w:val="000000"/>
-              </w:rPr>
-            </w:pPr>
-            <w:r>
-              <w:rPr>
-                <w:rFonts w:ascii="Helvetica" w:hAnsi="Helvetica" w:eastAsia="Helvetica" w:cs="Helvetica"/>
-                <w:i w:val="false"/>
-                <w:b w:val="false"/>
-                <w:u w:val="none"/>
-                <w:sz w:val="22"/>
-                <w:szCs w:val="22"/>
-                <w:color w:val="000000"/>
-              </w:rPr>
-              <w:t xml:space="preserve">-5.5, -0.07</w:t>
-            </w:r>
-          </w:p>
-        </w:tc>
-        <w:tc>
-          <w:tcPr>
-            <w:tcBorders>
-              <w:bottom w:val="none" w:sz="0" w:space="0" w:color="000000"/>
-              <w:top w:val="none" w:sz="0" w:space="0" w:color="000000"/>
-              <w:left w:val="none" w:sz="0" w:space="0" w:color="000000"/>
-              <w:right w:val="none" w:sz="0" w:space="0" w:color="000000"/>
-            </w:tcBorders>
-            <w:shd w:val="clear" w:color="auto" w:fill="FFFFFF"/>
-            <w:tcMar>
-              <w:top w:w="0" w:type="dxa"/>
-              <w:bottom w:w="0" w:type="dxa"/>
-              <w:left w:w="0" w:type="dxa"/>
-              <w:right w:w="0" w:type="dxa"/>
-            </w:tcMar>
-            <w:vAlign w:val="top"/>
-          </w:tcPr>
-          <w:p>
-            <w:pPr>
-              <w:pStyle w:val="Normal"/>
-              <w:jc w:val="center"/>
-              <w:pBdr>
-                <w:bottom w:val="none" w:sz="0" w:space="0" w:color="000000"/>
-                <w:top w:val="none" w:sz="0" w:space="0" w:color="000000"/>
-                <w:left w:val="none" w:sz="0" w:space="0" w:color="000000"/>
-                <w:right w:val="none" w:sz="0" w:space="0" w:color="000000"/>
-              </w:pBdr>
-              <w:spacing w:after="100" w:before="100" w:line="240"/>
-              <w:ind w:left="100" w:right="100" w:firstLine="0" w:firstLineChars="0"/>
-              <w:rPr>
-                <w:rFonts w:ascii="Helvetica" w:hAnsi="Helvetica" w:eastAsia="Helvetica" w:cs="Helvetica"/>
-                <w:i w:val="false"/>
-                <w:b w:val="false"/>
-                <w:u w:val="none"/>
-                <w:sz w:val="22"/>
-                <w:szCs w:val="22"/>
-                <w:color w:val="000000"/>
-              </w:rPr>
-            </w:pPr>
-            <w:r>
-              <w:rPr>
-                <w:rFonts w:ascii="Helvetica" w:hAnsi="Helvetica" w:eastAsia="Helvetica" w:cs="Helvetica"/>
-                <w:i w:val="false"/>
-                <w:b w:val="false"/>
-                <w:u w:val="none"/>
-                <w:sz w:val="22"/>
-                <w:szCs w:val="22"/>
-                <w:color w:val="000000"/>
-              </w:rPr>
-              <w:t xml:space="preserve">0.044</w:t>
+              <w:t xml:space="preserve">-5.5</w:t>
+            </w:r>
+          </w:p>
+        </w:tc>
+        <w:tc>
+          <w:tcPr>
+            <w:tcBorders>
+              <w:bottom w:val="none" w:sz="0" w:space="0" w:color="000000"/>
+              <w:top w:val="none" w:sz="0" w:space="0" w:color="000000"/>
+              <w:left w:val="none" w:sz="0" w:space="0" w:color="000000"/>
+              <w:right w:val="none" w:sz="0" w:space="0" w:color="000000"/>
+            </w:tcBorders>
+            <w:shd w:val="clear" w:color="auto" w:fill="FFFFFF"/>
+            <w:tcMar>
+              <w:top w:w="0" w:type="dxa"/>
+              <w:bottom w:w="0" w:type="dxa"/>
+              <w:left w:w="0" w:type="dxa"/>
+              <w:right w:w="0" w:type="dxa"/>
+            </w:tcMar>
+            <w:vAlign w:val="top"/>
+          </w:tcPr>
+          <w:p>
+            <w:pPr>
+              <w:pStyle w:val="Normal"/>
+              <w:jc w:val="center"/>
+              <w:pBdr>
+                <w:bottom w:val="none" w:sz="0" w:space="0" w:color="000000"/>
+                <w:top w:val="none" w:sz="0" w:space="0" w:color="000000"/>
+                <w:left w:val="none" w:sz="0" w:space="0" w:color="000000"/>
+                <w:right w:val="none" w:sz="0" w:space="0" w:color="000000"/>
+              </w:pBdr>
+              <w:spacing w:after="100" w:before="100" w:line="240"/>
+              <w:ind w:left="100" w:right="100" w:firstLine="0" w:firstLineChars="0"/>
+              <w:rPr>
+                <w:rFonts w:ascii="Helvetica" w:hAnsi="Helvetica" w:eastAsia="Helvetica" w:cs="Helvetica"/>
+                <w:i w:val="false"/>
+                <w:b w:val="false"/>
+                <w:u w:val="none"/>
+                <w:sz w:val="22"/>
+                <w:szCs w:val="22"/>
+                <w:color w:val="000000"/>
+              </w:rPr>
+            </w:pPr>
+            <w:r>
+              <w:rPr>
+                <w:rFonts w:ascii="Helvetica" w:hAnsi="Helvetica" w:eastAsia="Helvetica" w:cs="Helvetica"/>
+                <w:i w:val="false"/>
+                <w:b w:val="false"/>
+                <w:u w:val="none"/>
+                <w:sz w:val="22"/>
+                <w:szCs w:val="22"/>
+                <w:color w:val="000000"/>
+              </w:rPr>
+              <w:t xml:space="preserve">-8.4, -2.5</w:t>
+            </w:r>
+          </w:p>
+        </w:tc>
+        <w:tc>
+          <w:tcPr>
+            <w:tcBorders>
+              <w:bottom w:val="none" w:sz="0" w:space="0" w:color="000000"/>
+              <w:top w:val="none" w:sz="0" w:space="0" w:color="000000"/>
+              <w:left w:val="none" w:sz="0" w:space="0" w:color="000000"/>
+              <w:right w:val="none" w:sz="0" w:space="0" w:color="000000"/>
+            </w:tcBorders>
+            <w:shd w:val="clear" w:color="auto" w:fill="FFFFFF"/>
+            <w:tcMar>
+              <w:top w:w="0" w:type="dxa"/>
+              <w:bottom w:w="0" w:type="dxa"/>
+              <w:left w:w="0" w:type="dxa"/>
+              <w:right w:w="0" w:type="dxa"/>
+            </w:tcMar>
+            <w:vAlign w:val="top"/>
+          </w:tcPr>
+          <w:p>
+            <w:pPr>
+              <w:pStyle w:val="Normal"/>
+              <w:jc w:val="center"/>
+              <w:pBdr>
+                <w:bottom w:val="none" w:sz="0" w:space="0" w:color="000000"/>
+                <w:top w:val="none" w:sz="0" w:space="0" w:color="000000"/>
+                <w:left w:val="none" w:sz="0" w:space="0" w:color="000000"/>
+                <w:right w:val="none" w:sz="0" w:space="0" w:color="000000"/>
+              </w:pBdr>
+              <w:spacing w:after="100" w:before="100" w:line="240"/>
+              <w:ind w:left="100" w:right="100" w:firstLine="0" w:firstLineChars="0"/>
+              <w:rPr>
+                <w:rFonts w:ascii="Helvetica" w:hAnsi="Helvetica" w:eastAsia="Helvetica" w:cs="Helvetica"/>
+                <w:i w:val="false"/>
+                <w:b w:val="false"/>
+                <w:u w:val="none"/>
+                <w:sz w:val="22"/>
+                <w:szCs w:val="22"/>
+                <w:color w:val="000000"/>
+              </w:rPr>
+            </w:pPr>
+            <w:r>
+              <w:rPr>
+                <w:rFonts w:ascii="Helvetica" w:hAnsi="Helvetica" w:eastAsia="Helvetica" w:cs="Helvetica"/>
+                <w:i w:val="false"/>
+                <w:b w:val="false"/>
+                <w:u w:val="none"/>
+                <w:sz w:val="22"/>
+                <w:szCs w:val="22"/>
+                <w:color w:val="000000"/>
+              </w:rPr>
+              <w:t xml:space="preserve">&lt;0.001</w:t>
             </w:r>
           </w:p>
         </w:tc>
@@ -2526,113 +2526,113 @@
                 <w:szCs w:val="22"/>
                 <w:color w:val="000000"/>
               </w:rPr>
-              <w:t xml:space="preserve">-0.19</w:t>
-            </w:r>
-          </w:p>
-        </w:tc>
-        <w:tc>
-          <w:tcPr>
-            <w:tcBorders>
-              <w:bottom w:val="none" w:sz="0" w:space="0" w:color="000000"/>
-              <w:top w:val="none" w:sz="0" w:space="0" w:color="000000"/>
-              <w:left w:val="none" w:sz="0" w:space="0" w:color="000000"/>
-              <w:right w:val="none" w:sz="0" w:space="0" w:color="000000"/>
-            </w:tcBorders>
-            <w:shd w:val="clear" w:color="auto" w:fill="FFFFFF"/>
-            <w:tcMar>
-              <w:top w:w="0" w:type="dxa"/>
-              <w:bottom w:w="0" w:type="dxa"/>
-              <w:left w:w="0" w:type="dxa"/>
-              <w:right w:w="0" w:type="dxa"/>
-            </w:tcMar>
-            <w:vAlign w:val="top"/>
-          </w:tcPr>
-          <w:p>
-            <w:pPr>
-              <w:pStyle w:val="Normal"/>
-              <w:jc w:val="center"/>
-              <w:pBdr>
-                <w:bottom w:val="none" w:sz="0" w:space="0" w:color="000000"/>
-                <w:top w:val="none" w:sz="0" w:space="0" w:color="000000"/>
-                <w:left w:val="none" w:sz="0" w:space="0" w:color="000000"/>
-                <w:right w:val="none" w:sz="0" w:space="0" w:color="000000"/>
-              </w:pBdr>
-              <w:spacing w:after="100" w:before="100" w:line="240"/>
-              <w:ind w:left="100" w:right="100" w:firstLine="0" w:firstLineChars="0"/>
-              <w:rPr>
-                <w:rFonts w:ascii="Helvetica" w:hAnsi="Helvetica" w:eastAsia="Helvetica" w:cs="Helvetica"/>
-                <w:i w:val="false"/>
-                <w:b w:val="false"/>
-                <w:u w:val="none"/>
-                <w:sz w:val="22"/>
-                <w:szCs w:val="22"/>
-                <w:color w:val="000000"/>
-              </w:rPr>
-            </w:pPr>
-            <w:r>
-              <w:rPr>
-                <w:rFonts w:ascii="Helvetica" w:hAnsi="Helvetica" w:eastAsia="Helvetica" w:cs="Helvetica"/>
-                <w:i w:val="false"/>
-                <w:b w:val="false"/>
-                <w:u w:val="none"/>
-                <w:sz w:val="22"/>
-                <w:szCs w:val="22"/>
-                <w:color w:val="000000"/>
-              </w:rPr>
-              <w:t xml:space="preserve">-0.34, -0.04</w:t>
-            </w:r>
-          </w:p>
-        </w:tc>
-        <w:tc>
-          <w:tcPr>
-            <w:tcBorders>
-              <w:bottom w:val="none" w:sz="0" w:space="0" w:color="000000"/>
-              <w:top w:val="none" w:sz="0" w:space="0" w:color="000000"/>
-              <w:left w:val="none" w:sz="0" w:space="0" w:color="000000"/>
-              <w:right w:val="none" w:sz="0" w:space="0" w:color="000000"/>
-            </w:tcBorders>
-            <w:shd w:val="clear" w:color="auto" w:fill="FFFFFF"/>
-            <w:tcMar>
-              <w:top w:w="0" w:type="dxa"/>
-              <w:bottom w:w="0" w:type="dxa"/>
-              <w:left w:w="0" w:type="dxa"/>
-              <w:right w:w="0" w:type="dxa"/>
-            </w:tcMar>
-            <w:vAlign w:val="top"/>
-          </w:tcPr>
-          <w:p>
-            <w:pPr>
-              <w:pStyle w:val="Normal"/>
-              <w:jc w:val="center"/>
-              <w:pBdr>
-                <w:bottom w:val="none" w:sz="0" w:space="0" w:color="000000"/>
-                <w:top w:val="none" w:sz="0" w:space="0" w:color="000000"/>
-                <w:left w:val="none" w:sz="0" w:space="0" w:color="000000"/>
-                <w:right w:val="none" w:sz="0" w:space="0" w:color="000000"/>
-              </w:pBdr>
-              <w:spacing w:after="100" w:before="100" w:line="240"/>
-              <w:ind w:left="100" w:right="100" w:firstLine="0" w:firstLineChars="0"/>
-              <w:rPr>
-                <w:rFonts w:ascii="Helvetica" w:hAnsi="Helvetica" w:eastAsia="Helvetica" w:cs="Helvetica"/>
-                <w:i w:val="false"/>
-                <w:b w:val="false"/>
-                <w:u w:val="none"/>
-                <w:sz w:val="22"/>
-                <w:szCs w:val="22"/>
-                <w:color w:val="000000"/>
-              </w:rPr>
-            </w:pPr>
-            <w:r>
-              <w:rPr>
-                <w:rFonts w:ascii="Helvetica" w:hAnsi="Helvetica" w:eastAsia="Helvetica" w:cs="Helvetica"/>
-                <w:i w:val="false"/>
-                <w:b w:val="false"/>
-                <w:u w:val="none"/>
-                <w:sz w:val="22"/>
-                <w:szCs w:val="22"/>
-                <w:color w:val="000000"/>
-              </w:rPr>
-              <w:t xml:space="preserve">0.015</w:t>
+              <w:t xml:space="preserve">-0.10</w:t>
+            </w:r>
+          </w:p>
+        </w:tc>
+        <w:tc>
+          <w:tcPr>
+            <w:tcBorders>
+              <w:bottom w:val="none" w:sz="0" w:space="0" w:color="000000"/>
+              <w:top w:val="none" w:sz="0" w:space="0" w:color="000000"/>
+              <w:left w:val="none" w:sz="0" w:space="0" w:color="000000"/>
+              <w:right w:val="none" w:sz="0" w:space="0" w:color="000000"/>
+            </w:tcBorders>
+            <w:shd w:val="clear" w:color="auto" w:fill="FFFFFF"/>
+            <w:tcMar>
+              <w:top w:w="0" w:type="dxa"/>
+              <w:bottom w:w="0" w:type="dxa"/>
+              <w:left w:w="0" w:type="dxa"/>
+              <w:right w:w="0" w:type="dxa"/>
+            </w:tcMar>
+            <w:vAlign w:val="top"/>
+          </w:tcPr>
+          <w:p>
+            <w:pPr>
+              <w:pStyle w:val="Normal"/>
+              <w:jc w:val="center"/>
+              <w:pBdr>
+                <w:bottom w:val="none" w:sz="0" w:space="0" w:color="000000"/>
+                <w:top w:val="none" w:sz="0" w:space="0" w:color="000000"/>
+                <w:left w:val="none" w:sz="0" w:space="0" w:color="000000"/>
+                <w:right w:val="none" w:sz="0" w:space="0" w:color="000000"/>
+              </w:pBdr>
+              <w:spacing w:after="100" w:before="100" w:line="240"/>
+              <w:ind w:left="100" w:right="100" w:firstLine="0" w:firstLineChars="0"/>
+              <w:rPr>
+                <w:rFonts w:ascii="Helvetica" w:hAnsi="Helvetica" w:eastAsia="Helvetica" w:cs="Helvetica"/>
+                <w:i w:val="false"/>
+                <w:b w:val="false"/>
+                <w:u w:val="none"/>
+                <w:sz w:val="22"/>
+                <w:szCs w:val="22"/>
+                <w:color w:val="000000"/>
+              </w:rPr>
+            </w:pPr>
+            <w:r>
+              <w:rPr>
+                <w:rFonts w:ascii="Helvetica" w:hAnsi="Helvetica" w:eastAsia="Helvetica" w:cs="Helvetica"/>
+                <w:i w:val="false"/>
+                <w:b w:val="false"/>
+                <w:u w:val="none"/>
+                <w:sz w:val="22"/>
+                <w:szCs w:val="22"/>
+                <w:color w:val="000000"/>
+              </w:rPr>
+              <w:t xml:space="preserve">-0.23, 0.03</w:t>
+            </w:r>
+          </w:p>
+        </w:tc>
+        <w:tc>
+          <w:tcPr>
+            <w:tcBorders>
+              <w:bottom w:val="none" w:sz="0" w:space="0" w:color="000000"/>
+              <w:top w:val="none" w:sz="0" w:space="0" w:color="000000"/>
+              <w:left w:val="none" w:sz="0" w:space="0" w:color="000000"/>
+              <w:right w:val="none" w:sz="0" w:space="0" w:color="000000"/>
+            </w:tcBorders>
+            <w:shd w:val="clear" w:color="auto" w:fill="FFFFFF"/>
+            <w:tcMar>
+              <w:top w:w="0" w:type="dxa"/>
+              <w:bottom w:w="0" w:type="dxa"/>
+              <w:left w:w="0" w:type="dxa"/>
+              <w:right w:w="0" w:type="dxa"/>
+            </w:tcMar>
+            <w:vAlign w:val="top"/>
+          </w:tcPr>
+          <w:p>
+            <w:pPr>
+              <w:pStyle w:val="Normal"/>
+              <w:jc w:val="center"/>
+              <w:pBdr>
+                <w:bottom w:val="none" w:sz="0" w:space="0" w:color="000000"/>
+                <w:top w:val="none" w:sz="0" w:space="0" w:color="000000"/>
+                <w:left w:val="none" w:sz="0" w:space="0" w:color="000000"/>
+                <w:right w:val="none" w:sz="0" w:space="0" w:color="000000"/>
+              </w:pBdr>
+              <w:spacing w:after="100" w:before="100" w:line="240"/>
+              <w:ind w:left="100" w:right="100" w:firstLine="0" w:firstLineChars="0"/>
+              <w:rPr>
+                <w:rFonts w:ascii="Helvetica" w:hAnsi="Helvetica" w:eastAsia="Helvetica" w:cs="Helvetica"/>
+                <w:i w:val="false"/>
+                <w:b w:val="false"/>
+                <w:u w:val="none"/>
+                <w:sz w:val="22"/>
+                <w:szCs w:val="22"/>
+                <w:color w:val="000000"/>
+              </w:rPr>
+            </w:pPr>
+            <w:r>
+              <w:rPr>
+                <w:rFonts w:ascii="Helvetica" w:hAnsi="Helvetica" w:eastAsia="Helvetica" w:cs="Helvetica"/>
+                <w:i w:val="false"/>
+                <w:b w:val="false"/>
+                <w:u w:val="none"/>
+                <w:sz w:val="22"/>
+                <w:szCs w:val="22"/>
+                <w:color w:val="000000"/>
+              </w:rPr>
+              <w:t xml:space="preserve">0.134</w:t>
             </w:r>
           </w:p>
         </w:tc>
@@ -3975,113 +3975,113 @@
                 <w:szCs w:val="22"/>
                 <w:color w:val="000000"/>
               </w:rPr>
-              <w:t xml:space="preserve">-0.60</w:t>
-            </w:r>
-          </w:p>
-        </w:tc>
-        <w:tc>
-          <w:tcPr>
-            <w:tcBorders>
-              <w:bottom w:val="none" w:sz="0" w:space="0" w:color="000000"/>
-              <w:top w:val="none" w:sz="0" w:space="0" w:color="000000"/>
-              <w:left w:val="none" w:sz="0" w:space="0" w:color="000000"/>
-              <w:right w:val="none" w:sz="0" w:space="0" w:color="000000"/>
-            </w:tcBorders>
-            <w:shd w:val="clear" w:color="auto" w:fill="FFFFFF"/>
-            <w:tcMar>
-              <w:top w:w="0" w:type="dxa"/>
-              <w:bottom w:w="0" w:type="dxa"/>
-              <w:left w:w="0" w:type="dxa"/>
-              <w:right w:w="0" w:type="dxa"/>
-            </w:tcMar>
-            <w:vAlign w:val="top"/>
-          </w:tcPr>
-          <w:p>
-            <w:pPr>
-              <w:pStyle w:val="Normal"/>
-              <w:jc w:val="center"/>
-              <w:pBdr>
-                <w:bottom w:val="none" w:sz="0" w:space="0" w:color="000000"/>
-                <w:top w:val="none" w:sz="0" w:space="0" w:color="000000"/>
-                <w:left w:val="none" w:sz="0" w:space="0" w:color="000000"/>
-                <w:right w:val="none" w:sz="0" w:space="0" w:color="000000"/>
-              </w:pBdr>
-              <w:spacing w:after="100" w:before="100" w:line="240"/>
-              <w:ind w:left="100" w:right="100" w:firstLine="0" w:firstLineChars="0"/>
-              <w:rPr>
-                <w:rFonts w:ascii="Helvetica" w:hAnsi="Helvetica" w:eastAsia="Helvetica" w:cs="Helvetica"/>
-                <w:i w:val="false"/>
-                <w:b w:val="false"/>
-                <w:u w:val="none"/>
-                <w:sz w:val="22"/>
-                <w:szCs w:val="22"/>
-                <w:color w:val="000000"/>
-              </w:rPr>
-            </w:pPr>
-            <w:r>
-              <w:rPr>
-                <w:rFonts w:ascii="Helvetica" w:hAnsi="Helvetica" w:eastAsia="Helvetica" w:cs="Helvetica"/>
-                <w:i w:val="false"/>
-                <w:b w:val="false"/>
-                <w:u w:val="none"/>
-                <w:sz w:val="22"/>
-                <w:szCs w:val="22"/>
-                <w:color w:val="000000"/>
-              </w:rPr>
-              <w:t xml:space="preserve">-4.0, 2.8</w:t>
-            </w:r>
-          </w:p>
-        </w:tc>
-        <w:tc>
-          <w:tcPr>
-            <w:tcBorders>
-              <w:bottom w:val="none" w:sz="0" w:space="0" w:color="000000"/>
-              <w:top w:val="none" w:sz="0" w:space="0" w:color="000000"/>
-              <w:left w:val="none" w:sz="0" w:space="0" w:color="000000"/>
-              <w:right w:val="none" w:sz="0" w:space="0" w:color="000000"/>
-            </w:tcBorders>
-            <w:shd w:val="clear" w:color="auto" w:fill="FFFFFF"/>
-            <w:tcMar>
-              <w:top w:w="0" w:type="dxa"/>
-              <w:bottom w:w="0" w:type="dxa"/>
-              <w:left w:w="0" w:type="dxa"/>
-              <w:right w:w="0" w:type="dxa"/>
-            </w:tcMar>
-            <w:vAlign w:val="top"/>
-          </w:tcPr>
-          <w:p>
-            <w:pPr>
-              <w:pStyle w:val="Normal"/>
-              <w:jc w:val="center"/>
-              <w:pBdr>
-                <w:bottom w:val="none" w:sz="0" w:space="0" w:color="000000"/>
-                <w:top w:val="none" w:sz="0" w:space="0" w:color="000000"/>
-                <w:left w:val="none" w:sz="0" w:space="0" w:color="000000"/>
-                <w:right w:val="none" w:sz="0" w:space="0" w:color="000000"/>
-              </w:pBdr>
-              <w:spacing w:after="100" w:before="100" w:line="240"/>
-              <w:ind w:left="100" w:right="100" w:firstLine="0" w:firstLineChars="0"/>
-              <w:rPr>
-                <w:rFonts w:ascii="Helvetica" w:hAnsi="Helvetica" w:eastAsia="Helvetica" w:cs="Helvetica"/>
-                <w:i w:val="false"/>
-                <w:b w:val="false"/>
-                <w:u w:val="none"/>
-                <w:sz w:val="22"/>
-                <w:szCs w:val="22"/>
-                <w:color w:val="000000"/>
-              </w:rPr>
-            </w:pPr>
-            <w:r>
-              <w:rPr>
-                <w:rFonts w:ascii="Helvetica" w:hAnsi="Helvetica" w:eastAsia="Helvetica" w:cs="Helvetica"/>
-                <w:i w:val="false"/>
-                <w:b w:val="false"/>
-                <w:u w:val="none"/>
-                <w:sz w:val="22"/>
-                <w:szCs w:val="22"/>
-                <w:color w:val="000000"/>
-              </w:rPr>
-              <w:t xml:space="preserve">0.724</w:t>
+              <w:t xml:space="preserve">-1.5</w:t>
+            </w:r>
+          </w:p>
+        </w:tc>
+        <w:tc>
+          <w:tcPr>
+            <w:tcBorders>
+              <w:bottom w:val="none" w:sz="0" w:space="0" w:color="000000"/>
+              <w:top w:val="none" w:sz="0" w:space="0" w:color="000000"/>
+              <w:left w:val="none" w:sz="0" w:space="0" w:color="000000"/>
+              <w:right w:val="none" w:sz="0" w:space="0" w:color="000000"/>
+            </w:tcBorders>
+            <w:shd w:val="clear" w:color="auto" w:fill="FFFFFF"/>
+            <w:tcMar>
+              <w:top w:w="0" w:type="dxa"/>
+              <w:bottom w:w="0" w:type="dxa"/>
+              <w:left w:w="0" w:type="dxa"/>
+              <w:right w:w="0" w:type="dxa"/>
+            </w:tcMar>
+            <w:vAlign w:val="top"/>
+          </w:tcPr>
+          <w:p>
+            <w:pPr>
+              <w:pStyle w:val="Normal"/>
+              <w:jc w:val="center"/>
+              <w:pBdr>
+                <w:bottom w:val="none" w:sz="0" w:space="0" w:color="000000"/>
+                <w:top w:val="none" w:sz="0" w:space="0" w:color="000000"/>
+                <w:left w:val="none" w:sz="0" w:space="0" w:color="000000"/>
+                <w:right w:val="none" w:sz="0" w:space="0" w:color="000000"/>
+              </w:pBdr>
+              <w:spacing w:after="100" w:before="100" w:line="240"/>
+              <w:ind w:left="100" w:right="100" w:firstLine="0" w:firstLineChars="0"/>
+              <w:rPr>
+                <w:rFonts w:ascii="Helvetica" w:hAnsi="Helvetica" w:eastAsia="Helvetica" w:cs="Helvetica"/>
+                <w:i w:val="false"/>
+                <w:b w:val="false"/>
+                <w:u w:val="none"/>
+                <w:sz w:val="22"/>
+                <w:szCs w:val="22"/>
+                <w:color w:val="000000"/>
+              </w:rPr>
+            </w:pPr>
+            <w:r>
+              <w:rPr>
+                <w:rFonts w:ascii="Helvetica" w:hAnsi="Helvetica" w:eastAsia="Helvetica" w:cs="Helvetica"/>
+                <w:i w:val="false"/>
+                <w:b w:val="false"/>
+                <w:u w:val="none"/>
+                <w:sz w:val="22"/>
+                <w:szCs w:val="22"/>
+                <w:color w:val="000000"/>
+              </w:rPr>
+              <w:t xml:space="preserve">-4.8, 1.8</w:t>
+            </w:r>
+          </w:p>
+        </w:tc>
+        <w:tc>
+          <w:tcPr>
+            <w:tcBorders>
+              <w:bottom w:val="none" w:sz="0" w:space="0" w:color="000000"/>
+              <w:top w:val="none" w:sz="0" w:space="0" w:color="000000"/>
+              <w:left w:val="none" w:sz="0" w:space="0" w:color="000000"/>
+              <w:right w:val="none" w:sz="0" w:space="0" w:color="000000"/>
+            </w:tcBorders>
+            <w:shd w:val="clear" w:color="auto" w:fill="FFFFFF"/>
+            <w:tcMar>
+              <w:top w:w="0" w:type="dxa"/>
+              <w:bottom w:w="0" w:type="dxa"/>
+              <w:left w:w="0" w:type="dxa"/>
+              <w:right w:w="0" w:type="dxa"/>
+            </w:tcMar>
+            <w:vAlign w:val="top"/>
+          </w:tcPr>
+          <w:p>
+            <w:pPr>
+              <w:pStyle w:val="Normal"/>
+              <w:jc w:val="center"/>
+              <w:pBdr>
+                <w:bottom w:val="none" w:sz="0" w:space="0" w:color="000000"/>
+                <w:top w:val="none" w:sz="0" w:space="0" w:color="000000"/>
+                <w:left w:val="none" w:sz="0" w:space="0" w:color="000000"/>
+                <w:right w:val="none" w:sz="0" w:space="0" w:color="000000"/>
+              </w:pBdr>
+              <w:spacing w:after="100" w:before="100" w:line="240"/>
+              <w:ind w:left="100" w:right="100" w:firstLine="0" w:firstLineChars="0"/>
+              <w:rPr>
+                <w:rFonts w:ascii="Helvetica" w:hAnsi="Helvetica" w:eastAsia="Helvetica" w:cs="Helvetica"/>
+                <w:i w:val="false"/>
+                <w:b w:val="false"/>
+                <w:u w:val="none"/>
+                <w:sz w:val="22"/>
+                <w:szCs w:val="22"/>
+                <w:color w:val="000000"/>
+              </w:rPr>
+            </w:pPr>
+            <w:r>
+              <w:rPr>
+                <w:rFonts w:ascii="Helvetica" w:hAnsi="Helvetica" w:eastAsia="Helvetica" w:cs="Helvetica"/>
+                <w:i w:val="false"/>
+                <w:b w:val="false"/>
+                <w:u w:val="none"/>
+                <w:sz w:val="22"/>
+                <w:szCs w:val="22"/>
+                <w:color w:val="000000"/>
+              </w:rPr>
+              <w:t xml:space="preserve">0.366</w:t>
             </w:r>
           </w:p>
         </w:tc>
@@ -4458,113 +4458,113 @@
                 <w:szCs w:val="22"/>
                 <w:color w:val="000000"/>
               </w:rPr>
-              <w:t xml:space="preserve">-0.33</w:t>
-            </w:r>
-          </w:p>
-        </w:tc>
-        <w:tc>
-          <w:tcPr>
-            <w:tcBorders>
-              <w:bottom w:val="none" w:sz="0" w:space="0" w:color="000000"/>
-              <w:top w:val="none" w:sz="0" w:space="0" w:color="000000"/>
-              <w:left w:val="none" w:sz="0" w:space="0" w:color="000000"/>
-              <w:right w:val="none" w:sz="0" w:space="0" w:color="000000"/>
-            </w:tcBorders>
-            <w:shd w:val="clear" w:color="auto" w:fill="FFFFFF"/>
-            <w:tcMar>
-              <w:top w:w="0" w:type="dxa"/>
-              <w:bottom w:w="0" w:type="dxa"/>
-              <w:left w:w="0" w:type="dxa"/>
-              <w:right w:w="0" w:type="dxa"/>
-            </w:tcMar>
-            <w:vAlign w:val="top"/>
-          </w:tcPr>
-          <w:p>
-            <w:pPr>
-              <w:pStyle w:val="Normal"/>
-              <w:jc w:val="center"/>
-              <w:pBdr>
-                <w:bottom w:val="none" w:sz="0" w:space="0" w:color="000000"/>
-                <w:top w:val="none" w:sz="0" w:space="0" w:color="000000"/>
-                <w:left w:val="none" w:sz="0" w:space="0" w:color="000000"/>
-                <w:right w:val="none" w:sz="0" w:space="0" w:color="000000"/>
-              </w:pBdr>
-              <w:spacing w:after="100" w:before="100" w:line="240"/>
-              <w:ind w:left="100" w:right="100" w:firstLine="0" w:firstLineChars="0"/>
-              <w:rPr>
-                <w:rFonts w:ascii="Helvetica" w:hAnsi="Helvetica" w:eastAsia="Helvetica" w:cs="Helvetica"/>
-                <w:i w:val="false"/>
-                <w:b w:val="false"/>
-                <w:u w:val="none"/>
-                <w:sz w:val="22"/>
-                <w:szCs w:val="22"/>
-                <w:color w:val="000000"/>
-              </w:rPr>
-            </w:pPr>
-            <w:r>
-              <w:rPr>
-                <w:rFonts w:ascii="Helvetica" w:hAnsi="Helvetica" w:eastAsia="Helvetica" w:cs="Helvetica"/>
-                <w:i w:val="false"/>
-                <w:b w:val="false"/>
-                <w:u w:val="none"/>
-                <w:sz w:val="22"/>
-                <w:szCs w:val="22"/>
-                <w:color w:val="000000"/>
-              </w:rPr>
-              <w:t xml:space="preserve">-0.81, 0.15</w:t>
-            </w:r>
-          </w:p>
-        </w:tc>
-        <w:tc>
-          <w:tcPr>
-            <w:tcBorders>
-              <w:bottom w:val="none" w:sz="0" w:space="0" w:color="000000"/>
-              <w:top w:val="none" w:sz="0" w:space="0" w:color="000000"/>
-              <w:left w:val="none" w:sz="0" w:space="0" w:color="000000"/>
-              <w:right w:val="none" w:sz="0" w:space="0" w:color="000000"/>
-            </w:tcBorders>
-            <w:shd w:val="clear" w:color="auto" w:fill="FFFFFF"/>
-            <w:tcMar>
-              <w:top w:w="0" w:type="dxa"/>
-              <w:bottom w:w="0" w:type="dxa"/>
-              <w:left w:w="0" w:type="dxa"/>
-              <w:right w:w="0" w:type="dxa"/>
-            </w:tcMar>
-            <w:vAlign w:val="top"/>
-          </w:tcPr>
-          <w:p>
-            <w:pPr>
-              <w:pStyle w:val="Normal"/>
-              <w:jc w:val="center"/>
-              <w:pBdr>
-                <w:bottom w:val="none" w:sz="0" w:space="0" w:color="000000"/>
-                <w:top w:val="none" w:sz="0" w:space="0" w:color="000000"/>
-                <w:left w:val="none" w:sz="0" w:space="0" w:color="000000"/>
-                <w:right w:val="none" w:sz="0" w:space="0" w:color="000000"/>
-              </w:pBdr>
-              <w:spacing w:after="100" w:before="100" w:line="240"/>
-              <w:ind w:left="100" w:right="100" w:firstLine="0" w:firstLineChars="0"/>
-              <w:rPr>
-                <w:rFonts w:ascii="Helvetica" w:hAnsi="Helvetica" w:eastAsia="Helvetica" w:cs="Helvetica"/>
-                <w:i w:val="false"/>
-                <w:b w:val="false"/>
-                <w:u w:val="none"/>
-                <w:sz w:val="22"/>
-                <w:szCs w:val="22"/>
-                <w:color w:val="000000"/>
-              </w:rPr>
-            </w:pPr>
-            <w:r>
-              <w:rPr>
-                <w:rFonts w:ascii="Helvetica" w:hAnsi="Helvetica" w:eastAsia="Helvetica" w:cs="Helvetica"/>
-                <w:i w:val="false"/>
-                <w:b w:val="false"/>
-                <w:u w:val="none"/>
-                <w:sz w:val="22"/>
-                <w:szCs w:val="22"/>
-                <w:color w:val="000000"/>
-              </w:rPr>
-              <w:t xml:space="preserve">0.174</w:t>
+              <w:t xml:space="preserve">-0.37</w:t>
+            </w:r>
+          </w:p>
+        </w:tc>
+        <w:tc>
+          <w:tcPr>
+            <w:tcBorders>
+              <w:bottom w:val="none" w:sz="0" w:space="0" w:color="000000"/>
+              <w:top w:val="none" w:sz="0" w:space="0" w:color="000000"/>
+              <w:left w:val="none" w:sz="0" w:space="0" w:color="000000"/>
+              <w:right w:val="none" w:sz="0" w:space="0" w:color="000000"/>
+            </w:tcBorders>
+            <w:shd w:val="clear" w:color="auto" w:fill="FFFFFF"/>
+            <w:tcMar>
+              <w:top w:w="0" w:type="dxa"/>
+              <w:bottom w:w="0" w:type="dxa"/>
+              <w:left w:w="0" w:type="dxa"/>
+              <w:right w:w="0" w:type="dxa"/>
+            </w:tcMar>
+            <w:vAlign w:val="top"/>
+          </w:tcPr>
+          <w:p>
+            <w:pPr>
+              <w:pStyle w:val="Normal"/>
+              <w:jc w:val="center"/>
+              <w:pBdr>
+                <w:bottom w:val="none" w:sz="0" w:space="0" w:color="000000"/>
+                <w:top w:val="none" w:sz="0" w:space="0" w:color="000000"/>
+                <w:left w:val="none" w:sz="0" w:space="0" w:color="000000"/>
+                <w:right w:val="none" w:sz="0" w:space="0" w:color="000000"/>
+              </w:pBdr>
+              <w:spacing w:after="100" w:before="100" w:line="240"/>
+              <w:ind w:left="100" w:right="100" w:firstLine="0" w:firstLineChars="0"/>
+              <w:rPr>
+                <w:rFonts w:ascii="Helvetica" w:hAnsi="Helvetica" w:eastAsia="Helvetica" w:cs="Helvetica"/>
+                <w:i w:val="false"/>
+                <w:b w:val="false"/>
+                <w:u w:val="none"/>
+                <w:sz w:val="22"/>
+                <w:szCs w:val="22"/>
+                <w:color w:val="000000"/>
+              </w:rPr>
+            </w:pPr>
+            <w:r>
+              <w:rPr>
+                <w:rFonts w:ascii="Helvetica" w:hAnsi="Helvetica" w:eastAsia="Helvetica" w:cs="Helvetica"/>
+                <w:i w:val="false"/>
+                <w:b w:val="false"/>
+                <w:u w:val="none"/>
+                <w:sz w:val="22"/>
+                <w:szCs w:val="22"/>
+                <w:color w:val="000000"/>
+              </w:rPr>
+              <w:t xml:space="preserve">-0.86, 0.11</w:t>
+            </w:r>
+          </w:p>
+        </w:tc>
+        <w:tc>
+          <w:tcPr>
+            <w:tcBorders>
+              <w:bottom w:val="none" w:sz="0" w:space="0" w:color="000000"/>
+              <w:top w:val="none" w:sz="0" w:space="0" w:color="000000"/>
+              <w:left w:val="none" w:sz="0" w:space="0" w:color="000000"/>
+              <w:right w:val="none" w:sz="0" w:space="0" w:color="000000"/>
+            </w:tcBorders>
+            <w:shd w:val="clear" w:color="auto" w:fill="FFFFFF"/>
+            <w:tcMar>
+              <w:top w:w="0" w:type="dxa"/>
+              <w:bottom w:w="0" w:type="dxa"/>
+              <w:left w:w="0" w:type="dxa"/>
+              <w:right w:w="0" w:type="dxa"/>
+            </w:tcMar>
+            <w:vAlign w:val="top"/>
+          </w:tcPr>
+          <w:p>
+            <w:pPr>
+              <w:pStyle w:val="Normal"/>
+              <w:jc w:val="center"/>
+              <w:pBdr>
+                <w:bottom w:val="none" w:sz="0" w:space="0" w:color="000000"/>
+                <w:top w:val="none" w:sz="0" w:space="0" w:color="000000"/>
+                <w:left w:val="none" w:sz="0" w:space="0" w:color="000000"/>
+                <w:right w:val="none" w:sz="0" w:space="0" w:color="000000"/>
+              </w:pBdr>
+              <w:spacing w:after="100" w:before="100" w:line="240"/>
+              <w:ind w:left="100" w:right="100" w:firstLine="0" w:firstLineChars="0"/>
+              <w:rPr>
+                <w:rFonts w:ascii="Helvetica" w:hAnsi="Helvetica" w:eastAsia="Helvetica" w:cs="Helvetica"/>
+                <w:i w:val="false"/>
+                <w:b w:val="false"/>
+                <w:u w:val="none"/>
+                <w:sz w:val="22"/>
+                <w:szCs w:val="22"/>
+                <w:color w:val="000000"/>
+              </w:rPr>
+            </w:pPr>
+            <w:r>
+              <w:rPr>
+                <w:rFonts w:ascii="Helvetica" w:hAnsi="Helvetica" w:eastAsia="Helvetica" w:cs="Helvetica"/>
+                <w:i w:val="false"/>
+                <w:b w:val="false"/>
+                <w:u w:val="none"/>
+                <w:sz w:val="22"/>
+                <w:szCs w:val="22"/>
+                <w:color w:val="000000"/>
+              </w:rPr>
+              <w:t xml:space="preserve">0.130</w:t>
             </w:r>
           </w:p>
         </w:tc>
@@ -5907,113 +5907,113 @@
                 <w:szCs w:val="22"/>
                 <w:color w:val="000000"/>
               </w:rPr>
-              <w:t xml:space="preserve">-1.9</w:t>
-            </w:r>
-          </w:p>
-        </w:tc>
-        <w:tc>
-          <w:tcPr>
-            <w:tcBorders>
-              <w:bottom w:val="none" w:sz="0" w:space="0" w:color="000000"/>
-              <w:top w:val="none" w:sz="0" w:space="0" w:color="000000"/>
-              <w:left w:val="none" w:sz="0" w:space="0" w:color="000000"/>
-              <w:right w:val="none" w:sz="0" w:space="0" w:color="000000"/>
-            </w:tcBorders>
-            <w:shd w:val="clear" w:color="auto" w:fill="FFFFFF"/>
-            <w:tcMar>
-              <w:top w:w="0" w:type="dxa"/>
-              <w:bottom w:w="0" w:type="dxa"/>
-              <w:left w:w="0" w:type="dxa"/>
-              <w:right w:w="0" w:type="dxa"/>
-            </w:tcMar>
-            <w:vAlign w:val="top"/>
-          </w:tcPr>
-          <w:p>
-            <w:pPr>
-              <w:pStyle w:val="Normal"/>
-              <w:jc w:val="center"/>
-              <w:pBdr>
-                <w:bottom w:val="none" w:sz="0" w:space="0" w:color="000000"/>
-                <w:top w:val="none" w:sz="0" w:space="0" w:color="000000"/>
-                <w:left w:val="none" w:sz="0" w:space="0" w:color="000000"/>
-                <w:right w:val="none" w:sz="0" w:space="0" w:color="000000"/>
-              </w:pBdr>
-              <w:spacing w:after="100" w:before="100" w:line="240"/>
-              <w:ind w:left="100" w:right="100" w:firstLine="0" w:firstLineChars="0"/>
-              <w:rPr>
-                <w:rFonts w:ascii="Helvetica" w:hAnsi="Helvetica" w:eastAsia="Helvetica" w:cs="Helvetica"/>
-                <w:i w:val="false"/>
-                <w:b w:val="false"/>
-                <w:u w:val="none"/>
-                <w:sz w:val="22"/>
-                <w:szCs w:val="22"/>
-                <w:color w:val="000000"/>
-              </w:rPr>
-            </w:pPr>
-            <w:r>
-              <w:rPr>
-                <w:rFonts w:ascii="Helvetica" w:hAnsi="Helvetica" w:eastAsia="Helvetica" w:cs="Helvetica"/>
-                <w:i w:val="false"/>
-                <w:b w:val="false"/>
-                <w:u w:val="none"/>
-                <w:sz w:val="22"/>
-                <w:szCs w:val="22"/>
-                <w:color w:val="000000"/>
-              </w:rPr>
-              <w:t xml:space="preserve">-4.8, 0.91</w:t>
-            </w:r>
-          </w:p>
-        </w:tc>
-        <w:tc>
-          <w:tcPr>
-            <w:tcBorders>
-              <w:bottom w:val="none" w:sz="0" w:space="0" w:color="000000"/>
-              <w:top w:val="none" w:sz="0" w:space="0" w:color="000000"/>
-              <w:left w:val="none" w:sz="0" w:space="0" w:color="000000"/>
-              <w:right w:val="none" w:sz="0" w:space="0" w:color="000000"/>
-            </w:tcBorders>
-            <w:shd w:val="clear" w:color="auto" w:fill="FFFFFF"/>
-            <w:tcMar>
-              <w:top w:w="0" w:type="dxa"/>
-              <w:bottom w:w="0" w:type="dxa"/>
-              <w:left w:w="0" w:type="dxa"/>
-              <w:right w:w="0" w:type="dxa"/>
-            </w:tcMar>
-            <w:vAlign w:val="top"/>
-          </w:tcPr>
-          <w:p>
-            <w:pPr>
-              <w:pStyle w:val="Normal"/>
-              <w:jc w:val="center"/>
-              <w:pBdr>
-                <w:bottom w:val="none" w:sz="0" w:space="0" w:color="000000"/>
-                <w:top w:val="none" w:sz="0" w:space="0" w:color="000000"/>
-                <w:left w:val="none" w:sz="0" w:space="0" w:color="000000"/>
-                <w:right w:val="none" w:sz="0" w:space="0" w:color="000000"/>
-              </w:pBdr>
-              <w:spacing w:after="100" w:before="100" w:line="240"/>
-              <w:ind w:left="100" w:right="100" w:firstLine="0" w:firstLineChars="0"/>
-              <w:rPr>
-                <w:rFonts w:ascii="Helvetica" w:hAnsi="Helvetica" w:eastAsia="Helvetica" w:cs="Helvetica"/>
-                <w:i w:val="false"/>
-                <w:b w:val="false"/>
-                <w:u w:val="none"/>
-                <w:sz w:val="22"/>
-                <w:szCs w:val="22"/>
-                <w:color w:val="000000"/>
-              </w:rPr>
-            </w:pPr>
-            <w:r>
-              <w:rPr>
-                <w:rFonts w:ascii="Helvetica" w:hAnsi="Helvetica" w:eastAsia="Helvetica" w:cs="Helvetica"/>
-                <w:i w:val="false"/>
-                <w:b w:val="false"/>
-                <w:u w:val="none"/>
-                <w:sz w:val="22"/>
-                <w:szCs w:val="22"/>
-                <w:color w:val="000000"/>
-              </w:rPr>
-              <w:t xml:space="preserve">0.182</w:t>
+              <w:t xml:space="preserve">-2.3</w:t>
+            </w:r>
+          </w:p>
+        </w:tc>
+        <w:tc>
+          <w:tcPr>
+            <w:tcBorders>
+              <w:bottom w:val="none" w:sz="0" w:space="0" w:color="000000"/>
+              <w:top w:val="none" w:sz="0" w:space="0" w:color="000000"/>
+              <w:left w:val="none" w:sz="0" w:space="0" w:color="000000"/>
+              <w:right w:val="none" w:sz="0" w:space="0" w:color="000000"/>
+            </w:tcBorders>
+            <w:shd w:val="clear" w:color="auto" w:fill="FFFFFF"/>
+            <w:tcMar>
+              <w:top w:w="0" w:type="dxa"/>
+              <w:bottom w:w="0" w:type="dxa"/>
+              <w:left w:w="0" w:type="dxa"/>
+              <w:right w:w="0" w:type="dxa"/>
+            </w:tcMar>
+            <w:vAlign w:val="top"/>
+          </w:tcPr>
+          <w:p>
+            <w:pPr>
+              <w:pStyle w:val="Normal"/>
+              <w:jc w:val="center"/>
+              <w:pBdr>
+                <w:bottom w:val="none" w:sz="0" w:space="0" w:color="000000"/>
+                <w:top w:val="none" w:sz="0" w:space="0" w:color="000000"/>
+                <w:left w:val="none" w:sz="0" w:space="0" w:color="000000"/>
+                <w:right w:val="none" w:sz="0" w:space="0" w:color="000000"/>
+              </w:pBdr>
+              <w:spacing w:after="100" w:before="100" w:line="240"/>
+              <w:ind w:left="100" w:right="100" w:firstLine="0" w:firstLineChars="0"/>
+              <w:rPr>
+                <w:rFonts w:ascii="Helvetica" w:hAnsi="Helvetica" w:eastAsia="Helvetica" w:cs="Helvetica"/>
+                <w:i w:val="false"/>
+                <w:b w:val="false"/>
+                <w:u w:val="none"/>
+                <w:sz w:val="22"/>
+                <w:szCs w:val="22"/>
+                <w:color w:val="000000"/>
+              </w:rPr>
+            </w:pPr>
+            <w:r>
+              <w:rPr>
+                <w:rFonts w:ascii="Helvetica" w:hAnsi="Helvetica" w:eastAsia="Helvetica" w:cs="Helvetica"/>
+                <w:i w:val="false"/>
+                <w:b w:val="false"/>
+                <w:u w:val="none"/>
+                <w:sz w:val="22"/>
+                <w:szCs w:val="22"/>
+                <w:color w:val="000000"/>
+              </w:rPr>
+              <w:t xml:space="preserve">-5.2, 0.53</w:t>
+            </w:r>
+          </w:p>
+        </w:tc>
+        <w:tc>
+          <w:tcPr>
+            <w:tcBorders>
+              <w:bottom w:val="none" w:sz="0" w:space="0" w:color="000000"/>
+              <w:top w:val="none" w:sz="0" w:space="0" w:color="000000"/>
+              <w:left w:val="none" w:sz="0" w:space="0" w:color="000000"/>
+              <w:right w:val="none" w:sz="0" w:space="0" w:color="000000"/>
+            </w:tcBorders>
+            <w:shd w:val="clear" w:color="auto" w:fill="FFFFFF"/>
+            <w:tcMar>
+              <w:top w:w="0" w:type="dxa"/>
+              <w:bottom w:w="0" w:type="dxa"/>
+              <w:left w:w="0" w:type="dxa"/>
+              <w:right w:w="0" w:type="dxa"/>
+            </w:tcMar>
+            <w:vAlign w:val="top"/>
+          </w:tcPr>
+          <w:p>
+            <w:pPr>
+              <w:pStyle w:val="Normal"/>
+              <w:jc w:val="center"/>
+              <w:pBdr>
+                <w:bottom w:val="none" w:sz="0" w:space="0" w:color="000000"/>
+                <w:top w:val="none" w:sz="0" w:space="0" w:color="000000"/>
+                <w:left w:val="none" w:sz="0" w:space="0" w:color="000000"/>
+                <w:right w:val="none" w:sz="0" w:space="0" w:color="000000"/>
+              </w:pBdr>
+              <w:spacing w:after="100" w:before="100" w:line="240"/>
+              <w:ind w:left="100" w:right="100" w:firstLine="0" w:firstLineChars="0"/>
+              <w:rPr>
+                <w:rFonts w:ascii="Helvetica" w:hAnsi="Helvetica" w:eastAsia="Helvetica" w:cs="Helvetica"/>
+                <w:i w:val="false"/>
+                <w:b w:val="false"/>
+                <w:u w:val="none"/>
+                <w:sz w:val="22"/>
+                <w:szCs w:val="22"/>
+                <w:color w:val="000000"/>
+              </w:rPr>
+            </w:pPr>
+            <w:r>
+              <w:rPr>
+                <w:rFonts w:ascii="Helvetica" w:hAnsi="Helvetica" w:eastAsia="Helvetica" w:cs="Helvetica"/>
+                <w:i w:val="false"/>
+                <w:b w:val="false"/>
+                <w:u w:val="none"/>
+                <w:sz w:val="22"/>
+                <w:szCs w:val="22"/>
+                <w:color w:val="000000"/>
+              </w:rPr>
+              <w:t xml:space="preserve">0.110</w:t>
             </w:r>
           </w:p>
         </w:tc>
@@ -7356,113 +7356,113 @@
                 <w:szCs w:val="22"/>
                 <w:color w:val="000000"/>
               </w:rPr>
-              <w:t xml:space="preserve">-8.3</w:t>
-            </w:r>
-          </w:p>
-        </w:tc>
-        <w:tc>
-          <w:tcPr>
-            <w:tcBorders>
-              <w:bottom w:val="none" w:sz="0" w:space="0" w:color="000000"/>
-              <w:top w:val="none" w:sz="0" w:space="0" w:color="000000"/>
-              <w:left w:val="none" w:sz="0" w:space="0" w:color="000000"/>
-              <w:right w:val="none" w:sz="0" w:space="0" w:color="000000"/>
-            </w:tcBorders>
-            <w:shd w:val="clear" w:color="auto" w:fill="FFFFFF"/>
-            <w:tcMar>
-              <w:top w:w="0" w:type="dxa"/>
-              <w:bottom w:w="0" w:type="dxa"/>
-              <w:left w:w="0" w:type="dxa"/>
-              <w:right w:w="0" w:type="dxa"/>
-            </w:tcMar>
-            <w:vAlign w:val="top"/>
-          </w:tcPr>
-          <w:p>
-            <w:pPr>
-              <w:pStyle w:val="Normal"/>
-              <w:jc w:val="center"/>
-              <w:pBdr>
-                <w:bottom w:val="none" w:sz="0" w:space="0" w:color="000000"/>
-                <w:top w:val="none" w:sz="0" w:space="0" w:color="000000"/>
-                <w:left w:val="none" w:sz="0" w:space="0" w:color="000000"/>
-                <w:right w:val="none" w:sz="0" w:space="0" w:color="000000"/>
-              </w:pBdr>
-              <w:spacing w:after="100" w:before="100" w:line="240"/>
-              <w:ind w:left="100" w:right="100" w:firstLine="0" w:firstLineChars="0"/>
-              <w:rPr>
-                <w:rFonts w:ascii="Helvetica" w:hAnsi="Helvetica" w:eastAsia="Helvetica" w:cs="Helvetica"/>
-                <w:i w:val="false"/>
-                <w:b w:val="false"/>
-                <w:u w:val="none"/>
-                <w:sz w:val="22"/>
-                <w:szCs w:val="22"/>
-                <w:color w:val="000000"/>
-              </w:rPr>
-            </w:pPr>
-            <w:r>
-              <w:rPr>
-                <w:rFonts w:ascii="Helvetica" w:hAnsi="Helvetica" w:eastAsia="Helvetica" w:cs="Helvetica"/>
-                <w:i w:val="false"/>
-                <w:b w:val="false"/>
-                <w:u w:val="none"/>
-                <w:sz w:val="22"/>
-                <w:szCs w:val="22"/>
-                <w:color w:val="000000"/>
-              </w:rPr>
-              <w:t xml:space="preserve">-15, -1.5</w:t>
-            </w:r>
-          </w:p>
-        </w:tc>
-        <w:tc>
-          <w:tcPr>
-            <w:tcBorders>
-              <w:bottom w:val="none" w:sz="0" w:space="0" w:color="000000"/>
-              <w:top w:val="none" w:sz="0" w:space="0" w:color="000000"/>
-              <w:left w:val="none" w:sz="0" w:space="0" w:color="000000"/>
-              <w:right w:val="none" w:sz="0" w:space="0" w:color="000000"/>
-            </w:tcBorders>
-            <w:shd w:val="clear" w:color="auto" w:fill="FFFFFF"/>
-            <w:tcMar>
-              <w:top w:w="0" w:type="dxa"/>
-              <w:bottom w:w="0" w:type="dxa"/>
-              <w:left w:w="0" w:type="dxa"/>
-              <w:right w:w="0" w:type="dxa"/>
-            </w:tcMar>
-            <w:vAlign w:val="top"/>
-          </w:tcPr>
-          <w:p>
-            <w:pPr>
-              <w:pStyle w:val="Normal"/>
-              <w:jc w:val="center"/>
-              <w:pBdr>
-                <w:bottom w:val="none" w:sz="0" w:space="0" w:color="000000"/>
-                <w:top w:val="none" w:sz="0" w:space="0" w:color="000000"/>
-                <w:left w:val="none" w:sz="0" w:space="0" w:color="000000"/>
-                <w:right w:val="none" w:sz="0" w:space="0" w:color="000000"/>
-              </w:pBdr>
-              <w:spacing w:after="100" w:before="100" w:line="240"/>
-              <w:ind w:left="100" w:right="100" w:firstLine="0" w:firstLineChars="0"/>
-              <w:rPr>
-                <w:rFonts w:ascii="Helvetica" w:hAnsi="Helvetica" w:eastAsia="Helvetica" w:cs="Helvetica"/>
-                <w:i w:val="false"/>
-                <w:b w:val="false"/>
-                <w:u w:val="none"/>
-                <w:sz w:val="22"/>
-                <w:szCs w:val="22"/>
-                <w:color w:val="000000"/>
-              </w:rPr>
-            </w:pPr>
-            <w:r>
-              <w:rPr>
-                <w:rFonts w:ascii="Helvetica" w:hAnsi="Helvetica" w:eastAsia="Helvetica" w:cs="Helvetica"/>
-                <w:i w:val="false"/>
-                <w:b w:val="false"/>
-                <w:u w:val="none"/>
-                <w:sz w:val="22"/>
-                <w:szCs w:val="22"/>
-                <w:color w:val="000000"/>
-              </w:rPr>
-              <w:t xml:space="preserve">0.017</w:t>
+              <w:t xml:space="preserve">-8.0</w:t>
+            </w:r>
+          </w:p>
+        </w:tc>
+        <w:tc>
+          <w:tcPr>
+            <w:tcBorders>
+              <w:bottom w:val="none" w:sz="0" w:space="0" w:color="000000"/>
+              <w:top w:val="none" w:sz="0" w:space="0" w:color="000000"/>
+              <w:left w:val="none" w:sz="0" w:space="0" w:color="000000"/>
+              <w:right w:val="none" w:sz="0" w:space="0" w:color="000000"/>
+            </w:tcBorders>
+            <w:shd w:val="clear" w:color="auto" w:fill="FFFFFF"/>
+            <w:tcMar>
+              <w:top w:w="0" w:type="dxa"/>
+              <w:bottom w:w="0" w:type="dxa"/>
+              <w:left w:w="0" w:type="dxa"/>
+              <w:right w:w="0" w:type="dxa"/>
+            </w:tcMar>
+            <w:vAlign w:val="top"/>
+          </w:tcPr>
+          <w:p>
+            <w:pPr>
+              <w:pStyle w:val="Normal"/>
+              <w:jc w:val="center"/>
+              <w:pBdr>
+                <w:bottom w:val="none" w:sz="0" w:space="0" w:color="000000"/>
+                <w:top w:val="none" w:sz="0" w:space="0" w:color="000000"/>
+                <w:left w:val="none" w:sz="0" w:space="0" w:color="000000"/>
+                <w:right w:val="none" w:sz="0" w:space="0" w:color="000000"/>
+              </w:pBdr>
+              <w:spacing w:after="100" w:before="100" w:line="240"/>
+              <w:ind w:left="100" w:right="100" w:firstLine="0" w:firstLineChars="0"/>
+              <w:rPr>
+                <w:rFonts w:ascii="Helvetica" w:hAnsi="Helvetica" w:eastAsia="Helvetica" w:cs="Helvetica"/>
+                <w:i w:val="false"/>
+                <w:b w:val="false"/>
+                <w:u w:val="none"/>
+                <w:sz w:val="22"/>
+                <w:szCs w:val="22"/>
+                <w:color w:val="000000"/>
+              </w:rPr>
+            </w:pPr>
+            <w:r>
+              <w:rPr>
+                <w:rFonts w:ascii="Helvetica" w:hAnsi="Helvetica" w:eastAsia="Helvetica" w:cs="Helvetica"/>
+                <w:i w:val="false"/>
+                <w:b w:val="false"/>
+                <w:u w:val="none"/>
+                <w:sz w:val="22"/>
+                <w:szCs w:val="22"/>
+                <w:color w:val="000000"/>
+              </w:rPr>
+              <w:t xml:space="preserve">-15, -1.3</w:t>
+            </w:r>
+          </w:p>
+        </w:tc>
+        <w:tc>
+          <w:tcPr>
+            <w:tcBorders>
+              <w:bottom w:val="none" w:sz="0" w:space="0" w:color="000000"/>
+              <w:top w:val="none" w:sz="0" w:space="0" w:color="000000"/>
+              <w:left w:val="none" w:sz="0" w:space="0" w:color="000000"/>
+              <w:right w:val="none" w:sz="0" w:space="0" w:color="000000"/>
+            </w:tcBorders>
+            <w:shd w:val="clear" w:color="auto" w:fill="FFFFFF"/>
+            <w:tcMar>
+              <w:top w:w="0" w:type="dxa"/>
+              <w:bottom w:w="0" w:type="dxa"/>
+              <w:left w:w="0" w:type="dxa"/>
+              <w:right w:w="0" w:type="dxa"/>
+            </w:tcMar>
+            <w:vAlign w:val="top"/>
+          </w:tcPr>
+          <w:p>
+            <w:pPr>
+              <w:pStyle w:val="Normal"/>
+              <w:jc w:val="center"/>
+              <w:pBdr>
+                <w:bottom w:val="none" w:sz="0" w:space="0" w:color="000000"/>
+                <w:top w:val="none" w:sz="0" w:space="0" w:color="000000"/>
+                <w:left w:val="none" w:sz="0" w:space="0" w:color="000000"/>
+                <w:right w:val="none" w:sz="0" w:space="0" w:color="000000"/>
+              </w:pBdr>
+              <w:spacing w:after="100" w:before="100" w:line="240"/>
+              <w:ind w:left="100" w:right="100" w:firstLine="0" w:firstLineChars="0"/>
+              <w:rPr>
+                <w:rFonts w:ascii="Helvetica" w:hAnsi="Helvetica" w:eastAsia="Helvetica" w:cs="Helvetica"/>
+                <w:i w:val="false"/>
+                <w:b w:val="false"/>
+                <w:u w:val="none"/>
+                <w:sz w:val="22"/>
+                <w:szCs w:val="22"/>
+                <w:color w:val="000000"/>
+              </w:rPr>
+            </w:pPr>
+            <w:r>
+              <w:rPr>
+                <w:rFonts w:ascii="Helvetica" w:hAnsi="Helvetica" w:eastAsia="Helvetica" w:cs="Helvetica"/>
+                <w:i w:val="false"/>
+                <w:b w:val="false"/>
+                <w:u w:val="none"/>
+                <w:sz w:val="22"/>
+                <w:szCs w:val="22"/>
+                <w:color w:val="000000"/>
+              </w:rPr>
+              <w:t xml:space="preserve">0.020</w:t>
             </w:r>
           </w:p>
         </w:tc>
@@ -7839,113 +7839,113 @@
                 <w:szCs w:val="22"/>
                 <w:color w:val="000000"/>
               </w:rPr>
-              <w:t xml:space="preserve">0.59</w:t>
-            </w:r>
-          </w:p>
-        </w:tc>
-        <w:tc>
-          <w:tcPr>
-            <w:tcBorders>
-              <w:bottom w:val="none" w:sz="0" w:space="0" w:color="000000"/>
-              <w:top w:val="none" w:sz="0" w:space="0" w:color="000000"/>
-              <w:left w:val="none" w:sz="0" w:space="0" w:color="000000"/>
-              <w:right w:val="none" w:sz="0" w:space="0" w:color="000000"/>
-            </w:tcBorders>
-            <w:shd w:val="clear" w:color="auto" w:fill="FFFFFF"/>
-            <w:tcMar>
-              <w:top w:w="0" w:type="dxa"/>
-              <w:bottom w:w="0" w:type="dxa"/>
-              <w:left w:w="0" w:type="dxa"/>
-              <w:right w:w="0" w:type="dxa"/>
-            </w:tcMar>
-            <w:vAlign w:val="top"/>
-          </w:tcPr>
-          <w:p>
-            <w:pPr>
-              <w:pStyle w:val="Normal"/>
-              <w:jc w:val="center"/>
-              <w:pBdr>
-                <w:bottom w:val="none" w:sz="0" w:space="0" w:color="000000"/>
-                <w:top w:val="none" w:sz="0" w:space="0" w:color="000000"/>
-                <w:left w:val="none" w:sz="0" w:space="0" w:color="000000"/>
-                <w:right w:val="none" w:sz="0" w:space="0" w:color="000000"/>
-              </w:pBdr>
-              <w:spacing w:after="100" w:before="100" w:line="240"/>
-              <w:ind w:left="100" w:right="100" w:firstLine="0" w:firstLineChars="0"/>
-              <w:rPr>
-                <w:rFonts w:ascii="Helvetica" w:hAnsi="Helvetica" w:eastAsia="Helvetica" w:cs="Helvetica"/>
-                <w:i w:val="false"/>
-                <w:b w:val="false"/>
-                <w:u w:val="none"/>
-                <w:sz w:val="22"/>
-                <w:szCs w:val="22"/>
-                <w:color w:val="000000"/>
-              </w:rPr>
-            </w:pPr>
-            <w:r>
-              <w:rPr>
-                <w:rFonts w:ascii="Helvetica" w:hAnsi="Helvetica" w:eastAsia="Helvetica" w:cs="Helvetica"/>
-                <w:i w:val="false"/>
-                <w:b w:val="false"/>
-                <w:u w:val="none"/>
-                <w:sz w:val="22"/>
-                <w:szCs w:val="22"/>
-                <w:color w:val="000000"/>
-              </w:rPr>
-              <w:t xml:space="preserve">-5.5, 6.7</w:t>
-            </w:r>
-          </w:p>
-        </w:tc>
-        <w:tc>
-          <w:tcPr>
-            <w:tcBorders>
-              <w:bottom w:val="none" w:sz="0" w:space="0" w:color="000000"/>
-              <w:top w:val="none" w:sz="0" w:space="0" w:color="000000"/>
-              <w:left w:val="none" w:sz="0" w:space="0" w:color="000000"/>
-              <w:right w:val="none" w:sz="0" w:space="0" w:color="000000"/>
-            </w:tcBorders>
-            <w:shd w:val="clear" w:color="auto" w:fill="FFFFFF"/>
-            <w:tcMar>
-              <w:top w:w="0" w:type="dxa"/>
-              <w:bottom w:w="0" w:type="dxa"/>
-              <w:left w:w="0" w:type="dxa"/>
-              <w:right w:w="0" w:type="dxa"/>
-            </w:tcMar>
-            <w:vAlign w:val="top"/>
-          </w:tcPr>
-          <w:p>
-            <w:pPr>
-              <w:pStyle w:val="Normal"/>
-              <w:jc w:val="center"/>
-              <w:pBdr>
-                <w:bottom w:val="none" w:sz="0" w:space="0" w:color="000000"/>
-                <w:top w:val="none" w:sz="0" w:space="0" w:color="000000"/>
-                <w:left w:val="none" w:sz="0" w:space="0" w:color="000000"/>
-                <w:right w:val="none" w:sz="0" w:space="0" w:color="000000"/>
-              </w:pBdr>
-              <w:spacing w:after="100" w:before="100" w:line="240"/>
-              <w:ind w:left="100" w:right="100" w:firstLine="0" w:firstLineChars="0"/>
-              <w:rPr>
-                <w:rFonts w:ascii="Helvetica" w:hAnsi="Helvetica" w:eastAsia="Helvetica" w:cs="Helvetica"/>
-                <w:i w:val="false"/>
-                <w:b w:val="false"/>
-                <w:u w:val="none"/>
-                <w:sz w:val="22"/>
-                <w:szCs w:val="22"/>
-                <w:color w:val="000000"/>
-              </w:rPr>
-            </w:pPr>
-            <w:r>
-              <w:rPr>
-                <w:rFonts w:ascii="Helvetica" w:hAnsi="Helvetica" w:eastAsia="Helvetica" w:cs="Helvetica"/>
-                <w:i w:val="false"/>
-                <w:b w:val="false"/>
-                <w:u w:val="none"/>
-                <w:sz w:val="22"/>
-                <w:szCs w:val="22"/>
-                <w:color w:val="000000"/>
-              </w:rPr>
-              <w:t xml:space="preserve">0.849</w:t>
+              <w:t xml:space="preserve">-0.46</w:t>
+            </w:r>
+          </w:p>
+        </w:tc>
+        <w:tc>
+          <w:tcPr>
+            <w:tcBorders>
+              <w:bottom w:val="none" w:sz="0" w:space="0" w:color="000000"/>
+              <w:top w:val="none" w:sz="0" w:space="0" w:color="000000"/>
+              <w:left w:val="none" w:sz="0" w:space="0" w:color="000000"/>
+              <w:right w:val="none" w:sz="0" w:space="0" w:color="000000"/>
+            </w:tcBorders>
+            <w:shd w:val="clear" w:color="auto" w:fill="FFFFFF"/>
+            <w:tcMar>
+              <w:top w:w="0" w:type="dxa"/>
+              <w:bottom w:w="0" w:type="dxa"/>
+              <w:left w:w="0" w:type="dxa"/>
+              <w:right w:w="0" w:type="dxa"/>
+            </w:tcMar>
+            <w:vAlign w:val="top"/>
+          </w:tcPr>
+          <w:p>
+            <w:pPr>
+              <w:pStyle w:val="Normal"/>
+              <w:jc w:val="center"/>
+              <w:pBdr>
+                <w:bottom w:val="none" w:sz="0" w:space="0" w:color="000000"/>
+                <w:top w:val="none" w:sz="0" w:space="0" w:color="000000"/>
+                <w:left w:val="none" w:sz="0" w:space="0" w:color="000000"/>
+                <w:right w:val="none" w:sz="0" w:space="0" w:color="000000"/>
+              </w:pBdr>
+              <w:spacing w:after="100" w:before="100" w:line="240"/>
+              <w:ind w:left="100" w:right="100" w:firstLine="0" w:firstLineChars="0"/>
+              <w:rPr>
+                <w:rFonts w:ascii="Helvetica" w:hAnsi="Helvetica" w:eastAsia="Helvetica" w:cs="Helvetica"/>
+                <w:i w:val="false"/>
+                <w:b w:val="false"/>
+                <w:u w:val="none"/>
+                <w:sz w:val="22"/>
+                <w:szCs w:val="22"/>
+                <w:color w:val="000000"/>
+              </w:rPr>
+            </w:pPr>
+            <w:r>
+              <w:rPr>
+                <w:rFonts w:ascii="Helvetica" w:hAnsi="Helvetica" w:eastAsia="Helvetica" w:cs="Helvetica"/>
+                <w:i w:val="false"/>
+                <w:b w:val="false"/>
+                <w:u w:val="none"/>
+                <w:sz w:val="22"/>
+                <w:szCs w:val="22"/>
+                <w:color w:val="000000"/>
+              </w:rPr>
+              <w:t xml:space="preserve">-6.6, 5.7</w:t>
+            </w:r>
+          </w:p>
+        </w:tc>
+        <w:tc>
+          <w:tcPr>
+            <w:tcBorders>
+              <w:bottom w:val="none" w:sz="0" w:space="0" w:color="000000"/>
+              <w:top w:val="none" w:sz="0" w:space="0" w:color="000000"/>
+              <w:left w:val="none" w:sz="0" w:space="0" w:color="000000"/>
+              <w:right w:val="none" w:sz="0" w:space="0" w:color="000000"/>
+            </w:tcBorders>
+            <w:shd w:val="clear" w:color="auto" w:fill="FFFFFF"/>
+            <w:tcMar>
+              <w:top w:w="0" w:type="dxa"/>
+              <w:bottom w:w="0" w:type="dxa"/>
+              <w:left w:w="0" w:type="dxa"/>
+              <w:right w:w="0" w:type="dxa"/>
+            </w:tcMar>
+            <w:vAlign w:val="top"/>
+          </w:tcPr>
+          <w:p>
+            <w:pPr>
+              <w:pStyle w:val="Normal"/>
+              <w:jc w:val="center"/>
+              <w:pBdr>
+                <w:bottom w:val="none" w:sz="0" w:space="0" w:color="000000"/>
+                <w:top w:val="none" w:sz="0" w:space="0" w:color="000000"/>
+                <w:left w:val="none" w:sz="0" w:space="0" w:color="000000"/>
+                <w:right w:val="none" w:sz="0" w:space="0" w:color="000000"/>
+              </w:pBdr>
+              <w:spacing w:after="100" w:before="100" w:line="240"/>
+              <w:ind w:left="100" w:right="100" w:firstLine="0" w:firstLineChars="0"/>
+              <w:rPr>
+                <w:rFonts w:ascii="Helvetica" w:hAnsi="Helvetica" w:eastAsia="Helvetica" w:cs="Helvetica"/>
+                <w:i w:val="false"/>
+                <w:b w:val="false"/>
+                <w:u w:val="none"/>
+                <w:sz w:val="22"/>
+                <w:szCs w:val="22"/>
+                <w:color w:val="000000"/>
+              </w:rPr>
+            </w:pPr>
+            <w:r>
+              <w:rPr>
+                <w:rFonts w:ascii="Helvetica" w:hAnsi="Helvetica" w:eastAsia="Helvetica" w:cs="Helvetica"/>
+                <w:i w:val="false"/>
+                <w:b w:val="false"/>
+                <w:u w:val="none"/>
+                <w:sz w:val="22"/>
+                <w:szCs w:val="22"/>
+                <w:color w:val="000000"/>
+              </w:rPr>
+              <w:t xml:space="preserve">0.882</w:t>
             </w:r>
           </w:p>
         </w:tc>
@@ -8322,113 +8322,113 @@
                 <w:szCs w:val="22"/>
                 <w:color w:val="000000"/>
               </w:rPr>
-              <w:t xml:space="preserve">-4.6</w:t>
-            </w:r>
-          </w:p>
-        </w:tc>
-        <w:tc>
-          <w:tcPr>
-            <w:tcBorders>
-              <w:bottom w:val="none" w:sz="0" w:space="0" w:color="000000"/>
-              <w:top w:val="none" w:sz="0" w:space="0" w:color="000000"/>
-              <w:left w:val="none" w:sz="0" w:space="0" w:color="000000"/>
-              <w:right w:val="none" w:sz="0" w:space="0" w:color="000000"/>
-            </w:tcBorders>
-            <w:shd w:val="clear" w:color="auto" w:fill="FFFFFF"/>
-            <w:tcMar>
-              <w:top w:w="0" w:type="dxa"/>
-              <w:bottom w:w="0" w:type="dxa"/>
-              <w:left w:w="0" w:type="dxa"/>
-              <w:right w:w="0" w:type="dxa"/>
-            </w:tcMar>
-            <w:vAlign w:val="top"/>
-          </w:tcPr>
-          <w:p>
-            <w:pPr>
-              <w:pStyle w:val="Normal"/>
-              <w:jc w:val="center"/>
-              <w:pBdr>
-                <w:bottom w:val="none" w:sz="0" w:space="0" w:color="000000"/>
-                <w:top w:val="none" w:sz="0" w:space="0" w:color="000000"/>
-                <w:left w:val="none" w:sz="0" w:space="0" w:color="000000"/>
-                <w:right w:val="none" w:sz="0" w:space="0" w:color="000000"/>
-              </w:pBdr>
-              <w:spacing w:after="100" w:before="100" w:line="240"/>
-              <w:ind w:left="100" w:right="100" w:firstLine="0" w:firstLineChars="0"/>
-              <w:rPr>
-                <w:rFonts w:ascii="Helvetica" w:hAnsi="Helvetica" w:eastAsia="Helvetica" w:cs="Helvetica"/>
-                <w:i w:val="false"/>
-                <w:b w:val="false"/>
-                <w:u w:val="none"/>
-                <w:sz w:val="22"/>
-                <w:szCs w:val="22"/>
-                <w:color w:val="000000"/>
-              </w:rPr>
-            </w:pPr>
-            <w:r>
-              <w:rPr>
-                <w:rFonts w:ascii="Helvetica" w:hAnsi="Helvetica" w:eastAsia="Helvetica" w:cs="Helvetica"/>
-                <w:i w:val="false"/>
-                <w:b w:val="false"/>
-                <w:u w:val="none"/>
-                <w:sz w:val="22"/>
-                <w:szCs w:val="22"/>
-                <w:color w:val="000000"/>
-              </w:rPr>
-              <w:t xml:space="preserve">-12, 2.4</w:t>
-            </w:r>
-          </w:p>
-        </w:tc>
-        <w:tc>
-          <w:tcPr>
-            <w:tcBorders>
-              <w:bottom w:val="none" w:sz="0" w:space="0" w:color="000000"/>
-              <w:top w:val="none" w:sz="0" w:space="0" w:color="000000"/>
-              <w:left w:val="none" w:sz="0" w:space="0" w:color="000000"/>
-              <w:right w:val="none" w:sz="0" w:space="0" w:color="000000"/>
-            </w:tcBorders>
-            <w:shd w:val="clear" w:color="auto" w:fill="FFFFFF"/>
-            <w:tcMar>
-              <w:top w:w="0" w:type="dxa"/>
-              <w:bottom w:w="0" w:type="dxa"/>
-              <w:left w:w="0" w:type="dxa"/>
-              <w:right w:w="0" w:type="dxa"/>
-            </w:tcMar>
-            <w:vAlign w:val="top"/>
-          </w:tcPr>
-          <w:p>
-            <w:pPr>
-              <w:pStyle w:val="Normal"/>
-              <w:jc w:val="center"/>
-              <w:pBdr>
-                <w:bottom w:val="none" w:sz="0" w:space="0" w:color="000000"/>
-                <w:top w:val="none" w:sz="0" w:space="0" w:color="000000"/>
-                <w:left w:val="none" w:sz="0" w:space="0" w:color="000000"/>
-                <w:right w:val="none" w:sz="0" w:space="0" w:color="000000"/>
-              </w:pBdr>
-              <w:spacing w:after="100" w:before="100" w:line="240"/>
-              <w:ind w:left="100" w:right="100" w:firstLine="0" w:firstLineChars="0"/>
-              <w:rPr>
-                <w:rFonts w:ascii="Helvetica" w:hAnsi="Helvetica" w:eastAsia="Helvetica" w:cs="Helvetica"/>
-                <w:i w:val="false"/>
-                <w:b w:val="false"/>
-                <w:u w:val="none"/>
-                <w:sz w:val="22"/>
-                <w:szCs w:val="22"/>
-                <w:color w:val="000000"/>
-              </w:rPr>
-            </w:pPr>
-            <w:r>
-              <w:rPr>
-                <w:rFonts w:ascii="Helvetica" w:hAnsi="Helvetica" w:eastAsia="Helvetica" w:cs="Helvetica"/>
-                <w:i w:val="false"/>
-                <w:b w:val="false"/>
-                <w:u w:val="none"/>
-                <w:sz w:val="22"/>
-                <w:szCs w:val="22"/>
-                <w:color w:val="000000"/>
-              </w:rPr>
-              <w:t xml:space="preserve">0.198</w:t>
+              <w:t xml:space="preserve">-5.1</w:t>
+            </w:r>
+          </w:p>
+        </w:tc>
+        <w:tc>
+          <w:tcPr>
+            <w:tcBorders>
+              <w:bottom w:val="none" w:sz="0" w:space="0" w:color="000000"/>
+              <w:top w:val="none" w:sz="0" w:space="0" w:color="000000"/>
+              <w:left w:val="none" w:sz="0" w:space="0" w:color="000000"/>
+              <w:right w:val="none" w:sz="0" w:space="0" w:color="000000"/>
+            </w:tcBorders>
+            <w:shd w:val="clear" w:color="auto" w:fill="FFFFFF"/>
+            <w:tcMar>
+              <w:top w:w="0" w:type="dxa"/>
+              <w:bottom w:w="0" w:type="dxa"/>
+              <w:left w:w="0" w:type="dxa"/>
+              <w:right w:w="0" w:type="dxa"/>
+            </w:tcMar>
+            <w:vAlign w:val="top"/>
+          </w:tcPr>
+          <w:p>
+            <w:pPr>
+              <w:pStyle w:val="Normal"/>
+              <w:jc w:val="center"/>
+              <w:pBdr>
+                <w:bottom w:val="none" w:sz="0" w:space="0" w:color="000000"/>
+                <w:top w:val="none" w:sz="0" w:space="0" w:color="000000"/>
+                <w:left w:val="none" w:sz="0" w:space="0" w:color="000000"/>
+                <w:right w:val="none" w:sz="0" w:space="0" w:color="000000"/>
+              </w:pBdr>
+              <w:spacing w:after="100" w:before="100" w:line="240"/>
+              <w:ind w:left="100" w:right="100" w:firstLine="0" w:firstLineChars="0"/>
+              <w:rPr>
+                <w:rFonts w:ascii="Helvetica" w:hAnsi="Helvetica" w:eastAsia="Helvetica" w:cs="Helvetica"/>
+                <w:i w:val="false"/>
+                <w:b w:val="false"/>
+                <w:u w:val="none"/>
+                <w:sz w:val="22"/>
+                <w:szCs w:val="22"/>
+                <w:color w:val="000000"/>
+              </w:rPr>
+            </w:pPr>
+            <w:r>
+              <w:rPr>
+                <w:rFonts w:ascii="Helvetica" w:hAnsi="Helvetica" w:eastAsia="Helvetica" w:cs="Helvetica"/>
+                <w:i w:val="false"/>
+                <w:b w:val="false"/>
+                <w:u w:val="none"/>
+                <w:sz w:val="22"/>
+                <w:szCs w:val="22"/>
+                <w:color w:val="000000"/>
+              </w:rPr>
+              <w:t xml:space="preserve">-12, 1.9</w:t>
+            </w:r>
+          </w:p>
+        </w:tc>
+        <w:tc>
+          <w:tcPr>
+            <w:tcBorders>
+              <w:bottom w:val="none" w:sz="0" w:space="0" w:color="000000"/>
+              <w:top w:val="none" w:sz="0" w:space="0" w:color="000000"/>
+              <w:left w:val="none" w:sz="0" w:space="0" w:color="000000"/>
+              <w:right w:val="none" w:sz="0" w:space="0" w:color="000000"/>
+            </w:tcBorders>
+            <w:shd w:val="clear" w:color="auto" w:fill="FFFFFF"/>
+            <w:tcMar>
+              <w:top w:w="0" w:type="dxa"/>
+              <w:bottom w:w="0" w:type="dxa"/>
+              <w:left w:w="0" w:type="dxa"/>
+              <w:right w:w="0" w:type="dxa"/>
+            </w:tcMar>
+            <w:vAlign w:val="top"/>
+          </w:tcPr>
+          <w:p>
+            <w:pPr>
+              <w:pStyle w:val="Normal"/>
+              <w:jc w:val="center"/>
+              <w:pBdr>
+                <w:bottom w:val="none" w:sz="0" w:space="0" w:color="000000"/>
+                <w:top w:val="none" w:sz="0" w:space="0" w:color="000000"/>
+                <w:left w:val="none" w:sz="0" w:space="0" w:color="000000"/>
+                <w:right w:val="none" w:sz="0" w:space="0" w:color="000000"/>
+              </w:pBdr>
+              <w:spacing w:after="100" w:before="100" w:line="240"/>
+              <w:ind w:left="100" w:right="100" w:firstLine="0" w:firstLineChars="0"/>
+              <w:rPr>
+                <w:rFonts w:ascii="Helvetica" w:hAnsi="Helvetica" w:eastAsia="Helvetica" w:cs="Helvetica"/>
+                <w:i w:val="false"/>
+                <w:b w:val="false"/>
+                <w:u w:val="none"/>
+                <w:sz w:val="22"/>
+                <w:szCs w:val="22"/>
+                <w:color w:val="000000"/>
+              </w:rPr>
+            </w:pPr>
+            <w:r>
+              <w:rPr>
+                <w:rFonts w:ascii="Helvetica" w:hAnsi="Helvetica" w:eastAsia="Helvetica" w:cs="Helvetica"/>
+                <w:i w:val="false"/>
+                <w:b w:val="false"/>
+                <w:u w:val="none"/>
+                <w:sz w:val="22"/>
+                <w:szCs w:val="22"/>
+                <w:color w:val="000000"/>
+              </w:rPr>
+              <w:t xml:space="preserve">0.155</w:t>
             </w:r>
           </w:p>
         </w:tc>
@@ -8805,113 +8805,113 @@
                 <w:szCs w:val="22"/>
                 <w:color w:val="000000"/>
               </w:rPr>
-              <w:t xml:space="preserve">-3.7</w:t>
-            </w:r>
-          </w:p>
-        </w:tc>
-        <w:tc>
-          <w:tcPr>
-            <w:tcBorders>
-              <w:bottom w:val="none" w:sz="0" w:space="0" w:color="000000"/>
-              <w:top w:val="none" w:sz="0" w:space="0" w:color="000000"/>
-              <w:left w:val="none" w:sz="0" w:space="0" w:color="000000"/>
-              <w:right w:val="none" w:sz="0" w:space="0" w:color="000000"/>
-            </w:tcBorders>
-            <w:shd w:val="clear" w:color="auto" w:fill="FFFFFF"/>
-            <w:tcMar>
-              <w:top w:w="0" w:type="dxa"/>
-              <w:bottom w:w="0" w:type="dxa"/>
-              <w:left w:w="0" w:type="dxa"/>
-              <w:right w:w="0" w:type="dxa"/>
-            </w:tcMar>
-            <w:vAlign w:val="top"/>
-          </w:tcPr>
-          <w:p>
-            <w:pPr>
-              <w:pStyle w:val="Normal"/>
-              <w:jc w:val="center"/>
-              <w:pBdr>
-                <w:bottom w:val="none" w:sz="0" w:space="0" w:color="000000"/>
-                <w:top w:val="none" w:sz="0" w:space="0" w:color="000000"/>
-                <w:left w:val="none" w:sz="0" w:space="0" w:color="000000"/>
-                <w:right w:val="none" w:sz="0" w:space="0" w:color="000000"/>
-              </w:pBdr>
-              <w:spacing w:after="100" w:before="100" w:line="240"/>
-              <w:ind w:left="100" w:right="100" w:firstLine="0" w:firstLineChars="0"/>
-              <w:rPr>
-                <w:rFonts w:ascii="Helvetica" w:hAnsi="Helvetica" w:eastAsia="Helvetica" w:cs="Helvetica"/>
-                <w:i w:val="false"/>
-                <w:b w:val="false"/>
-                <w:u w:val="none"/>
-                <w:sz w:val="22"/>
-                <w:szCs w:val="22"/>
-                <w:color w:val="000000"/>
-              </w:rPr>
-            </w:pPr>
-            <w:r>
-              <w:rPr>
-                <w:rFonts w:ascii="Helvetica" w:hAnsi="Helvetica" w:eastAsia="Helvetica" w:cs="Helvetica"/>
-                <w:i w:val="false"/>
-                <w:b w:val="false"/>
-                <w:u w:val="none"/>
-                <w:sz w:val="22"/>
-                <w:szCs w:val="22"/>
-                <w:color w:val="000000"/>
-              </w:rPr>
-              <w:t xml:space="preserve">-9.2, 1.9</w:t>
-            </w:r>
-          </w:p>
-        </w:tc>
-        <w:tc>
-          <w:tcPr>
-            <w:tcBorders>
-              <w:bottom w:val="none" w:sz="0" w:space="0" w:color="000000"/>
-              <w:top w:val="none" w:sz="0" w:space="0" w:color="000000"/>
-              <w:left w:val="none" w:sz="0" w:space="0" w:color="000000"/>
-              <w:right w:val="none" w:sz="0" w:space="0" w:color="000000"/>
-            </w:tcBorders>
-            <w:shd w:val="clear" w:color="auto" w:fill="FFFFFF"/>
-            <w:tcMar>
-              <w:top w:w="0" w:type="dxa"/>
-              <w:bottom w:w="0" w:type="dxa"/>
-              <w:left w:w="0" w:type="dxa"/>
-              <w:right w:w="0" w:type="dxa"/>
-            </w:tcMar>
-            <w:vAlign w:val="top"/>
-          </w:tcPr>
-          <w:p>
-            <w:pPr>
-              <w:pStyle w:val="Normal"/>
-              <w:jc w:val="center"/>
-              <w:pBdr>
-                <w:bottom w:val="none" w:sz="0" w:space="0" w:color="000000"/>
-                <w:top w:val="none" w:sz="0" w:space="0" w:color="000000"/>
-                <w:left w:val="none" w:sz="0" w:space="0" w:color="000000"/>
-                <w:right w:val="none" w:sz="0" w:space="0" w:color="000000"/>
-              </w:pBdr>
-              <w:spacing w:after="100" w:before="100" w:line="240"/>
-              <w:ind w:left="100" w:right="100" w:firstLine="0" w:firstLineChars="0"/>
-              <w:rPr>
-                <w:rFonts w:ascii="Helvetica" w:hAnsi="Helvetica" w:eastAsia="Helvetica" w:cs="Helvetica"/>
-                <w:i w:val="false"/>
-                <w:b w:val="false"/>
-                <w:u w:val="none"/>
-                <w:sz w:val="22"/>
-                <w:szCs w:val="22"/>
-                <w:color w:val="000000"/>
-              </w:rPr>
-            </w:pPr>
-            <w:r>
-              <w:rPr>
-                <w:rFonts w:ascii="Helvetica" w:hAnsi="Helvetica" w:eastAsia="Helvetica" w:cs="Helvetica"/>
-                <w:i w:val="false"/>
-                <w:b w:val="false"/>
-                <w:u w:val="none"/>
-                <w:sz w:val="22"/>
-                <w:szCs w:val="22"/>
-                <w:color w:val="000000"/>
-              </w:rPr>
-              <w:t xml:space="preserve">0.194</w:t>
+              <w:t xml:space="preserve">-3.6</w:t>
+            </w:r>
+          </w:p>
+        </w:tc>
+        <w:tc>
+          <w:tcPr>
+            <w:tcBorders>
+              <w:bottom w:val="none" w:sz="0" w:space="0" w:color="000000"/>
+              <w:top w:val="none" w:sz="0" w:space="0" w:color="000000"/>
+              <w:left w:val="none" w:sz="0" w:space="0" w:color="000000"/>
+              <w:right w:val="none" w:sz="0" w:space="0" w:color="000000"/>
+            </w:tcBorders>
+            <w:shd w:val="clear" w:color="auto" w:fill="FFFFFF"/>
+            <w:tcMar>
+              <w:top w:w="0" w:type="dxa"/>
+              <w:bottom w:w="0" w:type="dxa"/>
+              <w:left w:w="0" w:type="dxa"/>
+              <w:right w:w="0" w:type="dxa"/>
+            </w:tcMar>
+            <w:vAlign w:val="top"/>
+          </w:tcPr>
+          <w:p>
+            <w:pPr>
+              <w:pStyle w:val="Normal"/>
+              <w:jc w:val="center"/>
+              <w:pBdr>
+                <w:bottom w:val="none" w:sz="0" w:space="0" w:color="000000"/>
+                <w:top w:val="none" w:sz="0" w:space="0" w:color="000000"/>
+                <w:left w:val="none" w:sz="0" w:space="0" w:color="000000"/>
+                <w:right w:val="none" w:sz="0" w:space="0" w:color="000000"/>
+              </w:pBdr>
+              <w:spacing w:after="100" w:before="100" w:line="240"/>
+              <w:ind w:left="100" w:right="100" w:firstLine="0" w:firstLineChars="0"/>
+              <w:rPr>
+                <w:rFonts w:ascii="Helvetica" w:hAnsi="Helvetica" w:eastAsia="Helvetica" w:cs="Helvetica"/>
+                <w:i w:val="false"/>
+                <w:b w:val="false"/>
+                <w:u w:val="none"/>
+                <w:sz w:val="22"/>
+                <w:szCs w:val="22"/>
+                <w:color w:val="000000"/>
+              </w:rPr>
+            </w:pPr>
+            <w:r>
+              <w:rPr>
+                <w:rFonts w:ascii="Helvetica" w:hAnsi="Helvetica" w:eastAsia="Helvetica" w:cs="Helvetica"/>
+                <w:i w:val="false"/>
+                <w:b w:val="false"/>
+                <w:u w:val="none"/>
+                <w:sz w:val="22"/>
+                <w:szCs w:val="22"/>
+                <w:color w:val="000000"/>
+              </w:rPr>
+              <w:t xml:space="preserve">-9.1, 1.9</w:t>
+            </w:r>
+          </w:p>
+        </w:tc>
+        <w:tc>
+          <w:tcPr>
+            <w:tcBorders>
+              <w:bottom w:val="none" w:sz="0" w:space="0" w:color="000000"/>
+              <w:top w:val="none" w:sz="0" w:space="0" w:color="000000"/>
+              <w:left w:val="none" w:sz="0" w:space="0" w:color="000000"/>
+              <w:right w:val="none" w:sz="0" w:space="0" w:color="000000"/>
+            </w:tcBorders>
+            <w:shd w:val="clear" w:color="auto" w:fill="FFFFFF"/>
+            <w:tcMar>
+              <w:top w:w="0" w:type="dxa"/>
+              <w:bottom w:w="0" w:type="dxa"/>
+              <w:left w:w="0" w:type="dxa"/>
+              <w:right w:w="0" w:type="dxa"/>
+            </w:tcMar>
+            <w:vAlign w:val="top"/>
+          </w:tcPr>
+          <w:p>
+            <w:pPr>
+              <w:pStyle w:val="Normal"/>
+              <w:jc w:val="center"/>
+              <w:pBdr>
+                <w:bottom w:val="none" w:sz="0" w:space="0" w:color="000000"/>
+                <w:top w:val="none" w:sz="0" w:space="0" w:color="000000"/>
+                <w:left w:val="none" w:sz="0" w:space="0" w:color="000000"/>
+                <w:right w:val="none" w:sz="0" w:space="0" w:color="000000"/>
+              </w:pBdr>
+              <w:spacing w:after="100" w:before="100" w:line="240"/>
+              <w:ind w:left="100" w:right="100" w:firstLine="0" w:firstLineChars="0"/>
+              <w:rPr>
+                <w:rFonts w:ascii="Helvetica" w:hAnsi="Helvetica" w:eastAsia="Helvetica" w:cs="Helvetica"/>
+                <w:i w:val="false"/>
+                <w:b w:val="false"/>
+                <w:u w:val="none"/>
+                <w:sz w:val="22"/>
+                <w:szCs w:val="22"/>
+                <w:color w:val="000000"/>
+              </w:rPr>
+            </w:pPr>
+            <w:r>
+              <w:rPr>
+                <w:rFonts w:ascii="Helvetica" w:hAnsi="Helvetica" w:eastAsia="Helvetica" w:cs="Helvetica"/>
+                <w:i w:val="false"/>
+                <w:b w:val="false"/>
+                <w:u w:val="none"/>
+                <w:sz w:val="22"/>
+                <w:szCs w:val="22"/>
+                <w:color w:val="000000"/>
+              </w:rPr>
+              <w:t xml:space="preserve">0.197</w:t>
             </w:r>
           </w:p>
         </w:tc>
@@ -9288,113 +9288,113 @@
                 <w:szCs w:val="22"/>
                 <w:color w:val="000000"/>
               </w:rPr>
-              <w:t xml:space="preserve">5.5</w:t>
-            </w:r>
-          </w:p>
-        </w:tc>
-        <w:tc>
-          <w:tcPr>
-            <w:tcBorders>
-              <w:bottom w:val="none" w:sz="0" w:space="0" w:color="000000"/>
-              <w:top w:val="none" w:sz="0" w:space="0" w:color="000000"/>
-              <w:left w:val="none" w:sz="0" w:space="0" w:color="000000"/>
-              <w:right w:val="none" w:sz="0" w:space="0" w:color="000000"/>
-            </w:tcBorders>
-            <w:shd w:val="clear" w:color="auto" w:fill="FFFFFF"/>
-            <w:tcMar>
-              <w:top w:w="0" w:type="dxa"/>
-              <w:bottom w:w="0" w:type="dxa"/>
-              <w:left w:w="0" w:type="dxa"/>
-              <w:right w:w="0" w:type="dxa"/>
-            </w:tcMar>
-            <w:vAlign w:val="top"/>
-          </w:tcPr>
-          <w:p>
-            <w:pPr>
-              <w:pStyle w:val="Normal"/>
-              <w:jc w:val="center"/>
-              <w:pBdr>
-                <w:bottom w:val="none" w:sz="0" w:space="0" w:color="000000"/>
-                <w:top w:val="none" w:sz="0" w:space="0" w:color="000000"/>
-                <w:left w:val="none" w:sz="0" w:space="0" w:color="000000"/>
-                <w:right w:val="none" w:sz="0" w:space="0" w:color="000000"/>
-              </w:pBdr>
-              <w:spacing w:after="100" w:before="100" w:line="240"/>
-              <w:ind w:left="100" w:right="100" w:firstLine="0" w:firstLineChars="0"/>
-              <w:rPr>
-                <w:rFonts w:ascii="Helvetica" w:hAnsi="Helvetica" w:eastAsia="Helvetica" w:cs="Helvetica"/>
-                <w:i w:val="false"/>
-                <w:b w:val="false"/>
-                <w:u w:val="none"/>
-                <w:sz w:val="22"/>
-                <w:szCs w:val="22"/>
-                <w:color w:val="000000"/>
-              </w:rPr>
-            </w:pPr>
-            <w:r>
-              <w:rPr>
-                <w:rFonts w:ascii="Helvetica" w:hAnsi="Helvetica" w:eastAsia="Helvetica" w:cs="Helvetica"/>
-                <w:i w:val="false"/>
-                <w:b w:val="false"/>
-                <w:u w:val="none"/>
-                <w:sz w:val="22"/>
-                <w:szCs w:val="22"/>
-                <w:color w:val="000000"/>
-              </w:rPr>
-              <w:t xml:space="preserve">-0.28, 11</w:t>
-            </w:r>
-          </w:p>
-        </w:tc>
-        <w:tc>
-          <w:tcPr>
-            <w:tcBorders>
-              <w:bottom w:val="none" w:sz="0" w:space="0" w:color="000000"/>
-              <w:top w:val="none" w:sz="0" w:space="0" w:color="000000"/>
-              <w:left w:val="none" w:sz="0" w:space="0" w:color="000000"/>
-              <w:right w:val="none" w:sz="0" w:space="0" w:color="000000"/>
-            </w:tcBorders>
-            <w:shd w:val="clear" w:color="auto" w:fill="FFFFFF"/>
-            <w:tcMar>
-              <w:top w:w="0" w:type="dxa"/>
-              <w:bottom w:w="0" w:type="dxa"/>
-              <w:left w:w="0" w:type="dxa"/>
-              <w:right w:w="0" w:type="dxa"/>
-            </w:tcMar>
-            <w:vAlign w:val="top"/>
-          </w:tcPr>
-          <w:p>
-            <w:pPr>
-              <w:pStyle w:val="Normal"/>
-              <w:jc w:val="center"/>
-              <w:pBdr>
-                <w:bottom w:val="none" w:sz="0" w:space="0" w:color="000000"/>
-                <w:top w:val="none" w:sz="0" w:space="0" w:color="000000"/>
-                <w:left w:val="none" w:sz="0" w:space="0" w:color="000000"/>
-                <w:right w:val="none" w:sz="0" w:space="0" w:color="000000"/>
-              </w:pBdr>
-              <w:spacing w:after="100" w:before="100" w:line="240"/>
-              <w:ind w:left="100" w:right="100" w:firstLine="0" w:firstLineChars="0"/>
-              <w:rPr>
-                <w:rFonts w:ascii="Helvetica" w:hAnsi="Helvetica" w:eastAsia="Helvetica" w:cs="Helvetica"/>
-                <w:i w:val="false"/>
-                <w:b w:val="false"/>
-                <w:u w:val="none"/>
-                <w:sz w:val="22"/>
-                <w:szCs w:val="22"/>
-                <w:color w:val="000000"/>
-              </w:rPr>
-            </w:pPr>
-            <w:r>
-              <w:rPr>
-                <w:rFonts w:ascii="Helvetica" w:hAnsi="Helvetica" w:eastAsia="Helvetica" w:cs="Helvetica"/>
-                <w:i w:val="false"/>
-                <w:b w:val="false"/>
-                <w:u w:val="none"/>
-                <w:sz w:val="22"/>
-                <w:szCs w:val="22"/>
-                <w:color w:val="000000"/>
-              </w:rPr>
-              <w:t xml:space="preserve">0.062</w:t>
+              <w:t xml:space="preserve">4.8</w:t>
+            </w:r>
+          </w:p>
+        </w:tc>
+        <w:tc>
+          <w:tcPr>
+            <w:tcBorders>
+              <w:bottom w:val="none" w:sz="0" w:space="0" w:color="000000"/>
+              <w:top w:val="none" w:sz="0" w:space="0" w:color="000000"/>
+              <w:left w:val="none" w:sz="0" w:space="0" w:color="000000"/>
+              <w:right w:val="none" w:sz="0" w:space="0" w:color="000000"/>
+            </w:tcBorders>
+            <w:shd w:val="clear" w:color="auto" w:fill="FFFFFF"/>
+            <w:tcMar>
+              <w:top w:w="0" w:type="dxa"/>
+              <w:bottom w:w="0" w:type="dxa"/>
+              <w:left w:w="0" w:type="dxa"/>
+              <w:right w:w="0" w:type="dxa"/>
+            </w:tcMar>
+            <w:vAlign w:val="top"/>
+          </w:tcPr>
+          <w:p>
+            <w:pPr>
+              <w:pStyle w:val="Normal"/>
+              <w:jc w:val="center"/>
+              <w:pBdr>
+                <w:bottom w:val="none" w:sz="0" w:space="0" w:color="000000"/>
+                <w:top w:val="none" w:sz="0" w:space="0" w:color="000000"/>
+                <w:left w:val="none" w:sz="0" w:space="0" w:color="000000"/>
+                <w:right w:val="none" w:sz="0" w:space="0" w:color="000000"/>
+              </w:pBdr>
+              <w:spacing w:after="100" w:before="100" w:line="240"/>
+              <w:ind w:left="100" w:right="100" w:firstLine="0" w:firstLineChars="0"/>
+              <w:rPr>
+                <w:rFonts w:ascii="Helvetica" w:hAnsi="Helvetica" w:eastAsia="Helvetica" w:cs="Helvetica"/>
+                <w:i w:val="false"/>
+                <w:b w:val="false"/>
+                <w:u w:val="none"/>
+                <w:sz w:val="22"/>
+                <w:szCs w:val="22"/>
+                <w:color w:val="000000"/>
+              </w:rPr>
+            </w:pPr>
+            <w:r>
+              <w:rPr>
+                <w:rFonts w:ascii="Helvetica" w:hAnsi="Helvetica" w:eastAsia="Helvetica" w:cs="Helvetica"/>
+                <w:i w:val="false"/>
+                <w:b w:val="false"/>
+                <w:u w:val="none"/>
+                <w:sz w:val="22"/>
+                <w:szCs w:val="22"/>
+                <w:color w:val="000000"/>
+              </w:rPr>
+              <w:t xml:space="preserve">-0.95, 11</w:t>
+            </w:r>
+          </w:p>
+        </w:tc>
+        <w:tc>
+          <w:tcPr>
+            <w:tcBorders>
+              <w:bottom w:val="none" w:sz="0" w:space="0" w:color="000000"/>
+              <w:top w:val="none" w:sz="0" w:space="0" w:color="000000"/>
+              <w:left w:val="none" w:sz="0" w:space="0" w:color="000000"/>
+              <w:right w:val="none" w:sz="0" w:space="0" w:color="000000"/>
+            </w:tcBorders>
+            <w:shd w:val="clear" w:color="auto" w:fill="FFFFFF"/>
+            <w:tcMar>
+              <w:top w:w="0" w:type="dxa"/>
+              <w:bottom w:w="0" w:type="dxa"/>
+              <w:left w:w="0" w:type="dxa"/>
+              <w:right w:w="0" w:type="dxa"/>
+            </w:tcMar>
+            <w:vAlign w:val="top"/>
+          </w:tcPr>
+          <w:p>
+            <w:pPr>
+              <w:pStyle w:val="Normal"/>
+              <w:jc w:val="center"/>
+              <w:pBdr>
+                <w:bottom w:val="none" w:sz="0" w:space="0" w:color="000000"/>
+                <w:top w:val="none" w:sz="0" w:space="0" w:color="000000"/>
+                <w:left w:val="none" w:sz="0" w:space="0" w:color="000000"/>
+                <w:right w:val="none" w:sz="0" w:space="0" w:color="000000"/>
+              </w:pBdr>
+              <w:spacing w:after="100" w:before="100" w:line="240"/>
+              <w:ind w:left="100" w:right="100" w:firstLine="0" w:firstLineChars="0"/>
+              <w:rPr>
+                <w:rFonts w:ascii="Helvetica" w:hAnsi="Helvetica" w:eastAsia="Helvetica" w:cs="Helvetica"/>
+                <w:i w:val="false"/>
+                <w:b w:val="false"/>
+                <w:u w:val="none"/>
+                <w:sz w:val="22"/>
+                <w:szCs w:val="22"/>
+                <w:color w:val="000000"/>
+              </w:rPr>
+            </w:pPr>
+            <w:r>
+              <w:rPr>
+                <w:rFonts w:ascii="Helvetica" w:hAnsi="Helvetica" w:eastAsia="Helvetica" w:cs="Helvetica"/>
+                <w:i w:val="false"/>
+                <w:b w:val="false"/>
+                <w:u w:val="none"/>
+                <w:sz w:val="22"/>
+                <w:szCs w:val="22"/>
+                <w:color w:val="000000"/>
+              </w:rPr>
+              <w:t xml:space="preserve">0.101</w:t>
             </w:r>
           </w:p>
         </w:tc>
@@ -9771,113 +9771,113 @@
                 <w:szCs w:val="22"/>
                 <w:color w:val="000000"/>
               </w:rPr>
-              <w:t xml:space="preserve">1.6</w:t>
-            </w:r>
-          </w:p>
-        </w:tc>
-        <w:tc>
-          <w:tcPr>
-            <w:tcBorders>
-              <w:bottom w:val="none" w:sz="0" w:space="0" w:color="000000"/>
-              <w:top w:val="none" w:sz="0" w:space="0" w:color="000000"/>
-              <w:left w:val="none" w:sz="0" w:space="0" w:color="000000"/>
-              <w:right w:val="none" w:sz="0" w:space="0" w:color="000000"/>
-            </w:tcBorders>
-            <w:shd w:val="clear" w:color="auto" w:fill="FFFFFF"/>
-            <w:tcMar>
-              <w:top w:w="0" w:type="dxa"/>
-              <w:bottom w:w="0" w:type="dxa"/>
-              <w:left w:w="0" w:type="dxa"/>
-              <w:right w:w="0" w:type="dxa"/>
-            </w:tcMar>
-            <w:vAlign w:val="top"/>
-          </w:tcPr>
-          <w:p>
-            <w:pPr>
-              <w:pStyle w:val="Normal"/>
-              <w:jc w:val="center"/>
-              <w:pBdr>
-                <w:bottom w:val="none" w:sz="0" w:space="0" w:color="000000"/>
-                <w:top w:val="none" w:sz="0" w:space="0" w:color="000000"/>
-                <w:left w:val="none" w:sz="0" w:space="0" w:color="000000"/>
-                <w:right w:val="none" w:sz="0" w:space="0" w:color="000000"/>
-              </w:pBdr>
-              <w:spacing w:after="100" w:before="100" w:line="240"/>
-              <w:ind w:left="100" w:right="100" w:firstLine="0" w:firstLineChars="0"/>
-              <w:rPr>
-                <w:rFonts w:ascii="Helvetica" w:hAnsi="Helvetica" w:eastAsia="Helvetica" w:cs="Helvetica"/>
-                <w:i w:val="false"/>
-                <w:b w:val="false"/>
-                <w:u w:val="none"/>
-                <w:sz w:val="22"/>
-                <w:szCs w:val="22"/>
-                <w:color w:val="000000"/>
-              </w:rPr>
-            </w:pPr>
-            <w:r>
-              <w:rPr>
-                <w:rFonts w:ascii="Helvetica" w:hAnsi="Helvetica" w:eastAsia="Helvetica" w:cs="Helvetica"/>
-                <w:i w:val="false"/>
-                <w:b w:val="false"/>
-                <w:u w:val="none"/>
-                <w:sz w:val="22"/>
-                <w:szCs w:val="22"/>
-                <w:color w:val="000000"/>
-              </w:rPr>
-              <w:t xml:space="preserve">-5.6, 8.7</w:t>
-            </w:r>
-          </w:p>
-        </w:tc>
-        <w:tc>
-          <w:tcPr>
-            <w:tcBorders>
-              <w:bottom w:val="none" w:sz="0" w:space="0" w:color="000000"/>
-              <w:top w:val="none" w:sz="0" w:space="0" w:color="000000"/>
-              <w:left w:val="none" w:sz="0" w:space="0" w:color="000000"/>
-              <w:right w:val="none" w:sz="0" w:space="0" w:color="000000"/>
-            </w:tcBorders>
-            <w:shd w:val="clear" w:color="auto" w:fill="FFFFFF"/>
-            <w:tcMar>
-              <w:top w:w="0" w:type="dxa"/>
-              <w:bottom w:w="0" w:type="dxa"/>
-              <w:left w:w="0" w:type="dxa"/>
-              <w:right w:w="0" w:type="dxa"/>
-            </w:tcMar>
-            <w:vAlign w:val="top"/>
-          </w:tcPr>
-          <w:p>
-            <w:pPr>
-              <w:pStyle w:val="Normal"/>
-              <w:jc w:val="center"/>
-              <w:pBdr>
-                <w:bottom w:val="none" w:sz="0" w:space="0" w:color="000000"/>
-                <w:top w:val="none" w:sz="0" w:space="0" w:color="000000"/>
-                <w:left w:val="none" w:sz="0" w:space="0" w:color="000000"/>
-                <w:right w:val="none" w:sz="0" w:space="0" w:color="000000"/>
-              </w:pBdr>
-              <w:spacing w:after="100" w:before="100" w:line="240"/>
-              <w:ind w:left="100" w:right="100" w:firstLine="0" w:firstLineChars="0"/>
-              <w:rPr>
-                <w:rFonts w:ascii="Helvetica" w:hAnsi="Helvetica" w:eastAsia="Helvetica" w:cs="Helvetica"/>
-                <w:i w:val="false"/>
-                <w:b w:val="false"/>
-                <w:u w:val="none"/>
-                <w:sz w:val="22"/>
-                <w:szCs w:val="22"/>
-                <w:color w:val="000000"/>
-              </w:rPr>
-            </w:pPr>
-            <w:r>
-              <w:rPr>
-                <w:rFonts w:ascii="Helvetica" w:hAnsi="Helvetica" w:eastAsia="Helvetica" w:cs="Helvetica"/>
-                <w:i w:val="false"/>
-                <w:b w:val="false"/>
-                <w:u w:val="none"/>
-                <w:sz w:val="22"/>
-                <w:szCs w:val="22"/>
-                <w:color w:val="000000"/>
-              </w:rPr>
-              <w:t xml:space="preserve">0.667</w:t>
+              <w:t xml:space="preserve">1.0</w:t>
+            </w:r>
+          </w:p>
+        </w:tc>
+        <w:tc>
+          <w:tcPr>
+            <w:tcBorders>
+              <w:bottom w:val="none" w:sz="0" w:space="0" w:color="000000"/>
+              <w:top w:val="none" w:sz="0" w:space="0" w:color="000000"/>
+              <w:left w:val="none" w:sz="0" w:space="0" w:color="000000"/>
+              <w:right w:val="none" w:sz="0" w:space="0" w:color="000000"/>
+            </w:tcBorders>
+            <w:shd w:val="clear" w:color="auto" w:fill="FFFFFF"/>
+            <w:tcMar>
+              <w:top w:w="0" w:type="dxa"/>
+              <w:bottom w:w="0" w:type="dxa"/>
+              <w:left w:w="0" w:type="dxa"/>
+              <w:right w:w="0" w:type="dxa"/>
+            </w:tcMar>
+            <w:vAlign w:val="top"/>
+          </w:tcPr>
+          <w:p>
+            <w:pPr>
+              <w:pStyle w:val="Normal"/>
+              <w:jc w:val="center"/>
+              <w:pBdr>
+                <w:bottom w:val="none" w:sz="0" w:space="0" w:color="000000"/>
+                <w:top w:val="none" w:sz="0" w:space="0" w:color="000000"/>
+                <w:left w:val="none" w:sz="0" w:space="0" w:color="000000"/>
+                <w:right w:val="none" w:sz="0" w:space="0" w:color="000000"/>
+              </w:pBdr>
+              <w:spacing w:after="100" w:before="100" w:line="240"/>
+              <w:ind w:left="100" w:right="100" w:firstLine="0" w:firstLineChars="0"/>
+              <w:rPr>
+                <w:rFonts w:ascii="Helvetica" w:hAnsi="Helvetica" w:eastAsia="Helvetica" w:cs="Helvetica"/>
+                <w:i w:val="false"/>
+                <w:b w:val="false"/>
+                <w:u w:val="none"/>
+                <w:sz w:val="22"/>
+                <w:szCs w:val="22"/>
+                <w:color w:val="000000"/>
+              </w:rPr>
+            </w:pPr>
+            <w:r>
+              <w:rPr>
+                <w:rFonts w:ascii="Helvetica" w:hAnsi="Helvetica" w:eastAsia="Helvetica" w:cs="Helvetica"/>
+                <w:i w:val="false"/>
+                <w:b w:val="false"/>
+                <w:u w:val="none"/>
+                <w:sz w:val="22"/>
+                <w:szCs w:val="22"/>
+                <w:color w:val="000000"/>
+              </w:rPr>
+              <w:t xml:space="preserve">-6.1, 8.2</w:t>
+            </w:r>
+          </w:p>
+        </w:tc>
+        <w:tc>
+          <w:tcPr>
+            <w:tcBorders>
+              <w:bottom w:val="none" w:sz="0" w:space="0" w:color="000000"/>
+              <w:top w:val="none" w:sz="0" w:space="0" w:color="000000"/>
+              <w:left w:val="none" w:sz="0" w:space="0" w:color="000000"/>
+              <w:right w:val="none" w:sz="0" w:space="0" w:color="000000"/>
+            </w:tcBorders>
+            <w:shd w:val="clear" w:color="auto" w:fill="FFFFFF"/>
+            <w:tcMar>
+              <w:top w:w="0" w:type="dxa"/>
+              <w:bottom w:w="0" w:type="dxa"/>
+              <w:left w:w="0" w:type="dxa"/>
+              <w:right w:w="0" w:type="dxa"/>
+            </w:tcMar>
+            <w:vAlign w:val="top"/>
+          </w:tcPr>
+          <w:p>
+            <w:pPr>
+              <w:pStyle w:val="Normal"/>
+              <w:jc w:val="center"/>
+              <w:pBdr>
+                <w:bottom w:val="none" w:sz="0" w:space="0" w:color="000000"/>
+                <w:top w:val="none" w:sz="0" w:space="0" w:color="000000"/>
+                <w:left w:val="none" w:sz="0" w:space="0" w:color="000000"/>
+                <w:right w:val="none" w:sz="0" w:space="0" w:color="000000"/>
+              </w:pBdr>
+              <w:spacing w:after="100" w:before="100" w:line="240"/>
+              <w:ind w:left="100" w:right="100" w:firstLine="0" w:firstLineChars="0"/>
+              <w:rPr>
+                <w:rFonts w:ascii="Helvetica" w:hAnsi="Helvetica" w:eastAsia="Helvetica" w:cs="Helvetica"/>
+                <w:i w:val="false"/>
+                <w:b w:val="false"/>
+                <w:u w:val="none"/>
+                <w:sz w:val="22"/>
+                <w:szCs w:val="22"/>
+                <w:color w:val="000000"/>
+              </w:rPr>
+            </w:pPr>
+            <w:r>
+              <w:rPr>
+                <w:rFonts w:ascii="Helvetica" w:hAnsi="Helvetica" w:eastAsia="Helvetica" w:cs="Helvetica"/>
+                <w:i w:val="false"/>
+                <w:b w:val="false"/>
+                <w:u w:val="none"/>
+                <w:sz w:val="22"/>
+                <w:szCs w:val="22"/>
+                <w:color w:val="000000"/>
+              </w:rPr>
+              <w:t xml:space="preserve">0.778</w:t>
             </w:r>
           </w:p>
         </w:tc>
@@ -11220,7 +11220,7 @@
                 <w:szCs w:val="22"/>
                 <w:color w:val="000000"/>
               </w:rPr>
-              <w:t xml:space="preserve">0.33</w:t>
+              <w:t xml:space="preserve">0.38</w:t>
             </w:r>
           </w:p>
         </w:tc>
@@ -11326,7 +11326,7 @@
                 <w:szCs w:val="22"/>
                 <w:color w:val="000000"/>
               </w:rPr>
-              <w:t xml:space="preserve">0.821</w:t>
+              <w:t xml:space="preserve">0.791</w:t>
             </w:r>
           </w:p>
         </w:tc>
@@ -12722,7 +12722,7 @@
                 <w:szCs w:val="22"/>
                 <w:color w:val="000000"/>
               </w:rPr>
-              <w:t xml:space="preserve">-14, -5.4</w:t>
+              <w:t xml:space="preserve">-14, -5.5</w:t>
             </w:r>
           </w:p>
         </w:tc>
@@ -14118,113 +14118,113 @@
                 <w:szCs w:val="22"/>
                 <w:color w:val="000000"/>
               </w:rPr>
-              <w:t xml:space="preserve">-4.0</w:t>
-            </w:r>
-          </w:p>
-        </w:tc>
-        <w:tc>
-          <w:tcPr>
-            <w:tcBorders>
-              <w:bottom w:val="none" w:sz="0" w:space="0" w:color="000000"/>
-              <w:top w:val="none" w:sz="0" w:space="0" w:color="000000"/>
-              <w:left w:val="none" w:sz="0" w:space="0" w:color="000000"/>
-              <w:right w:val="none" w:sz="0" w:space="0" w:color="000000"/>
-            </w:tcBorders>
-            <w:shd w:val="clear" w:color="auto" w:fill="FFFFFF"/>
-            <w:tcMar>
-              <w:top w:w="0" w:type="dxa"/>
-              <w:bottom w:w="0" w:type="dxa"/>
-              <w:left w:w="0" w:type="dxa"/>
-              <w:right w:w="0" w:type="dxa"/>
-            </w:tcMar>
-            <w:vAlign w:val="top"/>
-          </w:tcPr>
-          <w:p>
-            <w:pPr>
-              <w:pStyle w:val="Normal"/>
-              <w:jc w:val="center"/>
-              <w:pBdr>
-                <w:bottom w:val="none" w:sz="0" w:space="0" w:color="000000"/>
-                <w:top w:val="none" w:sz="0" w:space="0" w:color="000000"/>
-                <w:left w:val="none" w:sz="0" w:space="0" w:color="000000"/>
-                <w:right w:val="none" w:sz="0" w:space="0" w:color="000000"/>
-              </w:pBdr>
-              <w:spacing w:after="100" w:before="100" w:line="240"/>
-              <w:ind w:left="100" w:right="100" w:firstLine="0" w:firstLineChars="0"/>
-              <w:rPr>
-                <w:rFonts w:ascii="Helvetica" w:hAnsi="Helvetica" w:eastAsia="Helvetica" w:cs="Helvetica"/>
-                <w:i w:val="false"/>
-                <w:b w:val="false"/>
-                <w:u w:val="none"/>
-                <w:sz w:val="22"/>
-                <w:szCs w:val="22"/>
-                <w:color w:val="000000"/>
-              </w:rPr>
-            </w:pPr>
-            <w:r>
-              <w:rPr>
-                <w:rFonts w:ascii="Helvetica" w:hAnsi="Helvetica" w:eastAsia="Helvetica" w:cs="Helvetica"/>
-                <w:i w:val="false"/>
-                <w:b w:val="false"/>
-                <w:u w:val="none"/>
-                <w:sz w:val="22"/>
-                <w:szCs w:val="22"/>
-                <w:color w:val="000000"/>
-              </w:rPr>
-              <w:t xml:space="preserve">-7.5, -0.49</w:t>
-            </w:r>
-          </w:p>
-        </w:tc>
-        <w:tc>
-          <w:tcPr>
-            <w:tcBorders>
-              <w:bottom w:val="none" w:sz="0" w:space="0" w:color="000000"/>
-              <w:top w:val="none" w:sz="0" w:space="0" w:color="000000"/>
-              <w:left w:val="none" w:sz="0" w:space="0" w:color="000000"/>
-              <w:right w:val="none" w:sz="0" w:space="0" w:color="000000"/>
-            </w:tcBorders>
-            <w:shd w:val="clear" w:color="auto" w:fill="FFFFFF"/>
-            <w:tcMar>
-              <w:top w:w="0" w:type="dxa"/>
-              <w:bottom w:w="0" w:type="dxa"/>
-              <w:left w:w="0" w:type="dxa"/>
-              <w:right w:w="0" w:type="dxa"/>
-            </w:tcMar>
-            <w:vAlign w:val="top"/>
-          </w:tcPr>
-          <w:p>
-            <w:pPr>
-              <w:pStyle w:val="Normal"/>
-              <w:jc w:val="center"/>
-              <w:pBdr>
-                <w:bottom w:val="none" w:sz="0" w:space="0" w:color="000000"/>
-                <w:top w:val="none" w:sz="0" w:space="0" w:color="000000"/>
-                <w:left w:val="none" w:sz="0" w:space="0" w:color="000000"/>
-                <w:right w:val="none" w:sz="0" w:space="0" w:color="000000"/>
-              </w:pBdr>
-              <w:spacing w:after="100" w:before="100" w:line="240"/>
-              <w:ind w:left="100" w:right="100" w:firstLine="0" w:firstLineChars="0"/>
-              <w:rPr>
-                <w:rFonts w:ascii="Helvetica" w:hAnsi="Helvetica" w:eastAsia="Helvetica" w:cs="Helvetica"/>
-                <w:i w:val="false"/>
-                <w:b w:val="false"/>
-                <w:u w:val="none"/>
-                <w:sz w:val="22"/>
-                <w:szCs w:val="22"/>
-                <w:color w:val="000000"/>
-              </w:rPr>
-            </w:pPr>
-            <w:r>
-              <w:rPr>
-                <w:rFonts w:ascii="Helvetica" w:hAnsi="Helvetica" w:eastAsia="Helvetica" w:cs="Helvetica"/>
-                <w:i w:val="false"/>
-                <w:b w:val="false"/>
-                <w:u w:val="none"/>
-                <w:sz w:val="22"/>
-                <w:szCs w:val="22"/>
-                <w:color w:val="000000"/>
-              </w:rPr>
-              <w:t xml:space="preserve">0.026</w:t>
+              <w:t xml:space="preserve">-4.3</w:t>
+            </w:r>
+          </w:p>
+        </w:tc>
+        <w:tc>
+          <w:tcPr>
+            <w:tcBorders>
+              <w:bottom w:val="none" w:sz="0" w:space="0" w:color="000000"/>
+              <w:top w:val="none" w:sz="0" w:space="0" w:color="000000"/>
+              <w:left w:val="none" w:sz="0" w:space="0" w:color="000000"/>
+              <w:right w:val="none" w:sz="0" w:space="0" w:color="000000"/>
+            </w:tcBorders>
+            <w:shd w:val="clear" w:color="auto" w:fill="FFFFFF"/>
+            <w:tcMar>
+              <w:top w:w="0" w:type="dxa"/>
+              <w:bottom w:w="0" w:type="dxa"/>
+              <w:left w:w="0" w:type="dxa"/>
+              <w:right w:w="0" w:type="dxa"/>
+            </w:tcMar>
+            <w:vAlign w:val="top"/>
+          </w:tcPr>
+          <w:p>
+            <w:pPr>
+              <w:pStyle w:val="Normal"/>
+              <w:jc w:val="center"/>
+              <w:pBdr>
+                <w:bottom w:val="none" w:sz="0" w:space="0" w:color="000000"/>
+                <w:top w:val="none" w:sz="0" w:space="0" w:color="000000"/>
+                <w:left w:val="none" w:sz="0" w:space="0" w:color="000000"/>
+                <w:right w:val="none" w:sz="0" w:space="0" w:color="000000"/>
+              </w:pBdr>
+              <w:spacing w:after="100" w:before="100" w:line="240"/>
+              <w:ind w:left="100" w:right="100" w:firstLine="0" w:firstLineChars="0"/>
+              <w:rPr>
+                <w:rFonts w:ascii="Helvetica" w:hAnsi="Helvetica" w:eastAsia="Helvetica" w:cs="Helvetica"/>
+                <w:i w:val="false"/>
+                <w:b w:val="false"/>
+                <w:u w:val="none"/>
+                <w:sz w:val="22"/>
+                <w:szCs w:val="22"/>
+                <w:color w:val="000000"/>
+              </w:rPr>
+            </w:pPr>
+            <w:r>
+              <w:rPr>
+                <w:rFonts w:ascii="Helvetica" w:hAnsi="Helvetica" w:eastAsia="Helvetica" w:cs="Helvetica"/>
+                <w:i w:val="false"/>
+                <w:b w:val="false"/>
+                <w:u w:val="none"/>
+                <w:sz w:val="22"/>
+                <w:szCs w:val="22"/>
+                <w:color w:val="000000"/>
+              </w:rPr>
+              <w:t xml:space="preserve">-7.7, -0.78</w:t>
+            </w:r>
+          </w:p>
+        </w:tc>
+        <w:tc>
+          <w:tcPr>
+            <w:tcBorders>
+              <w:bottom w:val="none" w:sz="0" w:space="0" w:color="000000"/>
+              <w:top w:val="none" w:sz="0" w:space="0" w:color="000000"/>
+              <w:left w:val="none" w:sz="0" w:space="0" w:color="000000"/>
+              <w:right w:val="none" w:sz="0" w:space="0" w:color="000000"/>
+            </w:tcBorders>
+            <w:shd w:val="clear" w:color="auto" w:fill="FFFFFF"/>
+            <w:tcMar>
+              <w:top w:w="0" w:type="dxa"/>
+              <w:bottom w:w="0" w:type="dxa"/>
+              <w:left w:w="0" w:type="dxa"/>
+              <w:right w:w="0" w:type="dxa"/>
+            </w:tcMar>
+            <w:vAlign w:val="top"/>
+          </w:tcPr>
+          <w:p>
+            <w:pPr>
+              <w:pStyle w:val="Normal"/>
+              <w:jc w:val="center"/>
+              <w:pBdr>
+                <w:bottom w:val="none" w:sz="0" w:space="0" w:color="000000"/>
+                <w:top w:val="none" w:sz="0" w:space="0" w:color="000000"/>
+                <w:left w:val="none" w:sz="0" w:space="0" w:color="000000"/>
+                <w:right w:val="none" w:sz="0" w:space="0" w:color="000000"/>
+              </w:pBdr>
+              <w:spacing w:after="100" w:before="100" w:line="240"/>
+              <w:ind w:left="100" w:right="100" w:firstLine="0" w:firstLineChars="0"/>
+              <w:rPr>
+                <w:rFonts w:ascii="Helvetica" w:hAnsi="Helvetica" w:eastAsia="Helvetica" w:cs="Helvetica"/>
+                <w:i w:val="false"/>
+                <w:b w:val="false"/>
+                <w:u w:val="none"/>
+                <w:sz w:val="22"/>
+                <w:szCs w:val="22"/>
+                <w:color w:val="000000"/>
+              </w:rPr>
+            </w:pPr>
+            <w:r>
+              <w:rPr>
+                <w:rFonts w:ascii="Helvetica" w:hAnsi="Helvetica" w:eastAsia="Helvetica" w:cs="Helvetica"/>
+                <w:i w:val="false"/>
+                <w:b w:val="false"/>
+                <w:u w:val="none"/>
+                <w:sz w:val="22"/>
+                <w:szCs w:val="22"/>
+                <w:color w:val="000000"/>
+              </w:rPr>
+              <w:t xml:space="preserve">0.017</w:t>
             </w:r>
           </w:p>
         </w:tc>
@@ -14601,113 +14601,113 @@
                 <w:szCs w:val="22"/>
                 <w:color w:val="000000"/>
               </w:rPr>
-              <w:t xml:space="preserve">-1.8</w:t>
-            </w:r>
-          </w:p>
-        </w:tc>
-        <w:tc>
-          <w:tcPr>
-            <w:tcBorders>
-              <w:bottom w:val="none" w:sz="0" w:space="0" w:color="000000"/>
-              <w:top w:val="none" w:sz="0" w:space="0" w:color="000000"/>
-              <w:left w:val="none" w:sz="0" w:space="0" w:color="000000"/>
-              <w:right w:val="none" w:sz="0" w:space="0" w:color="000000"/>
-            </w:tcBorders>
-            <w:shd w:val="clear" w:color="auto" w:fill="FFFFFF"/>
-            <w:tcMar>
-              <w:top w:w="0" w:type="dxa"/>
-              <w:bottom w:w="0" w:type="dxa"/>
-              <w:left w:w="0" w:type="dxa"/>
-              <w:right w:w="0" w:type="dxa"/>
-            </w:tcMar>
-            <w:vAlign w:val="top"/>
-          </w:tcPr>
-          <w:p>
-            <w:pPr>
-              <w:pStyle w:val="Normal"/>
-              <w:jc w:val="center"/>
-              <w:pBdr>
-                <w:bottom w:val="none" w:sz="0" w:space="0" w:color="000000"/>
-                <w:top w:val="none" w:sz="0" w:space="0" w:color="000000"/>
-                <w:left w:val="none" w:sz="0" w:space="0" w:color="000000"/>
-                <w:right w:val="none" w:sz="0" w:space="0" w:color="000000"/>
-              </w:pBdr>
-              <w:spacing w:after="100" w:before="100" w:line="240"/>
-              <w:ind w:left="100" w:right="100" w:firstLine="0" w:firstLineChars="0"/>
-              <w:rPr>
-                <w:rFonts w:ascii="Helvetica" w:hAnsi="Helvetica" w:eastAsia="Helvetica" w:cs="Helvetica"/>
-                <w:i w:val="false"/>
-                <w:b w:val="false"/>
-                <w:u w:val="none"/>
-                <w:sz w:val="22"/>
-                <w:szCs w:val="22"/>
-                <w:color w:val="000000"/>
-              </w:rPr>
-            </w:pPr>
-            <w:r>
-              <w:rPr>
-                <w:rFonts w:ascii="Helvetica" w:hAnsi="Helvetica" w:eastAsia="Helvetica" w:cs="Helvetica"/>
-                <w:i w:val="false"/>
-                <w:b w:val="false"/>
-                <w:u w:val="none"/>
-                <w:sz w:val="22"/>
-                <w:szCs w:val="22"/>
-                <w:color w:val="000000"/>
-              </w:rPr>
-              <w:t xml:space="preserve">-6.3, 2.6</w:t>
-            </w:r>
-          </w:p>
-        </w:tc>
-        <w:tc>
-          <w:tcPr>
-            <w:tcBorders>
-              <w:bottom w:val="none" w:sz="0" w:space="0" w:color="000000"/>
-              <w:top w:val="none" w:sz="0" w:space="0" w:color="000000"/>
-              <w:left w:val="none" w:sz="0" w:space="0" w:color="000000"/>
-              <w:right w:val="none" w:sz="0" w:space="0" w:color="000000"/>
-            </w:tcBorders>
-            <w:shd w:val="clear" w:color="auto" w:fill="FFFFFF"/>
-            <w:tcMar>
-              <w:top w:w="0" w:type="dxa"/>
-              <w:bottom w:w="0" w:type="dxa"/>
-              <w:left w:w="0" w:type="dxa"/>
-              <w:right w:w="0" w:type="dxa"/>
-            </w:tcMar>
-            <w:vAlign w:val="top"/>
-          </w:tcPr>
-          <w:p>
-            <w:pPr>
-              <w:pStyle w:val="Normal"/>
-              <w:jc w:val="center"/>
-              <w:pBdr>
-                <w:bottom w:val="none" w:sz="0" w:space="0" w:color="000000"/>
-                <w:top w:val="none" w:sz="0" w:space="0" w:color="000000"/>
-                <w:left w:val="none" w:sz="0" w:space="0" w:color="000000"/>
-                <w:right w:val="none" w:sz="0" w:space="0" w:color="000000"/>
-              </w:pBdr>
-              <w:spacing w:after="100" w:before="100" w:line="240"/>
-              <w:ind w:left="100" w:right="100" w:firstLine="0" w:firstLineChars="0"/>
-              <w:rPr>
-                <w:rFonts w:ascii="Helvetica" w:hAnsi="Helvetica" w:eastAsia="Helvetica" w:cs="Helvetica"/>
-                <w:i w:val="false"/>
-                <w:b w:val="false"/>
-                <w:u w:val="none"/>
-                <w:sz w:val="22"/>
-                <w:szCs w:val="22"/>
-                <w:color w:val="000000"/>
-              </w:rPr>
-            </w:pPr>
-            <w:r>
-              <w:rPr>
-                <w:rFonts w:ascii="Helvetica" w:hAnsi="Helvetica" w:eastAsia="Helvetica" w:cs="Helvetica"/>
-                <w:i w:val="false"/>
-                <w:b w:val="false"/>
-                <w:u w:val="none"/>
-                <w:sz w:val="22"/>
-                <w:szCs w:val="22"/>
-                <w:color w:val="000000"/>
-              </w:rPr>
-              <w:t xml:space="preserve">0.420</w:t>
+              <w:t xml:space="preserve">-2.2</w:t>
+            </w:r>
+          </w:p>
+        </w:tc>
+        <w:tc>
+          <w:tcPr>
+            <w:tcBorders>
+              <w:bottom w:val="none" w:sz="0" w:space="0" w:color="000000"/>
+              <w:top w:val="none" w:sz="0" w:space="0" w:color="000000"/>
+              <w:left w:val="none" w:sz="0" w:space="0" w:color="000000"/>
+              <w:right w:val="none" w:sz="0" w:space="0" w:color="000000"/>
+            </w:tcBorders>
+            <w:shd w:val="clear" w:color="auto" w:fill="FFFFFF"/>
+            <w:tcMar>
+              <w:top w:w="0" w:type="dxa"/>
+              <w:bottom w:w="0" w:type="dxa"/>
+              <w:left w:w="0" w:type="dxa"/>
+              <w:right w:w="0" w:type="dxa"/>
+            </w:tcMar>
+            <w:vAlign w:val="top"/>
+          </w:tcPr>
+          <w:p>
+            <w:pPr>
+              <w:pStyle w:val="Normal"/>
+              <w:jc w:val="center"/>
+              <w:pBdr>
+                <w:bottom w:val="none" w:sz="0" w:space="0" w:color="000000"/>
+                <w:top w:val="none" w:sz="0" w:space="0" w:color="000000"/>
+                <w:left w:val="none" w:sz="0" w:space="0" w:color="000000"/>
+                <w:right w:val="none" w:sz="0" w:space="0" w:color="000000"/>
+              </w:pBdr>
+              <w:spacing w:after="100" w:before="100" w:line="240"/>
+              <w:ind w:left="100" w:right="100" w:firstLine="0" w:firstLineChars="0"/>
+              <w:rPr>
+                <w:rFonts w:ascii="Helvetica" w:hAnsi="Helvetica" w:eastAsia="Helvetica" w:cs="Helvetica"/>
+                <w:i w:val="false"/>
+                <w:b w:val="false"/>
+                <w:u w:val="none"/>
+                <w:sz w:val="22"/>
+                <w:szCs w:val="22"/>
+                <w:color w:val="000000"/>
+              </w:rPr>
+            </w:pPr>
+            <w:r>
+              <w:rPr>
+                <w:rFonts w:ascii="Helvetica" w:hAnsi="Helvetica" w:eastAsia="Helvetica" w:cs="Helvetica"/>
+                <w:i w:val="false"/>
+                <w:b w:val="false"/>
+                <w:u w:val="none"/>
+                <w:sz w:val="22"/>
+                <w:szCs w:val="22"/>
+                <w:color w:val="000000"/>
+              </w:rPr>
+              <w:t xml:space="preserve">-6.7, 2.2</w:t>
+            </w:r>
+          </w:p>
+        </w:tc>
+        <w:tc>
+          <w:tcPr>
+            <w:tcBorders>
+              <w:bottom w:val="none" w:sz="0" w:space="0" w:color="000000"/>
+              <w:top w:val="none" w:sz="0" w:space="0" w:color="000000"/>
+              <w:left w:val="none" w:sz="0" w:space="0" w:color="000000"/>
+              <w:right w:val="none" w:sz="0" w:space="0" w:color="000000"/>
+            </w:tcBorders>
+            <w:shd w:val="clear" w:color="auto" w:fill="FFFFFF"/>
+            <w:tcMar>
+              <w:top w:w="0" w:type="dxa"/>
+              <w:bottom w:w="0" w:type="dxa"/>
+              <w:left w:w="0" w:type="dxa"/>
+              <w:right w:w="0" w:type="dxa"/>
+            </w:tcMar>
+            <w:vAlign w:val="top"/>
+          </w:tcPr>
+          <w:p>
+            <w:pPr>
+              <w:pStyle w:val="Normal"/>
+              <w:jc w:val="center"/>
+              <w:pBdr>
+                <w:bottom w:val="none" w:sz="0" w:space="0" w:color="000000"/>
+                <w:top w:val="none" w:sz="0" w:space="0" w:color="000000"/>
+                <w:left w:val="none" w:sz="0" w:space="0" w:color="000000"/>
+                <w:right w:val="none" w:sz="0" w:space="0" w:color="000000"/>
+              </w:pBdr>
+              <w:spacing w:after="100" w:before="100" w:line="240"/>
+              <w:ind w:left="100" w:right="100" w:firstLine="0" w:firstLineChars="0"/>
+              <w:rPr>
+                <w:rFonts w:ascii="Helvetica" w:hAnsi="Helvetica" w:eastAsia="Helvetica" w:cs="Helvetica"/>
+                <w:i w:val="false"/>
+                <w:b w:val="false"/>
+                <w:u w:val="none"/>
+                <w:sz w:val="22"/>
+                <w:szCs w:val="22"/>
+                <w:color w:val="000000"/>
+              </w:rPr>
+            </w:pPr>
+            <w:r>
+              <w:rPr>
+                <w:rFonts w:ascii="Helvetica" w:hAnsi="Helvetica" w:eastAsia="Helvetica" w:cs="Helvetica"/>
+                <w:i w:val="false"/>
+                <w:b w:val="false"/>
+                <w:u w:val="none"/>
+                <w:sz w:val="22"/>
+                <w:szCs w:val="22"/>
+                <w:color w:val="000000"/>
+              </w:rPr>
+              <w:t xml:space="preserve">0.323</w:t>
             </w:r>
           </w:p>
         </w:tc>
@@ -15084,113 +15084,113 @@
                 <w:szCs w:val="22"/>
                 <w:color w:val="000000"/>
               </w:rPr>
-              <w:t xml:space="preserve">-5.9</w:t>
-            </w:r>
-          </w:p>
-        </w:tc>
-        <w:tc>
-          <w:tcPr>
-            <w:tcBorders>
-              <w:bottom w:val="none" w:sz="0" w:space="0" w:color="000000"/>
-              <w:top w:val="none" w:sz="0" w:space="0" w:color="000000"/>
-              <w:left w:val="none" w:sz="0" w:space="0" w:color="000000"/>
-              <w:right w:val="none" w:sz="0" w:space="0" w:color="000000"/>
-            </w:tcBorders>
-            <w:shd w:val="clear" w:color="auto" w:fill="FFFFFF"/>
-            <w:tcMar>
-              <w:top w:w="0" w:type="dxa"/>
-              <w:bottom w:w="0" w:type="dxa"/>
-              <w:left w:w="0" w:type="dxa"/>
-              <w:right w:w="0" w:type="dxa"/>
-            </w:tcMar>
-            <w:vAlign w:val="top"/>
-          </w:tcPr>
-          <w:p>
-            <w:pPr>
-              <w:pStyle w:val="Normal"/>
-              <w:jc w:val="center"/>
-              <w:pBdr>
-                <w:bottom w:val="none" w:sz="0" w:space="0" w:color="000000"/>
-                <w:top w:val="none" w:sz="0" w:space="0" w:color="000000"/>
-                <w:left w:val="none" w:sz="0" w:space="0" w:color="000000"/>
-                <w:right w:val="none" w:sz="0" w:space="0" w:color="000000"/>
-              </w:pBdr>
-              <w:spacing w:after="100" w:before="100" w:line="240"/>
-              <w:ind w:left="100" w:right="100" w:firstLine="0" w:firstLineChars="0"/>
-              <w:rPr>
-                <w:rFonts w:ascii="Helvetica" w:hAnsi="Helvetica" w:eastAsia="Helvetica" w:cs="Helvetica"/>
-                <w:i w:val="false"/>
-                <w:b w:val="false"/>
-                <w:u w:val="none"/>
-                <w:sz w:val="22"/>
-                <w:szCs w:val="22"/>
-                <w:color w:val="000000"/>
-              </w:rPr>
-            </w:pPr>
-            <w:r>
-              <w:rPr>
-                <w:rFonts w:ascii="Helvetica" w:hAnsi="Helvetica" w:eastAsia="Helvetica" w:cs="Helvetica"/>
-                <w:i w:val="false"/>
-                <w:b w:val="false"/>
-                <w:u w:val="none"/>
-                <w:sz w:val="22"/>
-                <w:szCs w:val="22"/>
-                <w:color w:val="000000"/>
-              </w:rPr>
-              <w:t xml:space="preserve">-11, -0.80</w:t>
-            </w:r>
-          </w:p>
-        </w:tc>
-        <w:tc>
-          <w:tcPr>
-            <w:tcBorders>
-              <w:bottom w:val="none" w:sz="0" w:space="0" w:color="000000"/>
-              <w:top w:val="none" w:sz="0" w:space="0" w:color="000000"/>
-              <w:left w:val="none" w:sz="0" w:space="0" w:color="000000"/>
-              <w:right w:val="none" w:sz="0" w:space="0" w:color="000000"/>
-            </w:tcBorders>
-            <w:shd w:val="clear" w:color="auto" w:fill="FFFFFF"/>
-            <w:tcMar>
-              <w:top w:w="0" w:type="dxa"/>
-              <w:bottom w:w="0" w:type="dxa"/>
-              <w:left w:w="0" w:type="dxa"/>
-              <w:right w:w="0" w:type="dxa"/>
-            </w:tcMar>
-            <w:vAlign w:val="top"/>
-          </w:tcPr>
-          <w:p>
-            <w:pPr>
-              <w:pStyle w:val="Normal"/>
-              <w:jc w:val="center"/>
-              <w:pBdr>
-                <w:bottom w:val="none" w:sz="0" w:space="0" w:color="000000"/>
-                <w:top w:val="none" w:sz="0" w:space="0" w:color="000000"/>
-                <w:left w:val="none" w:sz="0" w:space="0" w:color="000000"/>
-                <w:right w:val="none" w:sz="0" w:space="0" w:color="000000"/>
-              </w:pBdr>
-              <w:spacing w:after="100" w:before="100" w:line="240"/>
-              <w:ind w:left="100" w:right="100" w:firstLine="0" w:firstLineChars="0"/>
-              <w:rPr>
-                <w:rFonts w:ascii="Helvetica" w:hAnsi="Helvetica" w:eastAsia="Helvetica" w:cs="Helvetica"/>
-                <w:i w:val="false"/>
-                <w:b w:val="false"/>
-                <w:u w:val="none"/>
-                <w:sz w:val="22"/>
-                <w:szCs w:val="22"/>
-                <w:color w:val="000000"/>
-              </w:rPr>
-            </w:pPr>
-            <w:r>
-              <w:rPr>
-                <w:rFonts w:ascii="Helvetica" w:hAnsi="Helvetica" w:eastAsia="Helvetica" w:cs="Helvetica"/>
-                <w:i w:val="false"/>
-                <w:b w:val="false"/>
-                <w:u w:val="none"/>
-                <w:sz w:val="22"/>
-                <w:szCs w:val="22"/>
-                <w:color w:val="000000"/>
-              </w:rPr>
-              <w:t xml:space="preserve">0.023</w:t>
+              <w:t xml:space="preserve">-6.0</w:t>
+            </w:r>
+          </w:p>
+        </w:tc>
+        <w:tc>
+          <w:tcPr>
+            <w:tcBorders>
+              <w:bottom w:val="none" w:sz="0" w:space="0" w:color="000000"/>
+              <w:top w:val="none" w:sz="0" w:space="0" w:color="000000"/>
+              <w:left w:val="none" w:sz="0" w:space="0" w:color="000000"/>
+              <w:right w:val="none" w:sz="0" w:space="0" w:color="000000"/>
+            </w:tcBorders>
+            <w:shd w:val="clear" w:color="auto" w:fill="FFFFFF"/>
+            <w:tcMar>
+              <w:top w:w="0" w:type="dxa"/>
+              <w:bottom w:w="0" w:type="dxa"/>
+              <w:left w:w="0" w:type="dxa"/>
+              <w:right w:w="0" w:type="dxa"/>
+            </w:tcMar>
+            <w:vAlign w:val="top"/>
+          </w:tcPr>
+          <w:p>
+            <w:pPr>
+              <w:pStyle w:val="Normal"/>
+              <w:jc w:val="center"/>
+              <w:pBdr>
+                <w:bottom w:val="none" w:sz="0" w:space="0" w:color="000000"/>
+                <w:top w:val="none" w:sz="0" w:space="0" w:color="000000"/>
+                <w:left w:val="none" w:sz="0" w:space="0" w:color="000000"/>
+                <w:right w:val="none" w:sz="0" w:space="0" w:color="000000"/>
+              </w:pBdr>
+              <w:spacing w:after="100" w:before="100" w:line="240"/>
+              <w:ind w:left="100" w:right="100" w:firstLine="0" w:firstLineChars="0"/>
+              <w:rPr>
+                <w:rFonts w:ascii="Helvetica" w:hAnsi="Helvetica" w:eastAsia="Helvetica" w:cs="Helvetica"/>
+                <w:i w:val="false"/>
+                <w:b w:val="false"/>
+                <w:u w:val="none"/>
+                <w:sz w:val="22"/>
+                <w:szCs w:val="22"/>
+                <w:color w:val="000000"/>
+              </w:rPr>
+            </w:pPr>
+            <w:r>
+              <w:rPr>
+                <w:rFonts w:ascii="Helvetica" w:hAnsi="Helvetica" w:eastAsia="Helvetica" w:cs="Helvetica"/>
+                <w:i w:val="false"/>
+                <w:b w:val="false"/>
+                <w:u w:val="none"/>
+                <w:sz w:val="22"/>
+                <w:szCs w:val="22"/>
+                <w:color w:val="000000"/>
+              </w:rPr>
+              <w:t xml:space="preserve">-11, -0.93</w:t>
+            </w:r>
+          </w:p>
+        </w:tc>
+        <w:tc>
+          <w:tcPr>
+            <w:tcBorders>
+              <w:bottom w:val="none" w:sz="0" w:space="0" w:color="000000"/>
+              <w:top w:val="none" w:sz="0" w:space="0" w:color="000000"/>
+              <w:left w:val="none" w:sz="0" w:space="0" w:color="000000"/>
+              <w:right w:val="none" w:sz="0" w:space="0" w:color="000000"/>
+            </w:tcBorders>
+            <w:shd w:val="clear" w:color="auto" w:fill="FFFFFF"/>
+            <w:tcMar>
+              <w:top w:w="0" w:type="dxa"/>
+              <w:bottom w:w="0" w:type="dxa"/>
+              <w:left w:w="0" w:type="dxa"/>
+              <w:right w:w="0" w:type="dxa"/>
+            </w:tcMar>
+            <w:vAlign w:val="top"/>
+          </w:tcPr>
+          <w:p>
+            <w:pPr>
+              <w:pStyle w:val="Normal"/>
+              <w:jc w:val="center"/>
+              <w:pBdr>
+                <w:bottom w:val="none" w:sz="0" w:space="0" w:color="000000"/>
+                <w:top w:val="none" w:sz="0" w:space="0" w:color="000000"/>
+                <w:left w:val="none" w:sz="0" w:space="0" w:color="000000"/>
+                <w:right w:val="none" w:sz="0" w:space="0" w:color="000000"/>
+              </w:pBdr>
+              <w:spacing w:after="100" w:before="100" w:line="240"/>
+              <w:ind w:left="100" w:right="100" w:firstLine="0" w:firstLineChars="0"/>
+              <w:rPr>
+                <w:rFonts w:ascii="Helvetica" w:hAnsi="Helvetica" w:eastAsia="Helvetica" w:cs="Helvetica"/>
+                <w:i w:val="false"/>
+                <w:b w:val="false"/>
+                <w:u w:val="none"/>
+                <w:sz w:val="22"/>
+                <w:szCs w:val="22"/>
+                <w:color w:val="000000"/>
+              </w:rPr>
+            </w:pPr>
+            <w:r>
+              <w:rPr>
+                <w:rFonts w:ascii="Helvetica" w:hAnsi="Helvetica" w:eastAsia="Helvetica" w:cs="Helvetica"/>
+                <w:i w:val="false"/>
+                <w:b w:val="false"/>
+                <w:u w:val="none"/>
+                <w:sz w:val="22"/>
+                <w:szCs w:val="22"/>
+                <w:color w:val="000000"/>
+              </w:rPr>
+              <w:t xml:space="preserve">0.021</w:t>
             </w:r>
           </w:p>
         </w:tc>
@@ -15567,113 +15567,113 @@
                 <w:szCs w:val="22"/>
                 <w:color w:val="000000"/>
               </w:rPr>
-              <w:t xml:space="preserve">-3.9</w:t>
-            </w:r>
-          </w:p>
-        </w:tc>
-        <w:tc>
-          <w:tcPr>
-            <w:tcBorders>
-              <w:bottom w:val="none" w:sz="0" w:space="0" w:color="000000"/>
-              <w:top w:val="none" w:sz="0" w:space="0" w:color="000000"/>
-              <w:left w:val="none" w:sz="0" w:space="0" w:color="000000"/>
-              <w:right w:val="none" w:sz="0" w:space="0" w:color="000000"/>
-            </w:tcBorders>
-            <w:shd w:val="clear" w:color="auto" w:fill="FFFFFF"/>
-            <w:tcMar>
-              <w:top w:w="0" w:type="dxa"/>
-              <w:bottom w:w="0" w:type="dxa"/>
-              <w:left w:w="0" w:type="dxa"/>
-              <w:right w:w="0" w:type="dxa"/>
-            </w:tcMar>
-            <w:vAlign w:val="top"/>
-          </w:tcPr>
-          <w:p>
-            <w:pPr>
-              <w:pStyle w:val="Normal"/>
-              <w:jc w:val="center"/>
-              <w:pBdr>
-                <w:bottom w:val="none" w:sz="0" w:space="0" w:color="000000"/>
-                <w:top w:val="none" w:sz="0" w:space="0" w:color="000000"/>
-                <w:left w:val="none" w:sz="0" w:space="0" w:color="000000"/>
-                <w:right w:val="none" w:sz="0" w:space="0" w:color="000000"/>
-              </w:pBdr>
-              <w:spacing w:after="100" w:before="100" w:line="240"/>
-              <w:ind w:left="100" w:right="100" w:firstLine="0" w:firstLineChars="0"/>
-              <w:rPr>
-                <w:rFonts w:ascii="Helvetica" w:hAnsi="Helvetica" w:eastAsia="Helvetica" w:cs="Helvetica"/>
-                <w:i w:val="false"/>
-                <w:b w:val="false"/>
-                <w:u w:val="none"/>
-                <w:sz w:val="22"/>
-                <w:szCs w:val="22"/>
-                <w:color w:val="000000"/>
-              </w:rPr>
-            </w:pPr>
-            <w:r>
-              <w:rPr>
-                <w:rFonts w:ascii="Helvetica" w:hAnsi="Helvetica" w:eastAsia="Helvetica" w:cs="Helvetica"/>
-                <w:i w:val="false"/>
-                <w:b w:val="false"/>
-                <w:u w:val="none"/>
-                <w:sz w:val="22"/>
-                <w:szCs w:val="22"/>
-                <w:color w:val="000000"/>
-              </w:rPr>
-              <w:t xml:space="preserve">-9.8, 2.0</w:t>
-            </w:r>
-          </w:p>
-        </w:tc>
-        <w:tc>
-          <w:tcPr>
-            <w:tcBorders>
-              <w:bottom w:val="none" w:sz="0" w:space="0" w:color="000000"/>
-              <w:top w:val="none" w:sz="0" w:space="0" w:color="000000"/>
-              <w:left w:val="none" w:sz="0" w:space="0" w:color="000000"/>
-              <w:right w:val="none" w:sz="0" w:space="0" w:color="000000"/>
-            </w:tcBorders>
-            <w:shd w:val="clear" w:color="auto" w:fill="FFFFFF"/>
-            <w:tcMar>
-              <w:top w:w="0" w:type="dxa"/>
-              <w:bottom w:w="0" w:type="dxa"/>
-              <w:left w:w="0" w:type="dxa"/>
-              <w:right w:w="0" w:type="dxa"/>
-            </w:tcMar>
-            <w:vAlign w:val="top"/>
-          </w:tcPr>
-          <w:p>
-            <w:pPr>
-              <w:pStyle w:val="Normal"/>
-              <w:jc w:val="center"/>
-              <w:pBdr>
-                <w:bottom w:val="none" w:sz="0" w:space="0" w:color="000000"/>
-                <w:top w:val="none" w:sz="0" w:space="0" w:color="000000"/>
-                <w:left w:val="none" w:sz="0" w:space="0" w:color="000000"/>
-                <w:right w:val="none" w:sz="0" w:space="0" w:color="000000"/>
-              </w:pBdr>
-              <w:spacing w:after="100" w:before="100" w:line="240"/>
-              <w:ind w:left="100" w:right="100" w:firstLine="0" w:firstLineChars="0"/>
-              <w:rPr>
-                <w:rFonts w:ascii="Helvetica" w:hAnsi="Helvetica" w:eastAsia="Helvetica" w:cs="Helvetica"/>
-                <w:i w:val="false"/>
-                <w:b w:val="false"/>
-                <w:u w:val="none"/>
-                <w:sz w:val="22"/>
-                <w:szCs w:val="22"/>
-                <w:color w:val="000000"/>
-              </w:rPr>
-            </w:pPr>
-            <w:r>
-              <w:rPr>
-                <w:rFonts w:ascii="Helvetica" w:hAnsi="Helvetica" w:eastAsia="Helvetica" w:cs="Helvetica"/>
-                <w:i w:val="false"/>
-                <w:b w:val="false"/>
-                <w:u w:val="none"/>
-                <w:sz w:val="22"/>
-                <w:szCs w:val="22"/>
-                <w:color w:val="000000"/>
-              </w:rPr>
-              <w:t xml:space="preserve">0.192</w:t>
+              <w:t xml:space="preserve">-4.2</w:t>
+            </w:r>
+          </w:p>
+        </w:tc>
+        <w:tc>
+          <w:tcPr>
+            <w:tcBorders>
+              <w:bottom w:val="none" w:sz="0" w:space="0" w:color="000000"/>
+              <w:top w:val="none" w:sz="0" w:space="0" w:color="000000"/>
+              <w:left w:val="none" w:sz="0" w:space="0" w:color="000000"/>
+              <w:right w:val="none" w:sz="0" w:space="0" w:color="000000"/>
+            </w:tcBorders>
+            <w:shd w:val="clear" w:color="auto" w:fill="FFFFFF"/>
+            <w:tcMar>
+              <w:top w:w="0" w:type="dxa"/>
+              <w:bottom w:w="0" w:type="dxa"/>
+              <w:left w:w="0" w:type="dxa"/>
+              <w:right w:w="0" w:type="dxa"/>
+            </w:tcMar>
+            <w:vAlign w:val="top"/>
+          </w:tcPr>
+          <w:p>
+            <w:pPr>
+              <w:pStyle w:val="Normal"/>
+              <w:jc w:val="center"/>
+              <w:pBdr>
+                <w:bottom w:val="none" w:sz="0" w:space="0" w:color="000000"/>
+                <w:top w:val="none" w:sz="0" w:space="0" w:color="000000"/>
+                <w:left w:val="none" w:sz="0" w:space="0" w:color="000000"/>
+                <w:right w:val="none" w:sz="0" w:space="0" w:color="000000"/>
+              </w:pBdr>
+              <w:spacing w:after="100" w:before="100" w:line="240"/>
+              <w:ind w:left="100" w:right="100" w:firstLine="0" w:firstLineChars="0"/>
+              <w:rPr>
+                <w:rFonts w:ascii="Helvetica" w:hAnsi="Helvetica" w:eastAsia="Helvetica" w:cs="Helvetica"/>
+                <w:i w:val="false"/>
+                <w:b w:val="false"/>
+                <w:u w:val="none"/>
+                <w:sz w:val="22"/>
+                <w:szCs w:val="22"/>
+                <w:color w:val="000000"/>
+              </w:rPr>
+            </w:pPr>
+            <w:r>
+              <w:rPr>
+                <w:rFonts w:ascii="Helvetica" w:hAnsi="Helvetica" w:eastAsia="Helvetica" w:cs="Helvetica"/>
+                <w:i w:val="false"/>
+                <w:b w:val="false"/>
+                <w:u w:val="none"/>
+                <w:sz w:val="22"/>
+                <w:szCs w:val="22"/>
+                <w:color w:val="000000"/>
+              </w:rPr>
+              <w:t xml:space="preserve">-10, 1.7</w:t>
+            </w:r>
+          </w:p>
+        </w:tc>
+        <w:tc>
+          <w:tcPr>
+            <w:tcBorders>
+              <w:bottom w:val="none" w:sz="0" w:space="0" w:color="000000"/>
+              <w:top w:val="none" w:sz="0" w:space="0" w:color="000000"/>
+              <w:left w:val="none" w:sz="0" w:space="0" w:color="000000"/>
+              <w:right w:val="none" w:sz="0" w:space="0" w:color="000000"/>
+            </w:tcBorders>
+            <w:shd w:val="clear" w:color="auto" w:fill="FFFFFF"/>
+            <w:tcMar>
+              <w:top w:w="0" w:type="dxa"/>
+              <w:bottom w:w="0" w:type="dxa"/>
+              <w:left w:w="0" w:type="dxa"/>
+              <w:right w:w="0" w:type="dxa"/>
+            </w:tcMar>
+            <w:vAlign w:val="top"/>
+          </w:tcPr>
+          <w:p>
+            <w:pPr>
+              <w:pStyle w:val="Normal"/>
+              <w:jc w:val="center"/>
+              <w:pBdr>
+                <w:bottom w:val="none" w:sz="0" w:space="0" w:color="000000"/>
+                <w:top w:val="none" w:sz="0" w:space="0" w:color="000000"/>
+                <w:left w:val="none" w:sz="0" w:space="0" w:color="000000"/>
+                <w:right w:val="none" w:sz="0" w:space="0" w:color="000000"/>
+              </w:pBdr>
+              <w:spacing w:after="100" w:before="100" w:line="240"/>
+              <w:ind w:left="100" w:right="100" w:firstLine="0" w:firstLineChars="0"/>
+              <w:rPr>
+                <w:rFonts w:ascii="Helvetica" w:hAnsi="Helvetica" w:eastAsia="Helvetica" w:cs="Helvetica"/>
+                <w:i w:val="false"/>
+                <w:b w:val="false"/>
+                <w:u w:val="none"/>
+                <w:sz w:val="22"/>
+                <w:szCs w:val="22"/>
+                <w:color w:val="000000"/>
+              </w:rPr>
+            </w:pPr>
+            <w:r>
+              <w:rPr>
+                <w:rFonts w:ascii="Helvetica" w:hAnsi="Helvetica" w:eastAsia="Helvetica" w:cs="Helvetica"/>
+                <w:i w:val="false"/>
+                <w:b w:val="false"/>
+                <w:u w:val="none"/>
+                <w:sz w:val="22"/>
+                <w:szCs w:val="22"/>
+                <w:color w:val="000000"/>
+              </w:rPr>
+              <w:t xml:space="preserve">0.162</w:t>
             </w:r>
           </w:p>
         </w:tc>
@@ -16050,113 +16050,113 @@
                 <w:szCs w:val="22"/>
                 <w:color w:val="000000"/>
               </w:rPr>
-              <w:t xml:space="preserve">2.9</w:t>
-            </w:r>
-          </w:p>
-        </w:tc>
-        <w:tc>
-          <w:tcPr>
-            <w:tcBorders>
-              <w:bottom w:val="none" w:sz="0" w:space="0" w:color="000000"/>
-              <w:top w:val="none" w:sz="0" w:space="0" w:color="000000"/>
-              <w:left w:val="none" w:sz="0" w:space="0" w:color="000000"/>
-              <w:right w:val="none" w:sz="0" w:space="0" w:color="000000"/>
-            </w:tcBorders>
-            <w:shd w:val="clear" w:color="auto" w:fill="FFFFFF"/>
-            <w:tcMar>
-              <w:top w:w="0" w:type="dxa"/>
-              <w:bottom w:w="0" w:type="dxa"/>
-              <w:left w:w="0" w:type="dxa"/>
-              <w:right w:w="0" w:type="dxa"/>
-            </w:tcMar>
-            <w:vAlign w:val="top"/>
-          </w:tcPr>
-          <w:p>
-            <w:pPr>
-              <w:pStyle w:val="Normal"/>
-              <w:jc w:val="center"/>
-              <w:pBdr>
-                <w:bottom w:val="none" w:sz="0" w:space="0" w:color="000000"/>
-                <w:top w:val="none" w:sz="0" w:space="0" w:color="000000"/>
-                <w:left w:val="none" w:sz="0" w:space="0" w:color="000000"/>
-                <w:right w:val="none" w:sz="0" w:space="0" w:color="000000"/>
-              </w:pBdr>
-              <w:spacing w:after="100" w:before="100" w:line="240"/>
-              <w:ind w:left="100" w:right="100" w:firstLine="0" w:firstLineChars="0"/>
-              <w:rPr>
-                <w:rFonts w:ascii="Helvetica" w:hAnsi="Helvetica" w:eastAsia="Helvetica" w:cs="Helvetica"/>
-                <w:i w:val="false"/>
-                <w:b w:val="false"/>
-                <w:u w:val="none"/>
-                <w:sz w:val="22"/>
-                <w:szCs w:val="22"/>
-                <w:color w:val="000000"/>
-              </w:rPr>
-            </w:pPr>
-            <w:r>
-              <w:rPr>
-                <w:rFonts w:ascii="Helvetica" w:hAnsi="Helvetica" w:eastAsia="Helvetica" w:cs="Helvetica"/>
-                <w:i w:val="false"/>
-                <w:b w:val="false"/>
-                <w:u w:val="none"/>
-                <w:sz w:val="22"/>
-                <w:szCs w:val="22"/>
-                <w:color w:val="000000"/>
-              </w:rPr>
-              <w:t xml:space="preserve">-0.79, 6.5</w:t>
-            </w:r>
-          </w:p>
-        </w:tc>
-        <w:tc>
-          <w:tcPr>
-            <w:tcBorders>
-              <w:bottom w:val="none" w:sz="0" w:space="0" w:color="000000"/>
-              <w:top w:val="none" w:sz="0" w:space="0" w:color="000000"/>
-              <w:left w:val="none" w:sz="0" w:space="0" w:color="000000"/>
-              <w:right w:val="none" w:sz="0" w:space="0" w:color="000000"/>
-            </w:tcBorders>
-            <w:shd w:val="clear" w:color="auto" w:fill="FFFFFF"/>
-            <w:tcMar>
-              <w:top w:w="0" w:type="dxa"/>
-              <w:bottom w:w="0" w:type="dxa"/>
-              <w:left w:w="0" w:type="dxa"/>
-              <w:right w:w="0" w:type="dxa"/>
-            </w:tcMar>
-            <w:vAlign w:val="top"/>
-          </w:tcPr>
-          <w:p>
-            <w:pPr>
-              <w:pStyle w:val="Normal"/>
-              <w:jc w:val="center"/>
-              <w:pBdr>
-                <w:bottom w:val="none" w:sz="0" w:space="0" w:color="000000"/>
-                <w:top w:val="none" w:sz="0" w:space="0" w:color="000000"/>
-                <w:left w:val="none" w:sz="0" w:space="0" w:color="000000"/>
-                <w:right w:val="none" w:sz="0" w:space="0" w:color="000000"/>
-              </w:pBdr>
-              <w:spacing w:after="100" w:before="100" w:line="240"/>
-              <w:ind w:left="100" w:right="100" w:firstLine="0" w:firstLineChars="0"/>
-              <w:rPr>
-                <w:rFonts w:ascii="Helvetica" w:hAnsi="Helvetica" w:eastAsia="Helvetica" w:cs="Helvetica"/>
-                <w:i w:val="false"/>
-                <w:b w:val="false"/>
-                <w:u w:val="none"/>
-                <w:sz w:val="22"/>
-                <w:szCs w:val="22"/>
-                <w:color w:val="000000"/>
-              </w:rPr>
-            </w:pPr>
-            <w:r>
-              <w:rPr>
-                <w:rFonts w:ascii="Helvetica" w:hAnsi="Helvetica" w:eastAsia="Helvetica" w:cs="Helvetica"/>
-                <w:i w:val="false"/>
-                <w:b w:val="false"/>
-                <w:u w:val="none"/>
-                <w:sz w:val="22"/>
-                <w:szCs w:val="22"/>
-                <w:color w:val="000000"/>
-              </w:rPr>
-              <w:t xml:space="preserve">0.124</w:t>
+              <w:t xml:space="preserve">2.7</w:t>
+            </w:r>
+          </w:p>
+        </w:tc>
+        <w:tc>
+          <w:tcPr>
+            <w:tcBorders>
+              <w:bottom w:val="none" w:sz="0" w:space="0" w:color="000000"/>
+              <w:top w:val="none" w:sz="0" w:space="0" w:color="000000"/>
+              <w:left w:val="none" w:sz="0" w:space="0" w:color="000000"/>
+              <w:right w:val="none" w:sz="0" w:space="0" w:color="000000"/>
+            </w:tcBorders>
+            <w:shd w:val="clear" w:color="auto" w:fill="FFFFFF"/>
+            <w:tcMar>
+              <w:top w:w="0" w:type="dxa"/>
+              <w:bottom w:w="0" w:type="dxa"/>
+              <w:left w:w="0" w:type="dxa"/>
+              <w:right w:w="0" w:type="dxa"/>
+            </w:tcMar>
+            <w:vAlign w:val="top"/>
+          </w:tcPr>
+          <w:p>
+            <w:pPr>
+              <w:pStyle w:val="Normal"/>
+              <w:jc w:val="center"/>
+              <w:pBdr>
+                <w:bottom w:val="none" w:sz="0" w:space="0" w:color="000000"/>
+                <w:top w:val="none" w:sz="0" w:space="0" w:color="000000"/>
+                <w:left w:val="none" w:sz="0" w:space="0" w:color="000000"/>
+                <w:right w:val="none" w:sz="0" w:space="0" w:color="000000"/>
+              </w:pBdr>
+              <w:spacing w:after="100" w:before="100" w:line="240"/>
+              <w:ind w:left="100" w:right="100" w:firstLine="0" w:firstLineChars="0"/>
+              <w:rPr>
+                <w:rFonts w:ascii="Helvetica" w:hAnsi="Helvetica" w:eastAsia="Helvetica" w:cs="Helvetica"/>
+                <w:i w:val="false"/>
+                <w:b w:val="false"/>
+                <w:u w:val="none"/>
+                <w:sz w:val="22"/>
+                <w:szCs w:val="22"/>
+                <w:color w:val="000000"/>
+              </w:rPr>
+            </w:pPr>
+            <w:r>
+              <w:rPr>
+                <w:rFonts w:ascii="Helvetica" w:hAnsi="Helvetica" w:eastAsia="Helvetica" w:cs="Helvetica"/>
+                <w:i w:val="false"/>
+                <w:b w:val="false"/>
+                <w:u w:val="none"/>
+                <w:sz w:val="22"/>
+                <w:szCs w:val="22"/>
+                <w:color w:val="000000"/>
+              </w:rPr>
+              <w:t xml:space="preserve">-0.96, 6.3</w:t>
+            </w:r>
+          </w:p>
+        </w:tc>
+        <w:tc>
+          <w:tcPr>
+            <w:tcBorders>
+              <w:bottom w:val="none" w:sz="0" w:space="0" w:color="000000"/>
+              <w:top w:val="none" w:sz="0" w:space="0" w:color="000000"/>
+              <w:left w:val="none" w:sz="0" w:space="0" w:color="000000"/>
+              <w:right w:val="none" w:sz="0" w:space="0" w:color="000000"/>
+            </w:tcBorders>
+            <w:shd w:val="clear" w:color="auto" w:fill="FFFFFF"/>
+            <w:tcMar>
+              <w:top w:w="0" w:type="dxa"/>
+              <w:bottom w:w="0" w:type="dxa"/>
+              <w:left w:w="0" w:type="dxa"/>
+              <w:right w:w="0" w:type="dxa"/>
+            </w:tcMar>
+            <w:vAlign w:val="top"/>
+          </w:tcPr>
+          <w:p>
+            <w:pPr>
+              <w:pStyle w:val="Normal"/>
+              <w:jc w:val="center"/>
+              <w:pBdr>
+                <w:bottom w:val="none" w:sz="0" w:space="0" w:color="000000"/>
+                <w:top w:val="none" w:sz="0" w:space="0" w:color="000000"/>
+                <w:left w:val="none" w:sz="0" w:space="0" w:color="000000"/>
+                <w:right w:val="none" w:sz="0" w:space="0" w:color="000000"/>
+              </w:pBdr>
+              <w:spacing w:after="100" w:before="100" w:line="240"/>
+              <w:ind w:left="100" w:right="100" w:firstLine="0" w:firstLineChars="0"/>
+              <w:rPr>
+                <w:rFonts w:ascii="Helvetica" w:hAnsi="Helvetica" w:eastAsia="Helvetica" w:cs="Helvetica"/>
+                <w:i w:val="false"/>
+                <w:b w:val="false"/>
+                <w:u w:val="none"/>
+                <w:sz w:val="22"/>
+                <w:szCs w:val="22"/>
+                <w:color w:val="000000"/>
+              </w:rPr>
+            </w:pPr>
+            <w:r>
+              <w:rPr>
+                <w:rFonts w:ascii="Helvetica" w:hAnsi="Helvetica" w:eastAsia="Helvetica" w:cs="Helvetica"/>
+                <w:i w:val="false"/>
+                <w:b w:val="false"/>
+                <w:u w:val="none"/>
+                <w:sz w:val="22"/>
+                <w:szCs w:val="22"/>
+                <w:color w:val="000000"/>
+              </w:rPr>
+              <w:t xml:space="preserve">0.148</w:t>
             </w:r>
           </w:p>
         </w:tc>
@@ -16533,113 +16533,113 @@
                 <w:szCs w:val="22"/>
                 <w:color w:val="000000"/>
               </w:rPr>
-              <w:t xml:space="preserve">0.36</w:t>
-            </w:r>
-          </w:p>
-        </w:tc>
-        <w:tc>
-          <w:tcPr>
-            <w:tcBorders>
-              <w:bottom w:val="none" w:sz="0" w:space="0" w:color="000000"/>
-              <w:top w:val="none" w:sz="0" w:space="0" w:color="000000"/>
-              <w:left w:val="none" w:sz="0" w:space="0" w:color="000000"/>
-              <w:right w:val="none" w:sz="0" w:space="0" w:color="000000"/>
-            </w:tcBorders>
-            <w:shd w:val="clear" w:color="auto" w:fill="FFFFFF"/>
-            <w:tcMar>
-              <w:top w:w="0" w:type="dxa"/>
-              <w:bottom w:w="0" w:type="dxa"/>
-              <w:left w:w="0" w:type="dxa"/>
-              <w:right w:w="0" w:type="dxa"/>
-            </w:tcMar>
-            <w:vAlign w:val="top"/>
-          </w:tcPr>
-          <w:p>
-            <w:pPr>
-              <w:pStyle w:val="Normal"/>
-              <w:jc w:val="center"/>
-              <w:pBdr>
-                <w:bottom w:val="none" w:sz="0" w:space="0" w:color="000000"/>
-                <w:top w:val="none" w:sz="0" w:space="0" w:color="000000"/>
-                <w:left w:val="none" w:sz="0" w:space="0" w:color="000000"/>
-                <w:right w:val="none" w:sz="0" w:space="0" w:color="000000"/>
-              </w:pBdr>
-              <w:spacing w:after="100" w:before="100" w:line="240"/>
-              <w:ind w:left="100" w:right="100" w:firstLine="0" w:firstLineChars="0"/>
-              <w:rPr>
-                <w:rFonts w:ascii="Helvetica" w:hAnsi="Helvetica" w:eastAsia="Helvetica" w:cs="Helvetica"/>
-                <w:i w:val="false"/>
-                <w:b w:val="false"/>
-                <w:u w:val="none"/>
-                <w:sz w:val="22"/>
-                <w:szCs w:val="22"/>
-                <w:color w:val="000000"/>
-              </w:rPr>
-            </w:pPr>
-            <w:r>
-              <w:rPr>
-                <w:rFonts w:ascii="Helvetica" w:hAnsi="Helvetica" w:eastAsia="Helvetica" w:cs="Helvetica"/>
-                <w:i w:val="false"/>
-                <w:b w:val="false"/>
-                <w:u w:val="none"/>
-                <w:sz w:val="22"/>
-                <w:szCs w:val="22"/>
-                <w:color w:val="000000"/>
-              </w:rPr>
-              <w:t xml:space="preserve">0.09, 0.64</w:t>
-            </w:r>
-          </w:p>
-        </w:tc>
-        <w:tc>
-          <w:tcPr>
-            <w:tcBorders>
-              <w:bottom w:val="none" w:sz="0" w:space="0" w:color="000000"/>
-              <w:top w:val="none" w:sz="0" w:space="0" w:color="000000"/>
-              <w:left w:val="none" w:sz="0" w:space="0" w:color="000000"/>
-              <w:right w:val="none" w:sz="0" w:space="0" w:color="000000"/>
-            </w:tcBorders>
-            <w:shd w:val="clear" w:color="auto" w:fill="FFFFFF"/>
-            <w:tcMar>
-              <w:top w:w="0" w:type="dxa"/>
-              <w:bottom w:w="0" w:type="dxa"/>
-              <w:left w:w="0" w:type="dxa"/>
-              <w:right w:w="0" w:type="dxa"/>
-            </w:tcMar>
-            <w:vAlign w:val="top"/>
-          </w:tcPr>
-          <w:p>
-            <w:pPr>
-              <w:pStyle w:val="Normal"/>
-              <w:jc w:val="center"/>
-              <w:pBdr>
-                <w:bottom w:val="none" w:sz="0" w:space="0" w:color="000000"/>
-                <w:top w:val="none" w:sz="0" w:space="0" w:color="000000"/>
-                <w:left w:val="none" w:sz="0" w:space="0" w:color="000000"/>
-                <w:right w:val="none" w:sz="0" w:space="0" w:color="000000"/>
-              </w:pBdr>
-              <w:spacing w:after="100" w:before="100" w:line="240"/>
-              <w:ind w:left="100" w:right="100" w:firstLine="0" w:firstLineChars="0"/>
-              <w:rPr>
-                <w:rFonts w:ascii="Helvetica" w:hAnsi="Helvetica" w:eastAsia="Helvetica" w:cs="Helvetica"/>
-                <w:i w:val="false"/>
-                <w:b w:val="false"/>
-                <w:u w:val="none"/>
-                <w:sz w:val="22"/>
-                <w:szCs w:val="22"/>
-                <w:color w:val="000000"/>
-              </w:rPr>
-            </w:pPr>
-            <w:r>
-              <w:rPr>
-                <w:rFonts w:ascii="Helvetica" w:hAnsi="Helvetica" w:eastAsia="Helvetica" w:cs="Helvetica"/>
-                <w:i w:val="false"/>
-                <w:b w:val="false"/>
-                <w:u w:val="none"/>
-                <w:sz w:val="22"/>
-                <w:szCs w:val="22"/>
-                <w:color w:val="000000"/>
-              </w:rPr>
-              <w:t xml:space="preserve">0.010</w:t>
+              <w:t xml:space="preserve">-0.07</w:t>
+            </w:r>
+          </w:p>
+        </w:tc>
+        <w:tc>
+          <w:tcPr>
+            <w:tcBorders>
+              <w:bottom w:val="none" w:sz="0" w:space="0" w:color="000000"/>
+              <w:top w:val="none" w:sz="0" w:space="0" w:color="000000"/>
+              <w:left w:val="none" w:sz="0" w:space="0" w:color="000000"/>
+              <w:right w:val="none" w:sz="0" w:space="0" w:color="000000"/>
+            </w:tcBorders>
+            <w:shd w:val="clear" w:color="auto" w:fill="FFFFFF"/>
+            <w:tcMar>
+              <w:top w:w="0" w:type="dxa"/>
+              <w:bottom w:w="0" w:type="dxa"/>
+              <w:left w:w="0" w:type="dxa"/>
+              <w:right w:w="0" w:type="dxa"/>
+            </w:tcMar>
+            <w:vAlign w:val="top"/>
+          </w:tcPr>
+          <w:p>
+            <w:pPr>
+              <w:pStyle w:val="Normal"/>
+              <w:jc w:val="center"/>
+              <w:pBdr>
+                <w:bottom w:val="none" w:sz="0" w:space="0" w:color="000000"/>
+                <w:top w:val="none" w:sz="0" w:space="0" w:color="000000"/>
+                <w:left w:val="none" w:sz="0" w:space="0" w:color="000000"/>
+                <w:right w:val="none" w:sz="0" w:space="0" w:color="000000"/>
+              </w:pBdr>
+              <w:spacing w:after="100" w:before="100" w:line="240"/>
+              <w:ind w:left="100" w:right="100" w:firstLine="0" w:firstLineChars="0"/>
+              <w:rPr>
+                <w:rFonts w:ascii="Helvetica" w:hAnsi="Helvetica" w:eastAsia="Helvetica" w:cs="Helvetica"/>
+                <w:i w:val="false"/>
+                <w:b w:val="false"/>
+                <w:u w:val="none"/>
+                <w:sz w:val="22"/>
+                <w:szCs w:val="22"/>
+                <w:color w:val="000000"/>
+              </w:rPr>
+            </w:pPr>
+            <w:r>
+              <w:rPr>
+                <w:rFonts w:ascii="Helvetica" w:hAnsi="Helvetica" w:eastAsia="Helvetica" w:cs="Helvetica"/>
+                <w:i w:val="false"/>
+                <w:b w:val="false"/>
+                <w:u w:val="none"/>
+                <w:sz w:val="22"/>
+                <w:szCs w:val="22"/>
+                <w:color w:val="000000"/>
+              </w:rPr>
+              <w:t xml:space="preserve">-0.30, 0.17</w:t>
+            </w:r>
+          </w:p>
+        </w:tc>
+        <w:tc>
+          <w:tcPr>
+            <w:tcBorders>
+              <w:bottom w:val="none" w:sz="0" w:space="0" w:color="000000"/>
+              <w:top w:val="none" w:sz="0" w:space="0" w:color="000000"/>
+              <w:left w:val="none" w:sz="0" w:space="0" w:color="000000"/>
+              <w:right w:val="none" w:sz="0" w:space="0" w:color="000000"/>
+            </w:tcBorders>
+            <w:shd w:val="clear" w:color="auto" w:fill="FFFFFF"/>
+            <w:tcMar>
+              <w:top w:w="0" w:type="dxa"/>
+              <w:bottom w:w="0" w:type="dxa"/>
+              <w:left w:w="0" w:type="dxa"/>
+              <w:right w:w="0" w:type="dxa"/>
+            </w:tcMar>
+            <w:vAlign w:val="top"/>
+          </w:tcPr>
+          <w:p>
+            <w:pPr>
+              <w:pStyle w:val="Normal"/>
+              <w:jc w:val="center"/>
+              <w:pBdr>
+                <w:bottom w:val="none" w:sz="0" w:space="0" w:color="000000"/>
+                <w:top w:val="none" w:sz="0" w:space="0" w:color="000000"/>
+                <w:left w:val="none" w:sz="0" w:space="0" w:color="000000"/>
+                <w:right w:val="none" w:sz="0" w:space="0" w:color="000000"/>
+              </w:pBdr>
+              <w:spacing w:after="100" w:before="100" w:line="240"/>
+              <w:ind w:left="100" w:right="100" w:firstLine="0" w:firstLineChars="0"/>
+              <w:rPr>
+                <w:rFonts w:ascii="Helvetica" w:hAnsi="Helvetica" w:eastAsia="Helvetica" w:cs="Helvetica"/>
+                <w:i w:val="false"/>
+                <w:b w:val="false"/>
+                <w:u w:val="none"/>
+                <w:sz w:val="22"/>
+                <w:szCs w:val="22"/>
+                <w:color w:val="000000"/>
+              </w:rPr>
+            </w:pPr>
+            <w:r>
+              <w:rPr>
+                <w:rFonts w:ascii="Helvetica" w:hAnsi="Helvetica" w:eastAsia="Helvetica" w:cs="Helvetica"/>
+                <w:i w:val="false"/>
+                <w:b w:val="false"/>
+                <w:u w:val="none"/>
+                <w:sz w:val="22"/>
+                <w:szCs w:val="22"/>
+                <w:color w:val="000000"/>
+              </w:rPr>
+              <w:t xml:space="preserve">0.575</w:t>
             </w:r>
           </w:p>
         </w:tc>
@@ -17016,113 +17016,113 @@
                 <w:szCs w:val="22"/>
                 <w:color w:val="000000"/>
               </w:rPr>
-              <w:t xml:space="preserve">1.0</w:t>
-            </w:r>
-          </w:p>
-        </w:tc>
-        <w:tc>
-          <w:tcPr>
-            <w:tcBorders>
-              <w:bottom w:val="none" w:sz="0" w:space="0" w:color="000000"/>
-              <w:top w:val="none" w:sz="0" w:space="0" w:color="000000"/>
-              <w:left w:val="none" w:sz="0" w:space="0" w:color="000000"/>
-              <w:right w:val="none" w:sz="0" w:space="0" w:color="000000"/>
-            </w:tcBorders>
-            <w:shd w:val="clear" w:color="auto" w:fill="FFFFFF"/>
-            <w:tcMar>
-              <w:top w:w="0" w:type="dxa"/>
-              <w:bottom w:w="0" w:type="dxa"/>
-              <w:left w:w="0" w:type="dxa"/>
-              <w:right w:w="0" w:type="dxa"/>
-            </w:tcMar>
-            <w:vAlign w:val="top"/>
-          </w:tcPr>
-          <w:p>
-            <w:pPr>
-              <w:pStyle w:val="Normal"/>
-              <w:jc w:val="center"/>
-              <w:pBdr>
-                <w:bottom w:val="none" w:sz="0" w:space="0" w:color="000000"/>
-                <w:top w:val="none" w:sz="0" w:space="0" w:color="000000"/>
-                <w:left w:val="none" w:sz="0" w:space="0" w:color="000000"/>
-                <w:right w:val="none" w:sz="0" w:space="0" w:color="000000"/>
-              </w:pBdr>
-              <w:spacing w:after="100" w:before="100" w:line="240"/>
-              <w:ind w:left="100" w:right="100" w:firstLine="0" w:firstLineChars="0"/>
-              <w:rPr>
-                <w:rFonts w:ascii="Helvetica" w:hAnsi="Helvetica" w:eastAsia="Helvetica" w:cs="Helvetica"/>
-                <w:i w:val="false"/>
-                <w:b w:val="false"/>
-                <w:u w:val="none"/>
-                <w:sz w:val="22"/>
-                <w:szCs w:val="22"/>
-                <w:color w:val="000000"/>
-              </w:rPr>
-            </w:pPr>
-            <w:r>
-              <w:rPr>
-                <w:rFonts w:ascii="Helvetica" w:hAnsi="Helvetica" w:eastAsia="Helvetica" w:cs="Helvetica"/>
-                <w:i w:val="false"/>
-                <w:b w:val="false"/>
-                <w:u w:val="none"/>
-                <w:sz w:val="22"/>
-                <w:szCs w:val="22"/>
-                <w:color w:val="000000"/>
-              </w:rPr>
-              <w:t xml:space="preserve">-1.9, 4.0</w:t>
-            </w:r>
-          </w:p>
-        </w:tc>
-        <w:tc>
-          <w:tcPr>
-            <w:tcBorders>
-              <w:bottom w:val="none" w:sz="0" w:space="0" w:color="000000"/>
-              <w:top w:val="none" w:sz="0" w:space="0" w:color="000000"/>
-              <w:left w:val="none" w:sz="0" w:space="0" w:color="000000"/>
-              <w:right w:val="none" w:sz="0" w:space="0" w:color="000000"/>
-            </w:tcBorders>
-            <w:shd w:val="clear" w:color="auto" w:fill="FFFFFF"/>
-            <w:tcMar>
-              <w:top w:w="0" w:type="dxa"/>
-              <w:bottom w:w="0" w:type="dxa"/>
-              <w:left w:w="0" w:type="dxa"/>
-              <w:right w:w="0" w:type="dxa"/>
-            </w:tcMar>
-            <w:vAlign w:val="top"/>
-          </w:tcPr>
-          <w:p>
-            <w:pPr>
-              <w:pStyle w:val="Normal"/>
-              <w:jc w:val="center"/>
-              <w:pBdr>
-                <w:bottom w:val="none" w:sz="0" w:space="0" w:color="000000"/>
-                <w:top w:val="none" w:sz="0" w:space="0" w:color="000000"/>
-                <w:left w:val="none" w:sz="0" w:space="0" w:color="000000"/>
-                <w:right w:val="none" w:sz="0" w:space="0" w:color="000000"/>
-              </w:pBdr>
-              <w:spacing w:after="100" w:before="100" w:line="240"/>
-              <w:ind w:left="100" w:right="100" w:firstLine="0" w:firstLineChars="0"/>
-              <w:rPr>
-                <w:rFonts w:ascii="Helvetica" w:hAnsi="Helvetica" w:eastAsia="Helvetica" w:cs="Helvetica"/>
-                <w:i w:val="false"/>
-                <w:b w:val="false"/>
-                <w:u w:val="none"/>
-                <w:sz w:val="22"/>
-                <w:szCs w:val="22"/>
-                <w:color w:val="000000"/>
-              </w:rPr>
-            </w:pPr>
-            <w:r>
-              <w:rPr>
-                <w:rFonts w:ascii="Helvetica" w:hAnsi="Helvetica" w:eastAsia="Helvetica" w:cs="Helvetica"/>
-                <w:i w:val="false"/>
-                <w:b w:val="false"/>
-                <w:u w:val="none"/>
-                <w:sz w:val="22"/>
-                <w:szCs w:val="22"/>
-                <w:color w:val="000000"/>
-              </w:rPr>
-              <w:t xml:space="preserve">0.483</w:t>
+              <w:t xml:space="preserve">0.99</w:t>
+            </w:r>
+          </w:p>
+        </w:tc>
+        <w:tc>
+          <w:tcPr>
+            <w:tcBorders>
+              <w:bottom w:val="none" w:sz="0" w:space="0" w:color="000000"/>
+              <w:top w:val="none" w:sz="0" w:space="0" w:color="000000"/>
+              <w:left w:val="none" w:sz="0" w:space="0" w:color="000000"/>
+              <w:right w:val="none" w:sz="0" w:space="0" w:color="000000"/>
+            </w:tcBorders>
+            <w:shd w:val="clear" w:color="auto" w:fill="FFFFFF"/>
+            <w:tcMar>
+              <w:top w:w="0" w:type="dxa"/>
+              <w:bottom w:w="0" w:type="dxa"/>
+              <w:left w:w="0" w:type="dxa"/>
+              <w:right w:w="0" w:type="dxa"/>
+            </w:tcMar>
+            <w:vAlign w:val="top"/>
+          </w:tcPr>
+          <w:p>
+            <w:pPr>
+              <w:pStyle w:val="Normal"/>
+              <w:jc w:val="center"/>
+              <w:pBdr>
+                <w:bottom w:val="none" w:sz="0" w:space="0" w:color="000000"/>
+                <w:top w:val="none" w:sz="0" w:space="0" w:color="000000"/>
+                <w:left w:val="none" w:sz="0" w:space="0" w:color="000000"/>
+                <w:right w:val="none" w:sz="0" w:space="0" w:color="000000"/>
+              </w:pBdr>
+              <w:spacing w:after="100" w:before="100" w:line="240"/>
+              <w:ind w:left="100" w:right="100" w:firstLine="0" w:firstLineChars="0"/>
+              <w:rPr>
+                <w:rFonts w:ascii="Helvetica" w:hAnsi="Helvetica" w:eastAsia="Helvetica" w:cs="Helvetica"/>
+                <w:i w:val="false"/>
+                <w:b w:val="false"/>
+                <w:u w:val="none"/>
+                <w:sz w:val="22"/>
+                <w:szCs w:val="22"/>
+                <w:color w:val="000000"/>
+              </w:rPr>
+            </w:pPr>
+            <w:r>
+              <w:rPr>
+                <w:rFonts w:ascii="Helvetica" w:hAnsi="Helvetica" w:eastAsia="Helvetica" w:cs="Helvetica"/>
+                <w:i w:val="false"/>
+                <w:b w:val="false"/>
+                <w:u w:val="none"/>
+                <w:sz w:val="22"/>
+                <w:szCs w:val="22"/>
+                <w:color w:val="000000"/>
+              </w:rPr>
+              <w:t xml:space="preserve">-1.9, 3.9</w:t>
+            </w:r>
+          </w:p>
+        </w:tc>
+        <w:tc>
+          <w:tcPr>
+            <w:tcBorders>
+              <w:bottom w:val="none" w:sz="0" w:space="0" w:color="000000"/>
+              <w:top w:val="none" w:sz="0" w:space="0" w:color="000000"/>
+              <w:left w:val="none" w:sz="0" w:space="0" w:color="000000"/>
+              <w:right w:val="none" w:sz="0" w:space="0" w:color="000000"/>
+            </w:tcBorders>
+            <w:shd w:val="clear" w:color="auto" w:fill="FFFFFF"/>
+            <w:tcMar>
+              <w:top w:w="0" w:type="dxa"/>
+              <w:bottom w:w="0" w:type="dxa"/>
+              <w:left w:w="0" w:type="dxa"/>
+              <w:right w:w="0" w:type="dxa"/>
+            </w:tcMar>
+            <w:vAlign w:val="top"/>
+          </w:tcPr>
+          <w:p>
+            <w:pPr>
+              <w:pStyle w:val="Normal"/>
+              <w:jc w:val="center"/>
+              <w:pBdr>
+                <w:bottom w:val="none" w:sz="0" w:space="0" w:color="000000"/>
+                <w:top w:val="none" w:sz="0" w:space="0" w:color="000000"/>
+                <w:left w:val="none" w:sz="0" w:space="0" w:color="000000"/>
+                <w:right w:val="none" w:sz="0" w:space="0" w:color="000000"/>
+              </w:pBdr>
+              <w:spacing w:after="100" w:before="100" w:line="240"/>
+              <w:ind w:left="100" w:right="100" w:firstLine="0" w:firstLineChars="0"/>
+              <w:rPr>
+                <w:rFonts w:ascii="Helvetica" w:hAnsi="Helvetica" w:eastAsia="Helvetica" w:cs="Helvetica"/>
+                <w:i w:val="false"/>
+                <w:b w:val="false"/>
+                <w:u w:val="none"/>
+                <w:sz w:val="22"/>
+                <w:szCs w:val="22"/>
+                <w:color w:val="000000"/>
+              </w:rPr>
+            </w:pPr>
+            <w:r>
+              <w:rPr>
+                <w:rFonts w:ascii="Helvetica" w:hAnsi="Helvetica" w:eastAsia="Helvetica" w:cs="Helvetica"/>
+                <w:i w:val="false"/>
+                <w:b w:val="false"/>
+                <w:u w:val="none"/>
+                <w:sz w:val="22"/>
+                <w:szCs w:val="22"/>
+                <w:color w:val="000000"/>
+              </w:rPr>
+              <w:t xml:space="preserve">0.505</w:t>
             </w:r>
           </w:p>
         </w:tc>
@@ -17499,7 +17499,7 @@
                 <w:szCs w:val="22"/>
                 <w:color w:val="000000"/>
               </w:rPr>
-              <w:t xml:space="preserve">1.3</w:t>
+              <w:t xml:space="preserve">1.4</w:t>
             </w:r>
           </w:p>
         </w:tc>
@@ -17605,7 +17605,7 @@
                 <w:szCs w:val="22"/>
                 <w:color w:val="000000"/>
               </w:rPr>
-              <w:t xml:space="preserve">0.749</w:t>
+              <w:t xml:space="preserve">0.744</w:t>
             </w:r>
           </w:p>
         </w:tc>
@@ -17982,120 +17982,120 @@
                 <w:szCs w:val="22"/>
                 <w:color w:val="000000"/>
               </w:rPr>
-              <w:t xml:space="preserve">1.3</w:t>
-            </w:r>
-          </w:p>
-        </w:tc>
-        <w:tc>
-          <w:tcPr>
-            <w:tcBorders>
-              <w:bottom w:val="none" w:sz="0" w:space="0" w:color="000000"/>
-              <w:top w:val="none" w:sz="0" w:space="0" w:color="000000"/>
-              <w:left w:val="none" w:sz="0" w:space="0" w:color="000000"/>
-              <w:right w:val="none" w:sz="0" w:space="0" w:color="000000"/>
-            </w:tcBorders>
-            <w:shd w:val="clear" w:color="auto" w:fill="FFFFFF"/>
-            <w:tcMar>
-              <w:top w:w="0" w:type="dxa"/>
-              <w:bottom w:w="0" w:type="dxa"/>
-              <w:left w:w="0" w:type="dxa"/>
-              <w:right w:w="0" w:type="dxa"/>
-            </w:tcMar>
-            <w:vAlign w:val="top"/>
-          </w:tcPr>
-          <w:p>
-            <w:pPr>
-              <w:pStyle w:val="Normal"/>
-              <w:jc w:val="center"/>
-              <w:pBdr>
-                <w:bottom w:val="none" w:sz="0" w:space="0" w:color="000000"/>
-                <w:top w:val="none" w:sz="0" w:space="0" w:color="000000"/>
-                <w:left w:val="none" w:sz="0" w:space="0" w:color="000000"/>
-                <w:right w:val="none" w:sz="0" w:space="0" w:color="000000"/>
-              </w:pBdr>
-              <w:spacing w:after="100" w:before="100" w:line="240"/>
-              <w:ind w:left="100" w:right="100" w:firstLine="0" w:firstLineChars="0"/>
-              <w:rPr>
-                <w:rFonts w:ascii="Helvetica" w:hAnsi="Helvetica" w:eastAsia="Helvetica" w:cs="Helvetica"/>
-                <w:i w:val="false"/>
-                <w:b w:val="false"/>
-                <w:u w:val="none"/>
-                <w:sz w:val="22"/>
-                <w:szCs w:val="22"/>
-                <w:color w:val="000000"/>
-              </w:rPr>
-            </w:pPr>
-            <w:r>
-              <w:rPr>
-                <w:rFonts w:ascii="Helvetica" w:hAnsi="Helvetica" w:eastAsia="Helvetica" w:cs="Helvetica"/>
-                <w:i w:val="false"/>
-                <w:b w:val="false"/>
-                <w:u w:val="none"/>
-                <w:sz w:val="22"/>
-                <w:szCs w:val="22"/>
-                <w:color w:val="000000"/>
-              </w:rPr>
-              <w:t xml:space="preserve">-2.1, 4.8</w:t>
-            </w:r>
-          </w:p>
-        </w:tc>
-        <w:tc>
-          <w:tcPr>
-            <w:tcBorders>
-              <w:bottom w:val="none" w:sz="0" w:space="0" w:color="000000"/>
-              <w:top w:val="none" w:sz="0" w:space="0" w:color="000000"/>
-              <w:left w:val="none" w:sz="0" w:space="0" w:color="000000"/>
-              <w:right w:val="none" w:sz="0" w:space="0" w:color="000000"/>
-            </w:tcBorders>
-            <w:shd w:val="clear" w:color="auto" w:fill="FFFFFF"/>
-            <w:tcMar>
-              <w:top w:w="0" w:type="dxa"/>
-              <w:bottom w:w="0" w:type="dxa"/>
-              <w:left w:w="0" w:type="dxa"/>
-              <w:right w:w="0" w:type="dxa"/>
-            </w:tcMar>
-            <w:vAlign w:val="top"/>
-          </w:tcPr>
-          <w:p>
-            <w:pPr>
-              <w:pStyle w:val="Normal"/>
-              <w:jc w:val="center"/>
-              <w:pBdr>
-                <w:bottom w:val="none" w:sz="0" w:space="0" w:color="000000"/>
-                <w:top w:val="none" w:sz="0" w:space="0" w:color="000000"/>
-                <w:left w:val="none" w:sz="0" w:space="0" w:color="000000"/>
-                <w:right w:val="none" w:sz="0" w:space="0" w:color="000000"/>
-              </w:pBdr>
-              <w:spacing w:after="100" w:before="100" w:line="240"/>
-              <w:ind w:left="100" w:right="100" w:firstLine="0" w:firstLineChars="0"/>
-              <w:rPr>
-                <w:rFonts w:ascii="Helvetica" w:hAnsi="Helvetica" w:eastAsia="Helvetica" w:cs="Helvetica"/>
-                <w:i w:val="false"/>
-                <w:b w:val="false"/>
-                <w:u w:val="none"/>
-                <w:sz w:val="22"/>
-                <w:szCs w:val="22"/>
-                <w:color w:val="000000"/>
-              </w:rPr>
-            </w:pPr>
-            <w:r>
-              <w:rPr>
-                <w:rFonts w:ascii="Helvetica" w:hAnsi="Helvetica" w:eastAsia="Helvetica" w:cs="Helvetica"/>
-                <w:i w:val="false"/>
-                <w:b w:val="false"/>
-                <w:u w:val="none"/>
-                <w:sz w:val="22"/>
-                <w:szCs w:val="22"/>
-                <w:color w:val="000000"/>
-              </w:rPr>
-              <w:t xml:space="preserve">0.452</w:t>
+              <w:t xml:space="preserve">1.5</w:t>
+            </w:r>
+          </w:p>
+        </w:tc>
+        <w:tc>
+          <w:tcPr>
+            <w:tcBorders>
+              <w:bottom w:val="none" w:sz="0" w:space="0" w:color="000000"/>
+              <w:top w:val="none" w:sz="0" w:space="0" w:color="000000"/>
+              <w:left w:val="none" w:sz="0" w:space="0" w:color="000000"/>
+              <w:right w:val="none" w:sz="0" w:space="0" w:color="000000"/>
+            </w:tcBorders>
+            <w:shd w:val="clear" w:color="auto" w:fill="FFFFFF"/>
+            <w:tcMar>
+              <w:top w:w="0" w:type="dxa"/>
+              <w:bottom w:w="0" w:type="dxa"/>
+              <w:left w:w="0" w:type="dxa"/>
+              <w:right w:w="0" w:type="dxa"/>
+            </w:tcMar>
+            <w:vAlign w:val="top"/>
+          </w:tcPr>
+          <w:p>
+            <w:pPr>
+              <w:pStyle w:val="Normal"/>
+              <w:jc w:val="center"/>
+              <w:pBdr>
+                <w:bottom w:val="none" w:sz="0" w:space="0" w:color="000000"/>
+                <w:top w:val="none" w:sz="0" w:space="0" w:color="000000"/>
+                <w:left w:val="none" w:sz="0" w:space="0" w:color="000000"/>
+                <w:right w:val="none" w:sz="0" w:space="0" w:color="000000"/>
+              </w:pBdr>
+              <w:spacing w:after="100" w:before="100" w:line="240"/>
+              <w:ind w:left="100" w:right="100" w:firstLine="0" w:firstLineChars="0"/>
+              <w:rPr>
+                <w:rFonts w:ascii="Helvetica" w:hAnsi="Helvetica" w:eastAsia="Helvetica" w:cs="Helvetica"/>
+                <w:i w:val="false"/>
+                <w:b w:val="false"/>
+                <w:u w:val="none"/>
+                <w:sz w:val="22"/>
+                <w:szCs w:val="22"/>
+                <w:color w:val="000000"/>
+              </w:rPr>
+            </w:pPr>
+            <w:r>
+              <w:rPr>
+                <w:rFonts w:ascii="Helvetica" w:hAnsi="Helvetica" w:eastAsia="Helvetica" w:cs="Helvetica"/>
+                <w:i w:val="false"/>
+                <w:b w:val="false"/>
+                <w:u w:val="none"/>
+                <w:sz w:val="22"/>
+                <w:szCs w:val="22"/>
+                <w:color w:val="000000"/>
+              </w:rPr>
+              <w:t xml:space="preserve">-2.0, 4.9</w:t>
+            </w:r>
+          </w:p>
+        </w:tc>
+        <w:tc>
+          <w:tcPr>
+            <w:tcBorders>
+              <w:bottom w:val="none" w:sz="0" w:space="0" w:color="000000"/>
+              <w:top w:val="none" w:sz="0" w:space="0" w:color="000000"/>
+              <w:left w:val="none" w:sz="0" w:space="0" w:color="000000"/>
+              <w:right w:val="none" w:sz="0" w:space="0" w:color="000000"/>
+            </w:tcBorders>
+            <w:shd w:val="clear" w:color="auto" w:fill="FFFFFF"/>
+            <w:tcMar>
+              <w:top w:w="0" w:type="dxa"/>
+              <w:bottom w:w="0" w:type="dxa"/>
+              <w:left w:w="0" w:type="dxa"/>
+              <w:right w:w="0" w:type="dxa"/>
+            </w:tcMar>
+            <w:vAlign w:val="top"/>
+          </w:tcPr>
+          <w:p>
+            <w:pPr>
+              <w:pStyle w:val="Normal"/>
+              <w:jc w:val="center"/>
+              <w:pBdr>
+                <w:bottom w:val="none" w:sz="0" w:space="0" w:color="000000"/>
+                <w:top w:val="none" w:sz="0" w:space="0" w:color="000000"/>
+                <w:left w:val="none" w:sz="0" w:space="0" w:color="000000"/>
+                <w:right w:val="none" w:sz="0" w:space="0" w:color="000000"/>
+              </w:pBdr>
+              <w:spacing w:after="100" w:before="100" w:line="240"/>
+              <w:ind w:left="100" w:right="100" w:firstLine="0" w:firstLineChars="0"/>
+              <w:rPr>
+                <w:rFonts w:ascii="Helvetica" w:hAnsi="Helvetica" w:eastAsia="Helvetica" w:cs="Helvetica"/>
+                <w:i w:val="false"/>
+                <w:b w:val="false"/>
+                <w:u w:val="none"/>
+                <w:sz w:val="22"/>
+                <w:szCs w:val="22"/>
+                <w:color w:val="000000"/>
+              </w:rPr>
+            </w:pPr>
+            <w:r>
+              <w:rPr>
+                <w:rFonts w:ascii="Helvetica" w:hAnsi="Helvetica" w:eastAsia="Helvetica" w:cs="Helvetica"/>
+                <w:i w:val="false"/>
+                <w:b w:val="false"/>
+                <w:u w:val="none"/>
+                <w:sz w:val="22"/>
+                <w:szCs w:val="22"/>
+                <w:color w:val="000000"/>
+              </w:rPr>
+              <w:t xml:space="preserve">0.413</w:t>
             </w:r>
           </w:p>
         </w:tc>
       </w:tr>
       <w:tr>
         <w:trPr>
-          <w:trHeight w:val="598" w:hRule="auto"/>
+          <w:trHeight w:val="619" w:hRule="auto"/>
         </w:trPr>
         body37
         <w:tc>
@@ -18147,7 +18147,7 @@
                 <w:szCs w:val="22"/>
                 <w:color w:val="000000"/>
               </w:rPr>
-              <w:t xml:space="preserve">cockcroft</w:t>
+              <w:t xml:space="preserve">ckd_epi_gfr_cre_cys</w:t>
             </w:r>
           </w:p>
         </w:tc>
@@ -18253,7 +18253,7 @@
                 <w:szCs w:val="22"/>
                 <w:color w:val="000000"/>
               </w:rPr>
-              <w:t xml:space="preserve">-0.06</w:t>
+              <w:t xml:space="preserve">-0.07</w:t>
             </w:r>
           </w:p>
         </w:tc>
@@ -18306,7 +18306,7 @@
                 <w:szCs w:val="22"/>
                 <w:color w:val="000000"/>
               </w:rPr>
-              <w:t xml:space="preserve">-0.11, -0.02</w:t>
+              <w:t xml:space="preserve">-0.13, -0.01</w:t>
             </w:r>
           </w:p>
         </w:tc>
@@ -18359,7 +18359,7 @@
                 <w:szCs w:val="22"/>
                 <w:color w:val="000000"/>
               </w:rPr>
-              <w:t xml:space="preserve">0.002</w:t>
+              <w:t xml:space="preserve">0.019</w:t>
             </w:r>
           </w:p>
         </w:tc>
@@ -18465,7 +18465,7 @@
                 <w:szCs w:val="22"/>
                 <w:color w:val="000000"/>
               </w:rPr>
-              <w:t xml:space="preserve">-0.13</w:t>
+              <w:t xml:space="preserve">-0.17</w:t>
             </w:r>
           </w:p>
         </w:tc>
@@ -18518,7 +18518,7 @@
                 <w:szCs w:val="22"/>
                 <w:color w:val="000000"/>
               </w:rPr>
-              <w:t xml:space="preserve">-0.20, -0.07</w:t>
+              <w:t xml:space="preserve">-0.25, -0.09</w:t>
             </w:r>
           </w:p>
         </w:tc>
